--- a/por/docx/017.content.docx
+++ b/por/docx/017.content.docx
@@ -19,7 +19,7 @@
         <w:rPr>
           <w:lang w:val="pt_PT" w:bidi="pt_PT"/>
         </w:rPr>
-        <w:t>Resource: Termos Chave (SRV)</w:t>
+        <w:t>Resource: Familiarization, Internalization, Articulation (Fia) Terms</w:t>
       </w:r>
       <w:r>
         <w:rPr>
@@ -39,37 +39,80 @@
           <w:b/>
           <w:lang w:val="pt_PT" w:bidi="pt_PT"/>
         </w:rPr>
-        <w:t>Familiarization, Internalization, Articulation (FIA) Key Terms</w:t>
-      </w:r>
-      <w:r>
-        <w:rPr>
-          <w:lang w:val="pt_PT" w:bidi="pt_PT"/>
-        </w:rPr>
-        <w:t xml:space="preserve"> © 2023 SRV Partners Released under CC BY-SA 4.0 license. </w:t>
-      </w:r>
-      <w:r>
-        <w:rPr>
-          <w:lang w:val="pt_PT" w:bidi="pt_PT"/>
-        </w:rPr>
-        <w:t>Familiarization, Internalization, Articulation (FIA) Key Terms</w:t>
-      </w:r>
-      <w:r>
-        <w:rPr>
-          <w:lang w:val="pt_PT" w:bidi="pt_PT"/>
-        </w:rPr>
-        <w:t xml:space="preserve"> has been adapted in the following languages Tok Pisin, عربي, Français, हिंदी, Bahasa Indonesia, Português, Русский, Español, Kiswahili, 简体中文 from </w:t>
-      </w:r>
-      <w:r>
-        <w:rPr>
-          <w:lang w:val="pt_PT" w:bidi="pt_PT"/>
-        </w:rPr>
-        <w:t>Familiarization, Internalization, Articulation (FIA)</w:t>
-      </w:r>
-      <w:r>
-        <w:rPr>
-          <w:lang w:val="pt_PT" w:bidi="pt_PT"/>
-        </w:rPr>
-        <w:t xml:space="preserve"> © 2023 SRV Partners. Released under CC BY-SA 4.0 license by Mission Mutual</w:t>
+        <w:t>Familiarization, Internalization, Articulation (Fia) Terms</w:t>
+      </w:r>
+      <w:r>
+        <w:rPr>
+          <w:lang w:val="pt_PT" w:bidi="pt_PT"/>
+        </w:rPr>
+        <w:t xml:space="preserve"> (Portuguese) is based on: </w:t>
+      </w:r>
+      <w:r>
+        <w:rPr>
+          <w:lang w:val="pt_PT" w:bidi="pt_PT"/>
+        </w:rPr>
+        <w:t>Familiarization, Internalization, Articulation (Fia) Terms</w:t>
+      </w:r>
+      <w:r>
+        <w:rPr>
+          <w:lang w:val="pt_PT" w:bidi="pt_PT"/>
+        </w:rPr>
+        <w:t xml:space="preserve">, </w:t>
+      </w:r>
+      <w:hyperlink r:id="rId13">
+        <w:r>
+          <w:rPr>
+            <w:lang w:val="pt_PT" w:bidi="pt_PT"/>
+          </w:rPr>
+          <w:rPr>
+            <w:color w:val="0000EE"/>
+            <w:u w:val="single"/>
+          </w:rPr>
+          <w:t>SRV Partners</w:t>
+        </w:r>
+      </w:hyperlink>
+      <w:r>
+        <w:rPr>
+          <w:lang w:val="pt_PT" w:bidi="pt_PT"/>
+        </w:rPr>
+        <w:t xml:space="preserve">, 2023, which is licensed under a </w:t>
+      </w:r>
+      <w:hyperlink r:id="rId14">
+        <w:r>
+          <w:rPr>
+            <w:lang w:val="pt_PT" w:bidi="pt_PT"/>
+          </w:rPr>
+          <w:rPr>
+            <w:color w:val="0000EE"/>
+            <w:u w:val="single"/>
+          </w:rPr>
+          <w:t>CC BY-SA 4.0 license</w:t>
+        </w:r>
+      </w:hyperlink>
+      <w:r>
+        <w:rPr>
+          <w:lang w:val="pt_PT" w:bidi="pt_PT"/>
+        </w:rPr>
+        <w:t>.</w:t>
+      </w:r>
+      <w:r>
+        <w:rPr>
+          <w:lang w:val="pt_PT" w:bidi="pt_PT"/>
+        </w:rPr>
+      </w:r>
+    </w:p>
+    <w:p>
+      <w:pPr/>
+      <w:r>
+        <w:rPr>
+          <w:lang w:val="pt_PT" w:bidi="pt_PT"/>
+        </w:rPr>
+      </w:r>
+      <w:r>
+        <w:rPr>
+          <w:lang w:val="pt_PT" w:bidi="pt_PT"/>
+        </w:rPr>
+        <w:t>This PDF version is provided under the same license.</w:t>
       </w:r>
       <w:r>
         <w:rPr>
@@ -90,7 +133,7 @@
         <w:rPr>
           <w:lang w:val="pt_PT" w:bidi="pt_PT"/>
         </w:rPr>
-        <w:t>Termos Chave (SRV)</w:t>
+        <w:t>Familiarization, Internalization, Articulation (Fia) Terms</w:t>
       </w:r>
     </w:p>
     <w:p>
@@ -127,7 +170,7 @@
         <w:rPr>
           <w:lang w:val="pt_PT" w:bidi="pt_PT"/>
         </w:rPr>
-        <w:t>S</w:t>
+        <w:t>R</w:t>
       </w:r>
       <w:r>
         <w:rPr>
@@ -190,7 +233,1085 @@
         <w:rPr>
           <w:lang w:val="pt_PT" w:bidi="pt_PT"/>
         </w:rPr>
-        <w:t>sábado</w:t>
+        <w:t>rabi</w:t>
+      </w:r>
+      <w:r>
+        <w:rPr>
+          <w:lang w:val="pt_PT" w:bidi="pt_PT"/>
+        </w:rPr>
+      </w:r>
+    </w:p>
+    <w:p>
+      <w:pPr/>
+      <w:r>
+        <w:rPr>
+          <w:lang w:val="pt_PT" w:bidi="pt_PT"/>
+        </w:rPr>
+      </w:r>
+      <w:r>
+        <w:rPr>
+          <w:b/>
+          <w:lang w:val="pt_PT" w:bidi="pt_PT"/>
+        </w:rPr>
+        <w:t>Rabi</w:t>
+      </w:r>
+      <w:r>
+        <w:rPr>
+          <w:lang w:val="pt_PT" w:bidi="pt_PT"/>
+        </w:rPr>
+        <w:t xml:space="preserve"> é um nome que as pessoas em </w:t>
+      </w:r>
+      <w:hyperlink r:id="rId15">
+        <w:r>
+          <w:rPr>
+            <w:lang w:val="pt_PT" w:bidi="pt_PT"/>
+          </w:rPr>
+          <w:rPr>
+            <w:color w:val="0000EE"/>
+            <w:u w:val="single"/>
+          </w:rPr>
+          <w:t>Israel</w:t>
+        </w:r>
+      </w:hyperlink>
+      <w:r>
+        <w:rPr>
+          <w:lang w:val="pt_PT" w:bidi="pt_PT"/>
+        </w:rPr>
+        <w:t xml:space="preserve"> davam a um </w:t>
+      </w:r>
+      <w:hyperlink r:id="rId16">
+        <w:r>
+          <w:rPr>
+            <w:lang w:val="pt_PT" w:bidi="pt_PT"/>
+          </w:rPr>
+          <w:rPr>
+            <w:color w:val="0000EE"/>
+            <w:u w:val="single"/>
+          </w:rPr>
+          <w:t>mestre</w:t>
+        </w:r>
+      </w:hyperlink>
+      <w:r>
+        <w:rPr>
+          <w:lang w:val="pt_PT" w:bidi="pt_PT"/>
+        </w:rPr>
+        <w:t xml:space="preserve"> religioso. No idioma deles a palavra significa “meu grande”, ou “meu grande mestre”. Quando alguém chama outra pessoa de “rabi”, ele está expressando respeito a essa pessoa. Algumas traduções mantêm a palavra “rabi”, e outras traduções dizem apenas “mestre”.</w:t>
+      </w:r>
+    </w:p>
+    <w:p>
+      <w:pPr/>
+      <w:r>
+        <w:rPr>
+          <w:lang w:val="pt_PT" w:bidi="pt_PT"/>
+        </w:rPr>
+      </w:r>
+      <w:r>
+        <w:rPr>
+          <w:b/>
+          <w:lang w:val="pt_PT" w:bidi="pt_PT"/>
+        </w:rPr>
+        <w:t>Quando você estiver traduzindo “rabi”, tenha cuidado com as seguintes coisas:</w:t>
+      </w:r>
+    </w:p>
+    <w:p>
+      <w:pPr/>
+      <w:r>
+        <w:rPr>
+          <w:lang w:val="pt_PT" w:bidi="pt_PT"/>
+        </w:rPr>
+      </w:r>
+      <w:r>
+        <w:rPr>
+          <w:lang w:val="pt_PT" w:bidi="pt_PT"/>
+        </w:rPr>
+        <w:t>Você pode usar uma palavra ou frase em seu idioma que significa “mestre”. Mas a palavra não deve ser uma palavra que é usada apenas para um mestre de crianças em uma escola.</w:t>
+      </w:r>
+      <w:r>
+        <w:rPr>
+          <w:lang w:val="pt_PT" w:bidi="pt_PT"/>
+        </w:rPr>
+      </w:r>
+      <w:r>
+        <w:rPr>
+          <w:lang w:val="pt_PT" w:bidi="pt_PT"/>
+        </w:rPr>
+      </w:r>
+    </w:p>
+    <w:p>
+      <w:pPr/>
+      <w:r>
+        <w:rPr>
+          <w:lang w:val="pt_PT" w:bidi="pt_PT"/>
+        </w:rPr>
+      </w:r>
+    </w:p>
+    <w:p>
+      <w:pPr>
+        <w:pStyle w:val="Heading2"/>
+      </w:pPr>
+      <w:r>
+        <w:rPr>
+          <w:lang w:val="pt_PT" w:bidi="pt_PT"/>
+        </w:rPr>
+        <w:t>rabi</w:t>
+      </w:r>
+      <w:r>
+        <w:rPr>
+          <w:lang w:val="pt_PT" w:bidi="pt_PT"/>
+        </w:rPr>
+      </w:r>
+    </w:p>
+    <w:p>
+      <w:pPr>
+        <w:pStyle w:val="Heading4"/>
+      </w:pPr>
+      <w:r>
+        <w:rPr>
+          <w:lang w:val="pt_PT" w:bidi="pt_PT"/>
+        </w:rPr>
+        <w:t>Audio Content</w:t>
+      </w:r>
+      <w:r>
+        <w:rPr>
+          <w:lang w:val="pt_PT" w:bidi="pt_PT"/>
+        </w:rPr>
+      </w:r>
+    </w:p>
+    <w:p>
+      <w:pPr/>
+      <w:r>
+        <w:rPr>
+          <w:lang w:val="pt_PT" w:bidi="pt_PT"/>
+        </w:rPr>
+      </w:r>
+      <w:hyperlink r:id="rId17">
+        <w:r>
+          <w:rPr>
+            <w:lang w:val="pt_PT" w:bidi="pt_PT"/>
+          </w:rPr>
+          <w:rPr>
+            <w:color w:val="0000EE"/>
+            <w:u w:val="single"/>
+          </w:rPr>
+          <w:t>mp3 file</w:t>
+        </w:r>
+      </w:hyperlink>
+      <w:r>
+        <w:rPr>
+          <w:lang w:val="pt_PT" w:bidi="pt_PT"/>
+        </w:rPr>
+        <w:t xml:space="preserve"> (None KB)</w:t>
+      </w:r>
+      <w:r>
+        <w:rPr>
+          <w:lang w:val="pt_PT" w:bidi="pt_PT"/>
+        </w:rPr>
+      </w:r>
+      <w:r>
+        <w:rPr>
+          <w:lang w:val="pt_PT" w:bidi="pt_PT"/>
+        </w:rPr>
+      </w:r>
+    </w:p>
+    <w:p>
+      <w:pPr/>
+      <w:r>
+        <w:rPr>
+          <w:lang w:val="pt_PT" w:bidi="pt_PT"/>
+        </w:rPr>
+      </w:r>
+    </w:p>
+    <w:p>
+      <w:pPr>
+        <w:pStyle w:val="Heading2"/>
+      </w:pPr>
+      <w:r>
+        <w:rPr>
+          <w:lang w:val="pt_PT" w:bidi="pt_PT"/>
+        </w:rPr>
+        <w:t>rede de pesca</w:t>
+      </w:r>
+      <w:r>
+        <w:rPr>
+          <w:lang w:val="pt_PT" w:bidi="pt_PT"/>
+        </w:rPr>
+      </w:r>
+    </w:p>
+    <w:p>
+      <w:pPr/>
+      <w:r>
+        <w:rPr>
+          <w:lang w:val="pt_PT" w:bidi="pt_PT"/>
+        </w:rPr>
+      </w:r>
+      <w:r>
+        <w:rPr>
+          <w:lang w:val="pt_PT" w:bidi="pt_PT"/>
+        </w:rPr>
+        <w:t xml:space="preserve">Uma </w:t>
+      </w:r>
+      <w:r>
+        <w:rPr>
+          <w:b/>
+          <w:lang w:val="pt_PT" w:bidi="pt_PT"/>
+        </w:rPr>
+        <w:t>rede de pesca</w:t>
+      </w:r>
+      <w:r>
+        <w:rPr>
+          <w:lang w:val="pt_PT" w:bidi="pt_PT"/>
+        </w:rPr>
+        <w:t xml:space="preserve"> é uma ferramenta que as pessoas usam para pescar peixes. As pessoas amarram cordas finas para fazer um tipo de pano que é feito basicamente apenas de buracos muitos pequenos. Um pescador jogará a rede na água e então a puxará de volta quando os peixes tiverem nadado entre a rede. Quando o pescador puxa a rede, a água drenará da rede, mas os peixes não poderão escapar pelos pequenos buracos e eles são capturados.</w:t>
+      </w:r>
+    </w:p>
+    <w:p>
+      <w:pPr/>
+      <w:r>
+        <w:rPr>
+          <w:lang w:val="pt_PT" w:bidi="pt_PT"/>
+        </w:rPr>
+      </w:r>
+      <w:r>
+        <w:rPr>
+          <w:lang w:val="pt_PT" w:bidi="pt_PT"/>
+        </w:rPr>
+        <w:t>Você pode olhar para uma imagem de uma rede de pesca no dicionário bíblico visual.</w:t>
+      </w:r>
+      <w:r>
+        <w:rPr>
+          <w:lang w:val="pt_PT" w:bidi="pt_PT"/>
+        </w:rPr>
+      </w:r>
+      <w:r>
+        <w:rPr>
+          <w:lang w:val="pt_PT" w:bidi="pt_PT"/>
+        </w:rPr>
+      </w:r>
+    </w:p>
+    <w:p>
+      <w:pPr/>
+      <w:r>
+        <w:rPr>
+          <w:lang w:val="pt_PT" w:bidi="pt_PT"/>
+        </w:rPr>
+      </w:r>
+    </w:p>
+    <w:p>
+      <w:pPr>
+        <w:pStyle w:val="Heading2"/>
+      </w:pPr>
+      <w:r>
+        <w:rPr>
+          <w:lang w:val="pt_PT" w:bidi="pt_PT"/>
+        </w:rPr>
+        <w:t>rede de pesca</w:t>
+      </w:r>
+      <w:r>
+        <w:rPr>
+          <w:lang w:val="pt_PT" w:bidi="pt_PT"/>
+        </w:rPr>
+      </w:r>
+    </w:p>
+    <w:p>
+      <w:pPr>
+        <w:pStyle w:val="Heading4"/>
+      </w:pPr>
+      <w:r>
+        <w:rPr>
+          <w:lang w:val="pt_PT" w:bidi="pt_PT"/>
+        </w:rPr>
+        <w:t>Audio Content</w:t>
+      </w:r>
+      <w:r>
+        <w:rPr>
+          <w:lang w:val="pt_PT" w:bidi="pt_PT"/>
+        </w:rPr>
+      </w:r>
+    </w:p>
+    <w:p>
+      <w:pPr/>
+      <w:r>
+        <w:rPr>
+          <w:lang w:val="pt_PT" w:bidi="pt_PT"/>
+        </w:rPr>
+      </w:r>
+      <w:hyperlink r:id="rId17">
+        <w:r>
+          <w:rPr>
+            <w:lang w:val="pt_PT" w:bidi="pt_PT"/>
+          </w:rPr>
+          <w:rPr>
+            <w:color w:val="0000EE"/>
+            <w:u w:val="single"/>
+          </w:rPr>
+          <w:t>mp3 file</w:t>
+        </w:r>
+      </w:hyperlink>
+      <w:r>
+        <w:rPr>
+          <w:lang w:val="pt_PT" w:bidi="pt_PT"/>
+        </w:rPr>
+        <w:t xml:space="preserve"> (None KB)</w:t>
+      </w:r>
+      <w:r>
+        <w:rPr>
+          <w:lang w:val="pt_PT" w:bidi="pt_PT"/>
+        </w:rPr>
+      </w:r>
+      <w:r>
+        <w:rPr>
+          <w:lang w:val="pt_PT" w:bidi="pt_PT"/>
+        </w:rPr>
+      </w:r>
+    </w:p>
+    <w:p>
+      <w:pPr/>
+      <w:r>
+        <w:rPr>
+          <w:lang w:val="pt_PT" w:bidi="pt_PT"/>
+        </w:rPr>
+      </w:r>
+    </w:p>
+    <w:p>
+      <w:pPr>
+        <w:pStyle w:val="Heading2"/>
+      </w:pPr>
+      <w:r>
+        <w:rPr>
+          <w:lang w:val="pt_PT" w:bidi="pt_PT"/>
+        </w:rPr>
+        <w:t>redimir</w:t>
+      </w:r>
+      <w:r>
+        <w:rPr>
+          <w:lang w:val="pt_PT" w:bidi="pt_PT"/>
+        </w:rPr>
+      </w:r>
+    </w:p>
+    <w:p>
+      <w:pPr/>
+      <w:r>
+        <w:rPr>
+          <w:lang w:val="pt_PT" w:bidi="pt_PT"/>
+        </w:rPr>
+      </w:r>
+      <w:r>
+        <w:rPr>
+          <w:lang w:val="pt_PT" w:bidi="pt_PT"/>
+        </w:rPr>
+        <w:t>A Bíblia usa palavras terrenas para falar sobre coisas celestiais. Palavras terrenas e coisas celestiais não se encaixam perfeitamente, mas elas nos dão uma imagem útil de Deus e do que Deus faz.</w:t>
+      </w:r>
+    </w:p>
+    <w:p>
+      <w:pPr/>
+      <w:r>
+        <w:rPr>
+          <w:lang w:val="pt_PT" w:bidi="pt_PT"/>
+        </w:rPr>
+      </w:r>
+      <w:r>
+        <w:rPr>
+          <w:lang w:val="pt_PT" w:bidi="pt_PT"/>
+        </w:rPr>
+        <w:t xml:space="preserve">A Bíblia tem várias maneiras úteis de falar sobre como Deus </w:t>
+      </w:r>
+      <w:r>
+        <w:rPr>
+          <w:b/>
+          <w:lang w:val="pt_PT" w:bidi="pt_PT"/>
+        </w:rPr>
+        <w:t>redime</w:t>
+      </w:r>
+      <w:r>
+        <w:rPr>
+          <w:lang w:val="pt_PT" w:bidi="pt_PT"/>
+        </w:rPr>
+        <w:t>, ou liberta, seu povo.</w:t>
+      </w:r>
+    </w:p>
+    <w:p>
+      <w:pPr/>
+      <w:r>
+        <w:rPr>
+          <w:lang w:val="pt_PT" w:bidi="pt_PT"/>
+        </w:rPr>
+      </w:r>
+      <w:r>
+        <w:rPr>
+          <w:lang w:val="pt_PT" w:bidi="pt_PT"/>
+        </w:rPr>
+        <w:t xml:space="preserve">Os </w:t>
+      </w:r>
+      <w:hyperlink r:id="rId18">
+        <w:r>
+          <w:rPr>
+            <w:lang w:val="pt_PT" w:bidi="pt_PT"/>
+          </w:rPr>
+          <w:rPr>
+            <w:color w:val="0000EE"/>
+            <w:u w:val="single"/>
+          </w:rPr>
+          <w:t>escravos</w:t>
+        </w:r>
+      </w:hyperlink>
+      <w:r>
+        <w:rPr>
+          <w:lang w:val="pt_PT" w:bidi="pt_PT"/>
+        </w:rPr>
+        <w:t xml:space="preserve"> devem servir seus senhores. As pessoas que têm dívidas devem pagar suas dívidas. Quando você está redimindo uma pessoa, você está liberando essa pessoa da dívida ou escravidão. Isso poderia envolver pagar a dívida de uma pessoa. A pessoa que é liberta é redimida. Normalmente as pessoas redimem parentes ou outros que elas conhecem. Às vezes uma pessoa gentil que tem dinheiro suficiente pode redimir um estranho do qual ela sente pena.</w:t>
+      </w:r>
+    </w:p>
+    <w:p>
+      <w:pPr/>
+      <w:r>
+        <w:rPr>
+          <w:lang w:val="pt_PT" w:bidi="pt_PT"/>
+        </w:rPr>
+      </w:r>
+      <w:r>
+        <w:rPr>
+          <w:lang w:val="pt_PT" w:bidi="pt_PT"/>
+        </w:rPr>
+        <w:t xml:space="preserve">Outro exemplo de redenção é o de uma família pobre que deve vender sua terra por alguma razão. Deus havia feito uma regra de que a terra em </w:t>
+      </w:r>
+      <w:hyperlink r:id="rId15">
+        <w:r>
+          <w:rPr>
+            <w:lang w:val="pt_PT" w:bidi="pt_PT"/>
+          </w:rPr>
+          <w:rPr>
+            <w:color w:val="0000EE"/>
+            <w:u w:val="single"/>
+          </w:rPr>
+          <w:t>Israel</w:t>
+        </w:r>
+      </w:hyperlink>
+      <w:r>
+        <w:rPr>
+          <w:lang w:val="pt_PT" w:bidi="pt_PT"/>
+        </w:rPr>
+        <w:t xml:space="preserve"> deveria sempre ficar dentro da família. Se uma família era tão pobre que ela tinha que vender uma parte de sua terra, então um parente deve comprá-la dele, se possível. Dessa maneira, a terra ficava na família. Dizemos que o parente “redimiu” a terra. Às vezes um parente não poderia comprar ou redimir a terra. No entanto, Deus havia feito uma regra de que a cada 50 anos — chamado de </w:t>
+      </w:r>
+      <w:hyperlink r:id="rId19">
+        <w:r>
+          <w:rPr>
+            <w:lang w:val="pt_PT" w:bidi="pt_PT"/>
+          </w:rPr>
+          <w:rPr>
+            <w:color w:val="0000EE"/>
+            <w:u w:val="single"/>
+          </w:rPr>
+          <w:t>ano do Jubileu</w:t>
+        </w:r>
+      </w:hyperlink>
+      <w:r>
+        <w:rPr>
+          <w:lang w:val="pt_PT" w:bidi="pt_PT"/>
+        </w:rPr>
+        <w:t xml:space="preserve"> — toda a terra tinha que voltar para os proprietários originais! Dessa maneira, Deus garantia que ninguém nunca se tornasse pobre demais.</w:t>
+      </w:r>
+    </w:p>
+    <w:p>
+      <w:pPr/>
+      <w:r>
+        <w:rPr>
+          <w:lang w:val="pt_PT" w:bidi="pt_PT"/>
+        </w:rPr>
+      </w:r>
+      <w:r>
+        <w:rPr>
+          <w:lang w:val="pt_PT" w:bidi="pt_PT"/>
+        </w:rPr>
+        <w:t xml:space="preserve">A Bíblia usa a imagem de comprar alguém gratuitamente para descrever o que Deus fez pelas pessoas. No Antigo Testamento, Deus libertou o povo de Israel da escravidão no Egito. Deus não pagou nada aos egípcios para libertar os </w:t>
+      </w:r>
+      <w:hyperlink r:id="rId20">
+        <w:r>
+          <w:rPr>
+            <w:lang w:val="pt_PT" w:bidi="pt_PT"/>
+          </w:rPr>
+          <w:rPr>
+            <w:color w:val="0000EE"/>
+            <w:u w:val="single"/>
+          </w:rPr>
+          <w:t>israelitas</w:t>
+        </w:r>
+      </w:hyperlink>
+      <w:r>
+        <w:rPr>
+          <w:lang w:val="pt_PT" w:bidi="pt_PT"/>
+        </w:rPr>
+        <w:t>; Deus libertou os israelitas porque Deus é poderoso. Deus descreveu o que ele fez por Israel dizendo que Ele redimiu o povo de Israel.</w:t>
+      </w:r>
+    </w:p>
+    <w:p>
+      <w:pPr/>
+      <w:r>
+        <w:rPr>
+          <w:lang w:val="pt_PT" w:bidi="pt_PT"/>
+        </w:rPr>
+      </w:r>
+      <w:r>
+        <w:rPr>
+          <w:lang w:val="pt_PT" w:bidi="pt_PT"/>
+        </w:rPr>
+        <w:t xml:space="preserve">No Novo Testamento, aprendemos que Deus nos redimiu, ou nos libertou, da escravidão do </w:t>
+      </w:r>
+      <w:hyperlink r:id="rId21">
+        <w:r>
+          <w:rPr>
+            <w:lang w:val="pt_PT" w:bidi="pt_PT"/>
+          </w:rPr>
+          <w:rPr>
+            <w:color w:val="0000EE"/>
+            <w:u w:val="single"/>
+          </w:rPr>
+          <w:t>pecado</w:t>
+        </w:r>
+      </w:hyperlink>
+      <w:r>
+        <w:rPr>
+          <w:lang w:val="pt_PT" w:bidi="pt_PT"/>
+        </w:rPr>
+        <w:t>. A ideia de redenção, ou Deus nos redimindo, nos mostra o que Deus fez. No entanto, devemos lembrar que Deus não pagou nada a ninguém por nós. Deus não precisa pagar algo a alguém; ele é poderoso o suficiente para nos salvar. Mas Deus ofereceu seu filho em nosso lugar, como alguém oferece pagamento, para nos tornar livres da escravidão do pecado e do mal. É como se Deus pagasse um preço muito caro por isso: sua própria vida, a vida de Jesus. Por causa desse preço caro, as pessoas podem ser livres. Deus nos redimiu. Recebemos redenção. Redenção é uma palavra maravilhosa que nos ajuda a entender a Deus e o que Ele fez quando Deus nos redimiu, ou nos tornou livres.</w:t>
+      </w:r>
+      <w:r>
+        <w:rPr>
+          <w:lang w:val="pt_PT" w:bidi="pt_PT"/>
+        </w:rPr>
+      </w:r>
+      <w:r>
+        <w:rPr>
+          <w:lang w:val="pt_PT" w:bidi="pt_PT"/>
+        </w:rPr>
+      </w:r>
+    </w:p>
+    <w:p>
+      <w:pPr/>
+      <w:r>
+        <w:rPr>
+          <w:lang w:val="pt_PT" w:bidi="pt_PT"/>
+        </w:rPr>
+      </w:r>
+    </w:p>
+    <w:p>
+      <w:pPr>
+        <w:pStyle w:val="Heading2"/>
+      </w:pPr>
+      <w:r>
+        <w:rPr>
+          <w:lang w:val="pt_PT" w:bidi="pt_PT"/>
+        </w:rPr>
+        <w:t>redimir</w:t>
+      </w:r>
+      <w:r>
+        <w:rPr>
+          <w:lang w:val="pt_PT" w:bidi="pt_PT"/>
+        </w:rPr>
+      </w:r>
+    </w:p>
+    <w:p>
+      <w:pPr>
+        <w:pStyle w:val="Heading4"/>
+      </w:pPr>
+      <w:r>
+        <w:rPr>
+          <w:lang w:val="pt_PT" w:bidi="pt_PT"/>
+        </w:rPr>
+        <w:t>Audio Content</w:t>
+      </w:r>
+      <w:r>
+        <w:rPr>
+          <w:lang w:val="pt_PT" w:bidi="pt_PT"/>
+        </w:rPr>
+      </w:r>
+    </w:p>
+    <w:p>
+      <w:pPr/>
+      <w:r>
+        <w:rPr>
+          <w:lang w:val="pt_PT" w:bidi="pt_PT"/>
+        </w:rPr>
+      </w:r>
+      <w:hyperlink r:id="rId17">
+        <w:r>
+          <w:rPr>
+            <w:lang w:val="pt_PT" w:bidi="pt_PT"/>
+          </w:rPr>
+          <w:rPr>
+            <w:color w:val="0000EE"/>
+            <w:u w:val="single"/>
+          </w:rPr>
+          <w:t>mp3 file</w:t>
+        </w:r>
+      </w:hyperlink>
+      <w:r>
+        <w:rPr>
+          <w:lang w:val="pt_PT" w:bidi="pt_PT"/>
+        </w:rPr>
+        <w:t xml:space="preserve"> (None KB)</w:t>
+      </w:r>
+      <w:r>
+        <w:rPr>
+          <w:lang w:val="pt_PT" w:bidi="pt_PT"/>
+        </w:rPr>
+      </w:r>
+      <w:r>
+        <w:rPr>
+          <w:lang w:val="pt_PT" w:bidi="pt_PT"/>
+        </w:rPr>
+      </w:r>
+    </w:p>
+    <w:p>
+      <w:pPr/>
+      <w:r>
+        <w:rPr>
+          <w:lang w:val="pt_PT" w:bidi="pt_PT"/>
+        </w:rPr>
+      </w:r>
+    </w:p>
+    <w:p>
+      <w:pPr>
+        <w:pStyle w:val="Heading2"/>
+      </w:pPr>
+      <w:r>
+        <w:rPr>
+          <w:lang w:val="pt_PT" w:bidi="pt_PT"/>
+        </w:rPr>
+        <w:t>região desabitada</w:t>
+      </w:r>
+      <w:r>
+        <w:rPr>
+          <w:lang w:val="pt_PT" w:bidi="pt_PT"/>
+        </w:rPr>
+      </w:r>
+    </w:p>
+    <w:p>
+      <w:pPr/>
+      <w:r>
+        <w:rPr>
+          <w:lang w:val="pt_PT" w:bidi="pt_PT"/>
+        </w:rPr>
+      </w:r>
+      <w:r>
+        <w:rPr>
+          <w:lang w:val="pt_PT" w:bidi="pt_PT"/>
+        </w:rPr>
+        <w:t xml:space="preserve">Um </w:t>
+      </w:r>
+      <w:hyperlink r:id="rId22">
+        <w:r>
+          <w:rPr>
+            <w:lang w:val="pt_PT" w:bidi="pt_PT"/>
+          </w:rPr>
+          <w:rPr>
+            <w:color w:val="0000EE"/>
+            <w:u w:val="single"/>
+          </w:rPr>
+          <w:t>deserto</w:t>
+        </w:r>
+      </w:hyperlink>
+      <w:r>
+        <w:rPr>
+          <w:lang w:val="pt_PT" w:bidi="pt_PT"/>
+        </w:rPr>
+        <w:t xml:space="preserve"> ou </w:t>
+      </w:r>
+      <w:r>
+        <w:rPr>
+          <w:b/>
+          <w:lang w:val="pt_PT" w:bidi="pt_PT"/>
+        </w:rPr>
+        <w:t>região desabitada</w:t>
+      </w:r>
+      <w:r>
+        <w:rPr>
+          <w:lang w:val="pt_PT" w:bidi="pt_PT"/>
+        </w:rPr>
+        <w:t xml:space="preserve"> é um lugar solitário e estéril, sem água. Quase não há árvores ou arbustos crescendo em um deserto. O chão é seco e rochoso, e há animais selvagens rondando por toda área. As pessoas não vivem no deserto.</w:t>
+      </w:r>
+      <w:r>
+        <w:rPr>
+          <w:lang w:val="pt_PT" w:bidi="pt_PT"/>
+        </w:rPr>
+      </w:r>
+      <w:r>
+        <w:rPr>
+          <w:lang w:val="pt_PT" w:bidi="pt_PT"/>
+        </w:rPr>
+      </w:r>
+    </w:p>
+    <w:p>
+      <w:pPr/>
+      <w:r>
+        <w:rPr>
+          <w:lang w:val="pt_PT" w:bidi="pt_PT"/>
+        </w:rPr>
+      </w:r>
+    </w:p>
+    <w:p>
+      <w:pPr>
+        <w:pStyle w:val="Heading2"/>
+      </w:pPr>
+      <w:r>
+        <w:rPr>
+          <w:lang w:val="pt_PT" w:bidi="pt_PT"/>
+        </w:rPr>
+        <w:t>região desabitada</w:t>
+      </w:r>
+      <w:r>
+        <w:rPr>
+          <w:lang w:val="pt_PT" w:bidi="pt_PT"/>
+        </w:rPr>
+      </w:r>
+    </w:p>
+    <w:p>
+      <w:pPr>
+        <w:pStyle w:val="Heading4"/>
+      </w:pPr>
+      <w:r>
+        <w:rPr>
+          <w:lang w:val="pt_PT" w:bidi="pt_PT"/>
+        </w:rPr>
+        <w:t>Audio Content</w:t>
+      </w:r>
+      <w:r>
+        <w:rPr>
+          <w:lang w:val="pt_PT" w:bidi="pt_PT"/>
+        </w:rPr>
+      </w:r>
+    </w:p>
+    <w:p>
+      <w:pPr/>
+      <w:r>
+        <w:rPr>
+          <w:lang w:val="pt_PT" w:bidi="pt_PT"/>
+        </w:rPr>
+      </w:r>
+      <w:hyperlink r:id="rId17">
+        <w:r>
+          <w:rPr>
+            <w:lang w:val="pt_PT" w:bidi="pt_PT"/>
+          </w:rPr>
+          <w:rPr>
+            <w:color w:val="0000EE"/>
+            <w:u w:val="single"/>
+          </w:rPr>
+          <w:t>mp3 file</w:t>
+        </w:r>
+      </w:hyperlink>
+      <w:r>
+        <w:rPr>
+          <w:lang w:val="pt_PT" w:bidi="pt_PT"/>
+        </w:rPr>
+        <w:t xml:space="preserve"> (None KB)</w:t>
+      </w:r>
+      <w:r>
+        <w:rPr>
+          <w:lang w:val="pt_PT" w:bidi="pt_PT"/>
+        </w:rPr>
+      </w:r>
+      <w:r>
+        <w:rPr>
+          <w:lang w:val="pt_PT" w:bidi="pt_PT"/>
+        </w:rPr>
+      </w:r>
+    </w:p>
+    <w:p>
+      <w:pPr/>
+      <w:r>
+        <w:rPr>
+          <w:lang w:val="pt_PT" w:bidi="pt_PT"/>
+        </w:rPr>
+      </w:r>
+    </w:p>
+    <w:p>
+      <w:pPr>
+        <w:pStyle w:val="Heading2"/>
+      </w:pPr>
+      <w:r>
+        <w:rPr>
+          <w:lang w:val="pt_PT" w:bidi="pt_PT"/>
+        </w:rPr>
+        <w:t>rei</w:t>
+      </w:r>
+      <w:r>
+        <w:rPr>
+          <w:lang w:val="pt_PT" w:bidi="pt_PT"/>
+        </w:rPr>
+      </w:r>
+    </w:p>
+    <w:p>
+      <w:pPr/>
+      <w:r>
+        <w:rPr>
+          <w:lang w:val="pt_PT" w:bidi="pt_PT"/>
+        </w:rPr>
+      </w:r>
+      <w:r>
+        <w:rPr>
+          <w:lang w:val="pt_PT" w:bidi="pt_PT"/>
+        </w:rPr>
+        <w:t>Um rei é alguém que governa sobre uma cidade ou território, como uma região ou um país. Na época da Bíblia, um rei normalmente governava por toda vida — em outras palavras, até que ele morresse. Após sua morte, um de seus filhos se tornaria rei em seu lugar.</w:t>
+      </w:r>
+      <w:r>
+        <w:rPr>
+          <w:lang w:val="pt_PT" w:bidi="pt_PT"/>
+        </w:rPr>
+      </w:r>
+      <w:r>
+        <w:rPr>
+          <w:lang w:val="pt_PT" w:bidi="pt_PT"/>
+        </w:rPr>
+      </w:r>
+    </w:p>
+    <w:p>
+      <w:pPr/>
+      <w:r>
+        <w:rPr>
+          <w:lang w:val="pt_PT" w:bidi="pt_PT"/>
+        </w:rPr>
+      </w:r>
+    </w:p>
+    <w:p>
+      <w:pPr>
+        <w:pStyle w:val="Heading2"/>
+      </w:pPr>
+      <w:r>
+        <w:rPr>
+          <w:lang w:val="pt_PT" w:bidi="pt_PT"/>
+        </w:rPr>
+        <w:t>rei</w:t>
+      </w:r>
+      <w:r>
+        <w:rPr>
+          <w:lang w:val="pt_PT" w:bidi="pt_PT"/>
+        </w:rPr>
+      </w:r>
+    </w:p>
+    <w:p>
+      <w:pPr>
+        <w:pStyle w:val="Heading4"/>
+      </w:pPr>
+      <w:r>
+        <w:rPr>
+          <w:lang w:val="pt_PT" w:bidi="pt_PT"/>
+        </w:rPr>
+        <w:t>Audio Content</w:t>
+      </w:r>
+      <w:r>
+        <w:rPr>
+          <w:lang w:val="pt_PT" w:bidi="pt_PT"/>
+        </w:rPr>
+      </w:r>
+    </w:p>
+    <w:p>
+      <w:pPr/>
+      <w:r>
+        <w:rPr>
+          <w:lang w:val="pt_PT" w:bidi="pt_PT"/>
+        </w:rPr>
+      </w:r>
+      <w:hyperlink r:id="rId17">
+        <w:r>
+          <w:rPr>
+            <w:lang w:val="pt_PT" w:bidi="pt_PT"/>
+          </w:rPr>
+          <w:rPr>
+            <w:color w:val="0000EE"/>
+            <w:u w:val="single"/>
+          </w:rPr>
+          <w:t>mp3 file</w:t>
+        </w:r>
+      </w:hyperlink>
+      <w:r>
+        <w:rPr>
+          <w:lang w:val="pt_PT" w:bidi="pt_PT"/>
+        </w:rPr>
+        <w:t xml:space="preserve"> (None KB)</w:t>
+      </w:r>
+      <w:r>
+        <w:rPr>
+          <w:lang w:val="pt_PT" w:bidi="pt_PT"/>
+        </w:rPr>
+      </w:r>
+      <w:r>
+        <w:rPr>
+          <w:lang w:val="pt_PT" w:bidi="pt_PT"/>
+        </w:rPr>
+      </w:r>
+    </w:p>
+    <w:p>
+      <w:pPr/>
+      <w:r>
+        <w:rPr>
+          <w:lang w:val="pt_PT" w:bidi="pt_PT"/>
+        </w:rPr>
+      </w:r>
+    </w:p>
+    <w:p>
+      <w:pPr>
+        <w:pStyle w:val="Heading2"/>
+      </w:pPr>
+      <w:r>
+        <w:rPr>
+          <w:lang w:val="pt_PT" w:bidi="pt_PT"/>
+        </w:rPr>
+        <w:t>reino</w:t>
+      </w:r>
+      <w:r>
+        <w:rPr>
+          <w:lang w:val="pt_PT" w:bidi="pt_PT"/>
+        </w:rPr>
+      </w:r>
+    </w:p>
+    <w:p>
+      <w:pPr/>
+      <w:r>
+        <w:rPr>
+          <w:lang w:val="pt_PT" w:bidi="pt_PT"/>
+        </w:rPr>
+      </w:r>
+      <w:r>
+        <w:rPr>
+          <w:lang w:val="pt_PT" w:bidi="pt_PT"/>
+        </w:rPr>
+        <w:t xml:space="preserve">Um </w:t>
+      </w:r>
+      <w:r>
+        <w:rPr>
+          <w:b/>
+          <w:lang w:val="pt_PT" w:bidi="pt_PT"/>
+        </w:rPr>
+        <w:t>reino</w:t>
+      </w:r>
+      <w:r>
+        <w:rPr>
+          <w:lang w:val="pt_PT" w:bidi="pt_PT"/>
+        </w:rPr>
+        <w:t xml:space="preserve"> é o território ou o povo que um rei </w:t>
+      </w:r>
+      <w:hyperlink r:id="rId23">
+        <w:r>
+          <w:rPr>
+            <w:lang w:val="pt_PT" w:bidi="pt_PT"/>
+          </w:rPr>
+          <w:rPr>
+            <w:color w:val="0000EE"/>
+            <w:u w:val="single"/>
+          </w:rPr>
+          <w:t>governa</w:t>
+        </w:r>
+      </w:hyperlink>
+      <w:r>
+        <w:rPr>
+          <w:lang w:val="pt_PT" w:bidi="pt_PT"/>
+        </w:rPr>
+        <w:t>.</w:t>
+      </w:r>
+      <w:r>
+        <w:rPr>
+          <w:lang w:val="pt_PT" w:bidi="pt_PT"/>
+        </w:rPr>
+      </w:r>
+      <w:r>
+        <w:rPr>
+          <w:lang w:val="pt_PT" w:bidi="pt_PT"/>
+        </w:rPr>
+      </w:r>
+    </w:p>
+    <w:p>
+      <w:pPr/>
+      <w:r>
+        <w:rPr>
+          <w:lang w:val="pt_PT" w:bidi="pt_PT"/>
+        </w:rPr>
+      </w:r>
+    </w:p>
+    <w:p>
+      <w:pPr>
+        <w:pStyle w:val="Heading2"/>
+      </w:pPr>
+      <w:r>
+        <w:rPr>
+          <w:lang w:val="pt_PT" w:bidi="pt_PT"/>
+        </w:rPr>
+        <w:t>reino</w:t>
+      </w:r>
+      <w:r>
+        <w:rPr>
+          <w:lang w:val="pt_PT" w:bidi="pt_PT"/>
+        </w:rPr>
+      </w:r>
+    </w:p>
+    <w:p>
+      <w:pPr>
+        <w:pStyle w:val="Heading4"/>
+      </w:pPr>
+      <w:r>
+        <w:rPr>
+          <w:lang w:val="pt_PT" w:bidi="pt_PT"/>
+        </w:rPr>
+        <w:t>Audio Content</w:t>
+      </w:r>
+      <w:r>
+        <w:rPr>
+          <w:lang w:val="pt_PT" w:bidi="pt_PT"/>
+        </w:rPr>
+      </w:r>
+    </w:p>
+    <w:p>
+      <w:pPr/>
+      <w:r>
+        <w:rPr>
+          <w:lang w:val="pt_PT" w:bidi="pt_PT"/>
+        </w:rPr>
+      </w:r>
+      <w:hyperlink r:id="rId17">
+        <w:r>
+          <w:rPr>
+            <w:lang w:val="pt_PT" w:bidi="pt_PT"/>
+          </w:rPr>
+          <w:rPr>
+            <w:color w:val="0000EE"/>
+            <w:u w:val="single"/>
+          </w:rPr>
+          <w:t>mp3 file</w:t>
+        </w:r>
+      </w:hyperlink>
+      <w:r>
+        <w:rPr>
+          <w:lang w:val="pt_PT" w:bidi="pt_PT"/>
+        </w:rPr>
+        <w:t xml:space="preserve"> (None KB)</w:t>
+      </w:r>
+      <w:r>
+        <w:rPr>
+          <w:lang w:val="pt_PT" w:bidi="pt_PT"/>
+        </w:rPr>
+      </w:r>
+      <w:r>
+        <w:rPr>
+          <w:lang w:val="pt_PT" w:bidi="pt_PT"/>
+        </w:rPr>
+      </w:r>
+    </w:p>
+    <w:p>
+      <w:pPr/>
+      <w:r>
+        <w:rPr>
+          <w:lang w:val="pt_PT" w:bidi="pt_PT"/>
+        </w:rPr>
+      </w:r>
+    </w:p>
+    <w:p>
+      <w:pPr>
+        <w:pStyle w:val="Heading2"/>
+      </w:pPr>
+      <w:r>
+        <w:rPr>
+          <w:lang w:val="pt_PT" w:bidi="pt_PT"/>
+        </w:rPr>
+        <w:t>Reino de Deus</w:t>
       </w:r>
       <w:r>
         <w:rPr>
@@ -216,204 +1337,535 @@
           <w:b/>
           <w:lang w:val="pt_PT" w:bidi="pt_PT"/>
         </w:rPr>
-        <w:t>sábado</w:t>
-      </w:r>
-      <w:r>
-        <w:rPr>
-          <w:lang w:val="pt_PT" w:bidi="pt_PT"/>
-        </w:rPr>
-        <w:t xml:space="preserve"> é o sétimo dia da semana para os </w:t>
-      </w:r>
-      <w:r>
-        <w:rPr>
-          <w:lang w:val="pt_PT" w:bidi="pt_PT"/>
-        </w:rPr>
-        <w:t>judeus</w:t>
-      </w:r>
-      <w:r>
-        <w:rPr>
-          <w:lang w:val="pt_PT" w:bidi="pt_PT"/>
-        </w:rPr>
-        <w:t xml:space="preserve">. É um dia de descanso e </w:t>
-      </w:r>
-      <w:r>
-        <w:rPr>
-          <w:lang w:val="pt_PT" w:bidi="pt_PT"/>
-        </w:rPr>
-        <w:t>adoração</w:t>
-      </w:r>
-      <w:r>
-        <w:rPr>
-          <w:lang w:val="pt_PT" w:bidi="pt_PT"/>
-        </w:rPr>
-        <w:t xml:space="preserve"> a Deus. Nesse dia, os judeus muitas vezes se reúnem na </w:t>
-      </w:r>
-      <w:r>
-        <w:rPr>
-          <w:lang w:val="pt_PT" w:bidi="pt_PT"/>
-        </w:rPr>
-        <w:t>sinagoga</w:t>
-      </w:r>
-      <w:r>
-        <w:rPr>
-          <w:lang w:val="pt_PT" w:bidi="pt_PT"/>
-        </w:rPr>
-        <w:t xml:space="preserve"> — que é o lugar de encontro judaico local — para </w:t>
-      </w:r>
-      <w:r>
-        <w:rPr>
-          <w:lang w:val="pt_PT" w:bidi="pt_PT"/>
-        </w:rPr>
-        <w:t>orar</w:t>
-      </w:r>
-      <w:r>
-        <w:rPr>
-          <w:lang w:val="pt_PT" w:bidi="pt_PT"/>
-        </w:rPr>
-        <w:t xml:space="preserve"> e ouvir ensinamentos sobre Deus.</w:t>
-      </w:r>
-    </w:p>
-    <w:p>
-      <w:pPr/>
-      <w:r>
-        <w:rPr>
-          <w:lang w:val="pt_PT" w:bidi="pt_PT"/>
-        </w:rPr>
-      </w:r>
-      <w:r>
-        <w:rPr>
-          <w:lang w:val="pt_PT" w:bidi="pt_PT"/>
-        </w:rPr>
-        <w:t>Os judeus contavam os dias de noite em noite. Isso significa que o sábado começava na noite do sexto dia e terminava na noite do sétimo dia.</w:t>
-      </w:r>
-    </w:p>
-    <w:p>
-      <w:pPr/>
-      <w:r>
-        <w:rPr>
-          <w:lang w:val="pt_PT" w:bidi="pt_PT"/>
-        </w:rPr>
-      </w:r>
-      <w:r>
-        <w:rPr>
-          <w:lang w:val="pt_PT" w:bidi="pt_PT"/>
-        </w:rPr>
-        <w:t xml:space="preserve">Na época de Moisés, Deus havia ordenado aos </w:t>
-      </w:r>
-      <w:r>
-        <w:rPr>
-          <w:lang w:val="pt_PT" w:bidi="pt_PT"/>
-        </w:rPr>
-        <w:t>israelitas</w:t>
-      </w:r>
-      <w:r>
-        <w:rPr>
-          <w:lang w:val="pt_PT" w:bidi="pt_PT"/>
-        </w:rPr>
-        <w:t xml:space="preserve"> que descansassem de todo o seu trabalho em cada sétimo dia. Deus disse ao povo que ele havia criado o mundo em seis dias e descansou no sétimo dia. Por essa razão, o sétimo dia era um dia </w:t>
-      </w:r>
-      <w:r>
-        <w:rPr>
-          <w:lang w:val="pt_PT" w:bidi="pt_PT"/>
-        </w:rPr>
-        <w:t>santo</w:t>
-      </w:r>
-      <w:r>
-        <w:rPr>
-          <w:lang w:val="pt_PT" w:bidi="pt_PT"/>
-        </w:rPr>
-        <w:t>. O dia pertencia a Deus. Descansando a cada sétimo dia, o povo aprendia que eles podiam confiar em Deus para todas as suas necessidades. Eles não precisavam estar trabalhando o tempo todo, porque Deus estava cuidando deles. Esse dia de descanso era um belo presente de Deus para o povo. Os israelitas precisavam manter esse descanso durante todo o ano, mesmo durante o tempo ocupado da colheita. Mantendo esse dia de descanso, pessoas de outros países podiam ver que os judeus eram diferentes. Era um sinal de que os judeus eram o povo especial de Deus.</w:t>
-      </w:r>
-    </w:p>
-    <w:p>
-      <w:pPr/>
-      <w:r>
-        <w:rPr>
-          <w:lang w:val="pt_PT" w:bidi="pt_PT"/>
-        </w:rPr>
-      </w:r>
-      <w:r>
-        <w:rPr>
-          <w:lang w:val="pt_PT" w:bidi="pt_PT"/>
-        </w:rPr>
-        <w:t xml:space="preserve">Era muito importante para Deus que os israelitas fizessem as coisas certas no sábado. Se alguém </w:t>
+        <w:t>reino de Deus</w:t>
+      </w:r>
+      <w:r>
+        <w:rPr>
+          <w:lang w:val="pt_PT" w:bidi="pt_PT"/>
+        </w:rPr>
+        <w:t xml:space="preserve"> e o </w:t>
+      </w:r>
+      <w:r>
+        <w:rPr>
+          <w:b/>
+          <w:lang w:val="pt_PT" w:bidi="pt_PT"/>
+        </w:rPr>
+        <w:t>reino dos céus</w:t>
+      </w:r>
+      <w:r>
+        <w:rPr>
+          <w:lang w:val="pt_PT" w:bidi="pt_PT"/>
+        </w:rPr>
+        <w:t xml:space="preserve"> significam a mesma coisa. Uma vez que nos tempos antigos os </w:t>
+      </w:r>
+      <w:hyperlink r:id="rId24">
+        <w:r>
+          <w:rPr>
+            <w:lang w:val="pt_PT" w:bidi="pt_PT"/>
+          </w:rPr>
+          <w:rPr>
+            <w:color w:val="0000EE"/>
+            <w:u w:val="single"/>
+          </w:rPr>
+          <w:t>judeus</w:t>
+        </w:r>
+      </w:hyperlink>
+      <w:r>
+        <w:rPr>
+          <w:lang w:val="pt_PT" w:bidi="pt_PT"/>
+        </w:rPr>
+        <w:t xml:space="preserve"> pensavam que era desrespeitoso dizer o nome de Deus, eles às vezes diziam “</w:t>
+      </w:r>
+      <w:hyperlink r:id="rId25">
+        <w:r>
+          <w:rPr>
+            <w:lang w:val="pt_PT" w:bidi="pt_PT"/>
+          </w:rPr>
+          <w:rPr>
+            <w:color w:val="0000EE"/>
+            <w:u w:val="single"/>
+          </w:rPr>
+          <w:t>céu</w:t>
+        </w:r>
+      </w:hyperlink>
+      <w:r>
+        <w:rPr>
+          <w:lang w:val="pt_PT" w:bidi="pt_PT"/>
+        </w:rPr>
+        <w:t>” quando queriam dizer Deus.</w:t>
+      </w:r>
+    </w:p>
+    <w:p>
+      <w:pPr/>
+      <w:r>
+        <w:rPr>
+          <w:lang w:val="pt_PT" w:bidi="pt_PT"/>
+        </w:rPr>
+      </w:r>
+      <w:r>
+        <w:rPr>
+          <w:lang w:val="pt_PT" w:bidi="pt_PT"/>
+        </w:rPr>
+        <w:t xml:space="preserve">Um </w:t>
+      </w:r>
+      <w:hyperlink r:id="rId23">
+        <w:r>
+          <w:rPr>
+            <w:lang w:val="pt_PT" w:bidi="pt_PT"/>
+          </w:rPr>
+          <w:rPr>
+            <w:color w:val="0000EE"/>
+            <w:u w:val="single"/>
+          </w:rPr>
+          <w:t>rei</w:t>
+        </w:r>
+      </w:hyperlink>
+      <w:r>
+        <w:rPr>
+          <w:lang w:val="pt_PT" w:bidi="pt_PT"/>
+        </w:rPr>
+        <w:t xml:space="preserve"> é um governante que está no comando de um grupo de pessoas. A terra que está sob a </w:t>
+      </w:r>
+      <w:hyperlink r:id="rId26">
+        <w:r>
+          <w:rPr>
+            <w:lang w:val="pt_PT" w:bidi="pt_PT"/>
+          </w:rPr>
+          <w:rPr>
+            <w:color w:val="0000EE"/>
+            <w:u w:val="single"/>
+          </w:rPr>
+          <w:t>autoridade</w:t>
+        </w:r>
+      </w:hyperlink>
+      <w:r>
+        <w:rPr>
+          <w:lang w:val="pt_PT" w:bidi="pt_PT"/>
+        </w:rPr>
+        <w:t xml:space="preserve"> de um rei é chamada de seu </w:t>
+      </w:r>
+      <w:hyperlink r:id="rId27">
+        <w:r>
+          <w:rPr>
+            <w:lang w:val="pt_PT" w:bidi="pt_PT"/>
+          </w:rPr>
+          <w:rPr>
+            <w:color w:val="0000EE"/>
+            <w:u w:val="single"/>
+          </w:rPr>
+          <w:t>reino</w:t>
+        </w:r>
+      </w:hyperlink>
+      <w:r>
+        <w:rPr>
+          <w:lang w:val="pt_PT" w:bidi="pt_PT"/>
+        </w:rPr>
+        <w:t>. Mas a palavra reino também pode significar as pessoas que estão sob a autoridade do rei. Quando você diz que um reino é muito grande, isso pode significar que há muitas pessoas no reino, ou pode significar que a terra do rei é muito grande. Mas a palavra reino também se refere ao governo do rei. Quando você diz que o reino de um rei nunca terminará, você quer dizer que esse rei nunca parará de governar. Quando a Bíblia fala sobre o reino de Deus, isso significa especialmente o governo de Deus.</w:t>
+      </w:r>
+    </w:p>
+    <w:p>
+      <w:pPr/>
+      <w:r>
+        <w:rPr>
+          <w:lang w:val="pt_PT" w:bidi="pt_PT"/>
+        </w:rPr>
+      </w:r>
+      <w:r>
+        <w:rPr>
+          <w:lang w:val="pt_PT" w:bidi="pt_PT"/>
+        </w:rPr>
+        <w:t xml:space="preserve">Deus é o rei sobre o mundo inteiro. Toda a criação é seu reino. No Antigo Testamento, o povo de </w:t>
+      </w:r>
+      <w:hyperlink r:id="rId15">
+        <w:r>
+          <w:rPr>
+            <w:lang w:val="pt_PT" w:bidi="pt_PT"/>
+          </w:rPr>
+          <w:rPr>
+            <w:color w:val="0000EE"/>
+            <w:u w:val="single"/>
+          </w:rPr>
+          <w:t>Israel</w:t>
+        </w:r>
+      </w:hyperlink>
+      <w:r>
+        <w:rPr>
+          <w:lang w:val="pt_PT" w:bidi="pt_PT"/>
+        </w:rPr>
+        <w:t xml:space="preserve"> é especialmente chamado de reino de Deus. Havia reis humanos governando sobre Israel, mas eles eram responsáveis perante Deus. Deus era o rei mais alto, o rei dos reis!</w:t>
+      </w:r>
+    </w:p>
+    <w:p>
+      <w:pPr/>
+      <w:r>
+        <w:rPr>
+          <w:lang w:val="pt_PT" w:bidi="pt_PT"/>
+        </w:rPr>
+      </w:r>
+      <w:r>
+        <w:rPr>
+          <w:lang w:val="pt_PT" w:bidi="pt_PT"/>
+        </w:rPr>
+        <w:t xml:space="preserve">Mas as pessoas no reino de Deus não eram obedientes a Deus — nem mesmo os </w:t>
+      </w:r>
+      <w:hyperlink r:id="rId20">
+        <w:r>
+          <w:rPr>
+            <w:lang w:val="pt_PT" w:bidi="pt_PT"/>
+          </w:rPr>
+          <w:rPr>
+            <w:color w:val="0000EE"/>
+            <w:u w:val="single"/>
+          </w:rPr>
+          <w:t>israelitas</w:t>
+        </w:r>
+      </w:hyperlink>
+      <w:r>
+        <w:rPr>
+          <w:lang w:val="pt_PT" w:bidi="pt_PT"/>
+        </w:rPr>
+        <w:t xml:space="preserve">. Os </w:t>
+      </w:r>
+      <w:hyperlink r:id="rId28">
+        <w:r>
+          <w:rPr>
+            <w:lang w:val="pt_PT" w:bidi="pt_PT"/>
+          </w:rPr>
+          <w:rPr>
+            <w:color w:val="0000EE"/>
+            <w:u w:val="single"/>
+          </w:rPr>
+          <w:t>profetas</w:t>
+        </w:r>
+      </w:hyperlink>
+      <w:r>
+        <w:rPr>
+          <w:lang w:val="pt_PT" w:bidi="pt_PT"/>
+        </w:rPr>
+        <w:t xml:space="preserve">, que davam mensagens de Deus às pessoas, diziam aos israelitas que um dia Deus viria e estabeleceria seu reino para sempre. Quando isso acontecesse, todas as pessoas se submeteriam a Deus e o obedeceriam. Todas as pessoas em todos os lugares, e toda a criação, viveriam em um </w:t>
+      </w:r>
+      <w:hyperlink r:id="rId29">
+        <w:r>
+          <w:rPr>
+            <w:lang w:val="pt_PT" w:bidi="pt_PT"/>
+          </w:rPr>
+          <w:rPr>
+            <w:color w:val="0000EE"/>
+            <w:u w:val="single"/>
+          </w:rPr>
+          <w:t>relacionamento</w:t>
+        </w:r>
+      </w:hyperlink>
+      <w:r>
+        <w:rPr>
+          <w:lang w:val="pt_PT" w:bidi="pt_PT"/>
+        </w:rPr>
+        <w:t xml:space="preserve"> certo com Deus. Não haveria mais sofrimento ou </w:t>
+      </w:r>
+      <w:hyperlink r:id="rId30">
+        <w:r>
+          <w:rPr>
+            <w:lang w:val="pt_PT" w:bidi="pt_PT"/>
+          </w:rPr>
+          <w:rPr>
+            <w:color w:val="0000EE"/>
+            <w:u w:val="single"/>
+          </w:rPr>
+          <w:t>mal</w:t>
+        </w:r>
+      </w:hyperlink>
+      <w:r>
+        <w:rPr>
+          <w:lang w:val="pt_PT" w:bidi="pt_PT"/>
+        </w:rPr>
+        <w:t xml:space="preserve">. O povo de Israel esperava e </w:t>
+      </w:r>
+      <w:hyperlink r:id="rId31">
+        <w:r>
+          <w:rPr>
+            <w:lang w:val="pt_PT" w:bidi="pt_PT"/>
+          </w:rPr>
+          <w:rPr>
+            <w:color w:val="0000EE"/>
+            <w:u w:val="single"/>
+          </w:rPr>
+          <w:t>orava</w:t>
+        </w:r>
+      </w:hyperlink>
+      <w:r>
+        <w:rPr>
+          <w:lang w:val="pt_PT" w:bidi="pt_PT"/>
+        </w:rPr>
+        <w:t xml:space="preserve"> para que esse reino perfeito viesse.</w:t>
+      </w:r>
+    </w:p>
+    <w:p>
+      <w:pPr/>
+      <w:r>
+        <w:rPr>
+          <w:lang w:val="pt_PT" w:bidi="pt_PT"/>
+        </w:rPr>
+      </w:r>
+      <w:r>
+        <w:rPr>
+          <w:lang w:val="pt_PT" w:bidi="pt_PT"/>
+        </w:rPr>
+        <w:t xml:space="preserve">Jesus dizia às pessoas que esse reino de Deus estava próximo; isso significa que o governo perfeito de Deus começaria muito em breve. Jesus até disse algumas vezes que o reino de Deus já havia </w:t>
       </w:r>
       <w:r>
         <w:rPr>
           <w:i/>
           <w:lang w:val="pt_PT" w:bidi="pt_PT"/>
         </w:rPr>
-        <w:t>fizesse</w:t>
-      </w:r>
-      <w:r>
-        <w:rPr>
-          <w:lang w:val="pt_PT" w:bidi="pt_PT"/>
-        </w:rPr>
-        <w:t xml:space="preserve"> trabalhos no sábado, dizemos que essa pessoa não “manteve o sábado”, ou “quebrou o sábado”. Era muito ruim se alguém não mantivesse o sábado.</w:t>
-      </w:r>
-    </w:p>
-    <w:p>
-      <w:pPr/>
-      <w:r>
-        <w:rPr>
-          <w:lang w:val="pt_PT" w:bidi="pt_PT"/>
-        </w:rPr>
-      </w:r>
-      <w:r>
-        <w:rPr>
-          <w:lang w:val="pt_PT" w:bidi="pt_PT"/>
-        </w:rPr>
-        <w:t xml:space="preserve">O sábado era um dia de descanso para todos em uma família, mesmo para </w:t>
-      </w:r>
-      <w:r>
-        <w:rPr>
-          <w:lang w:val="pt_PT" w:bidi="pt_PT"/>
-        </w:rPr>
-        <w:t>servos</w:t>
-      </w:r>
-      <w:r>
-        <w:rPr>
-          <w:lang w:val="pt_PT" w:bidi="pt_PT"/>
-        </w:rPr>
-        <w:t xml:space="preserve"> ou </w:t>
-      </w:r>
-      <w:r>
-        <w:rPr>
-          <w:lang w:val="pt_PT" w:bidi="pt_PT"/>
-        </w:rPr>
-        <w:t>escravos</w:t>
-      </w:r>
-      <w:r>
-        <w:rPr>
-          <w:lang w:val="pt_PT" w:bidi="pt_PT"/>
-        </w:rPr>
-        <w:t>, e para os animais também. Era um dia de descanso para toda a criação.</w:t>
-      </w:r>
-    </w:p>
-    <w:p>
-      <w:pPr/>
-      <w:r>
-        <w:rPr>
-          <w:lang w:val="pt_PT" w:bidi="pt_PT"/>
-        </w:rPr>
-      </w:r>
-      <w:r>
-        <w:rPr>
-          <w:lang w:val="pt_PT" w:bidi="pt_PT"/>
-        </w:rPr>
-        <w:t xml:space="preserve">Na época de Jesus, os mestres religiosos judeus eram tão cuidadosos para não desobedecer a Deus, que eles haviam feito muitas regras extras sobre o sábado. Essas regras eram muito difíceis de seguir. Os líderes religiosos haviam esquecido que o dia era destinado a descansar e honrar a Deus. Jesus e os líderes religiosos tiveram várias discussões sobre o sábado. Jesus estava muitas vezes frustrado com os líderes religiosos porque eles pensavam que as regras feitas pelas pessoas eram mais importantes do que a boa </w:t>
-      </w:r>
-      <w:r>
-        <w:rPr>
-          <w:lang w:val="pt_PT" w:bidi="pt_PT"/>
-        </w:rPr>
-        <w:t>lei</w:t>
-      </w:r>
-      <w:r>
-        <w:rPr>
-          <w:lang w:val="pt_PT" w:bidi="pt_PT"/>
-        </w:rPr>
-        <w:t xml:space="preserve"> que Deus havia dado, e eles não pensavam sobre o que Deus realmente queria.</w:t>
+        <w:t>chegado</w:t>
+      </w:r>
+      <w:r>
+        <w:rPr>
+          <w:lang w:val="pt_PT" w:bidi="pt_PT"/>
+        </w:rPr>
+        <w:t xml:space="preserve">! Os milagres </w:t>
+      </w:r>
+      <w:hyperlink r:id="rId32">
+        <w:r>
+          <w:rPr>
+            <w:lang w:val="pt_PT" w:bidi="pt_PT"/>
+          </w:rPr>
+          <w:rPr>
+            <w:color w:val="0000EE"/>
+            <w:u w:val="single"/>
+          </w:rPr>
+          <w:t>maravilhosos</w:t>
+        </w:r>
+      </w:hyperlink>
+      <w:r>
+        <w:rPr>
+          <w:lang w:val="pt_PT" w:bidi="pt_PT"/>
+        </w:rPr>
+        <w:t xml:space="preserve"> que Jesus estava fazendo eram a prova de que Deus já estava governando como rei. Assim que alguém começava a confiar em Jesus, eles “entravam no reino de Deus”! Eles se tornavam o povo de Deus, aceitando Deus como seu rei.</w:t>
+      </w:r>
+    </w:p>
+    <w:p>
+      <w:pPr/>
+      <w:r>
+        <w:rPr>
+          <w:lang w:val="pt_PT" w:bidi="pt_PT"/>
+        </w:rPr>
+      </w:r>
+      <w:r>
+        <w:rPr>
+          <w:lang w:val="pt_PT" w:bidi="pt_PT"/>
+        </w:rPr>
+        <w:t xml:space="preserve">Mas não podemos ver plenamente ainda que Deus está governando. As pessoas ainda estão ficando doentes, estão cometendo </w:t>
+      </w:r>
+      <w:hyperlink r:id="rId33">
+        <w:r>
+          <w:rPr>
+            <w:lang w:val="pt_PT" w:bidi="pt_PT"/>
+          </w:rPr>
+          <w:rPr>
+            <w:color w:val="0000EE"/>
+            <w:u w:val="single"/>
+          </w:rPr>
+          <w:t>pecado</w:t>
+        </w:r>
+      </w:hyperlink>
+      <w:r>
+        <w:rPr>
+          <w:lang w:val="pt_PT" w:bidi="pt_PT"/>
+        </w:rPr>
+        <w:t xml:space="preserve"> e estão tendo guerras. </w:t>
+      </w:r>
+      <w:hyperlink r:id="rId34">
+        <w:r>
+          <w:rPr>
+            <w:lang w:val="pt_PT" w:bidi="pt_PT"/>
+          </w:rPr>
+          <w:rPr>
+            <w:color w:val="0000EE"/>
+            <w:u w:val="single"/>
+          </w:rPr>
+          <w:t>Satanás</w:t>
+        </w:r>
+      </w:hyperlink>
+      <w:r>
+        <w:rPr>
+          <w:lang w:val="pt_PT" w:bidi="pt_PT"/>
+        </w:rPr>
+        <w:t>, o inimigo de Deus, ainda está tentando destruir a obra de Deus. E ainda há desastres naturais que matam as pessoas.</w:t>
+      </w:r>
+    </w:p>
+    <w:p>
+      <w:pPr/>
+      <w:r>
+        <w:rPr>
+          <w:lang w:val="pt_PT" w:bidi="pt_PT"/>
+        </w:rPr>
+      </w:r>
+      <w:r>
+        <w:rPr>
+          <w:lang w:val="pt_PT" w:bidi="pt_PT"/>
+        </w:rPr>
+        <w:t>Jesus, portanto, também prometeu que mais está vindo. Um dia, Satanás será derrotado para sempre, Jesus voltará à terra, e todos se submeterão ao seu governo. Deus restaurará tudo. O reino perfeito de Deus começará verdadeiramente.</w:t>
+      </w:r>
+    </w:p>
+    <w:p>
+      <w:pPr/>
+      <w:r>
+        <w:rPr>
+          <w:lang w:val="pt_PT" w:bidi="pt_PT"/>
+        </w:rPr>
+      </w:r>
+      <w:r>
+        <w:rPr>
+          <w:lang w:val="pt_PT" w:bidi="pt_PT"/>
+        </w:rPr>
+        <w:t xml:space="preserve">As pessoas na época de Jesus pensavam que quando o reino de Deus viesse, Israel seria restaurado como uma </w:t>
+      </w:r>
+      <w:hyperlink r:id="rId35">
+        <w:r>
+          <w:rPr>
+            <w:lang w:val="pt_PT" w:bidi="pt_PT"/>
+          </w:rPr>
+          <w:rPr>
+            <w:color w:val="0000EE"/>
+            <w:u w:val="single"/>
+          </w:rPr>
+          <w:t>nação</w:t>
+        </w:r>
+      </w:hyperlink>
+      <w:r>
+        <w:rPr>
+          <w:lang w:val="pt_PT" w:bidi="pt_PT"/>
+        </w:rPr>
+        <w:t xml:space="preserve"> política. Jesus explicava como o reino de Deus é diferente do que eles esperavam. Jesus explicava que o reino de Deus tem a ver com pessoas seguindo a Deus como seu rei e obedecendo a Deus. Jesus sabia que isso era difícil de entender — ele até dizia a seus </w:t>
+      </w:r>
+      <w:hyperlink r:id="rId36">
+        <w:r>
+          <w:rPr>
+            <w:lang w:val="pt_PT" w:bidi="pt_PT"/>
+          </w:rPr>
+          <w:rPr>
+            <w:color w:val="0000EE"/>
+            <w:u w:val="single"/>
+          </w:rPr>
+          <w:t>discípulos</w:t>
+        </w:r>
+      </w:hyperlink>
+      <w:r>
+        <w:rPr>
+          <w:lang w:val="pt_PT" w:bidi="pt_PT"/>
+        </w:rPr>
+        <w:t xml:space="preserve"> que o reino de Deus era como um mistério.</w:t>
+      </w:r>
+    </w:p>
+    <w:p>
+      <w:pPr/>
+      <w:r>
+        <w:rPr>
+          <w:lang w:val="pt_PT" w:bidi="pt_PT"/>
+        </w:rPr>
+      </w:r>
+      <w:r>
+        <w:rPr>
+          <w:lang w:val="pt_PT" w:bidi="pt_PT"/>
+        </w:rPr>
+        <w:t xml:space="preserve">Jesus ensinava às pessoas sobre o reino de Deus contando-lhes histórias ou </w:t>
+      </w:r>
+      <w:hyperlink r:id="rId37">
+        <w:r>
+          <w:rPr>
+            <w:lang w:val="pt_PT" w:bidi="pt_PT"/>
+          </w:rPr>
+          <w:rPr>
+            <w:color w:val="0000EE"/>
+            <w:u w:val="single"/>
+          </w:rPr>
+          <w:t>parábolas</w:t>
+        </w:r>
+      </w:hyperlink>
+      <w:r>
+        <w:rPr>
+          <w:lang w:val="pt_PT" w:bidi="pt_PT"/>
+        </w:rPr>
+        <w:t>. Ele muitas vezes contava histórias que começavam com “o reino de Deus é como…” Cada uma dessas histórias contava às pessoas um pouco mais sobre como as coisas funcionam no reino de Deus. Muitas vezes isso mostrava às pessoas que no reino de Deus, as coisas podem ser completamente opostas ao que elas esperavam! As coisas que são importantes para as pessoas na terra, como ser rico, ter uma posição alta na sociedade, ou ser poderosa, não eram importantes no reino de Deus. Em vez disso, essas pessoas que eram as mais pobres ou as menos poderosas na terra, seriam as pessoas mais importantes no reino de Deus.</w:t>
+      </w:r>
+    </w:p>
+    <w:p>
+      <w:pPr/>
+      <w:r>
+        <w:rPr>
+          <w:lang w:val="pt_PT" w:bidi="pt_PT"/>
+        </w:rPr>
+      </w:r>
+      <w:r>
+        <w:rPr>
+          <w:lang w:val="pt_PT" w:bidi="pt_PT"/>
+        </w:rPr>
+        <w:t xml:space="preserve">Muitas das parábolas de Jesus descreviam o reino de Deus como uma festa ou uma refeição. Quando as pessoas comem juntas, elas têm um bom relacionamento entre si, e Jesus queria mostrar que o reino de Deus é sobre ter um bom </w:t>
+      </w:r>
+      <w:hyperlink r:id="rId29">
+        <w:r>
+          <w:rPr>
+            <w:lang w:val="pt_PT" w:bidi="pt_PT"/>
+          </w:rPr>
+          <w:rPr>
+            <w:color w:val="0000EE"/>
+            <w:u w:val="single"/>
+          </w:rPr>
+          <w:t>relacionamento</w:t>
+        </w:r>
+      </w:hyperlink>
+      <w:r>
+        <w:rPr>
+          <w:lang w:val="pt_PT" w:bidi="pt_PT"/>
+        </w:rPr>
+        <w:t xml:space="preserve"> com Deus. Se temos um bom relacionamento com Deus permitindo que Jesus seja rei em nossas vidas agora, também viveremos com Deus para sempre em seu reino perfeito que virá um dia.</w:t>
+      </w:r>
+    </w:p>
+    <w:p>
+      <w:pPr/>
+      <w:r>
+        <w:rPr>
+          <w:lang w:val="pt_PT" w:bidi="pt_PT"/>
+        </w:rPr>
+      </w:r>
+      <w:r>
+        <w:rPr>
+          <w:lang w:val="pt_PT" w:bidi="pt_PT"/>
+        </w:rPr>
+        <w:t xml:space="preserve">Algumas passagens no Novo Testamento falam sobre Deus ser o rei, e algumas passagens falam sobre Jesus ser o rei. Porque Jesus é Deus também, ambos são verdadeiros ao mesmo tempo. O </w:t>
+      </w:r>
+      <w:hyperlink r:id="rId38">
+        <w:r>
+          <w:rPr>
+            <w:lang w:val="pt_PT" w:bidi="pt_PT"/>
+          </w:rPr>
+          <w:rPr>
+            <w:color w:val="0000EE"/>
+            <w:u w:val="single"/>
+          </w:rPr>
+          <w:t>apóstolo</w:t>
+        </w:r>
+      </w:hyperlink>
+      <w:r>
+        <w:rPr>
+          <w:lang w:val="pt_PT" w:bidi="pt_PT"/>
+        </w:rPr>
+        <w:t xml:space="preserve"> Paulo em sua carta às pessoas em Corinto diz que Jesus é rei, e que quando Jesus tiver derrotado completamente todos os inimigos, Jesus entregará o reino a Deus.</w:t>
+      </w:r>
+    </w:p>
+    <w:p>
+      <w:pPr/>
+      <w:r>
+        <w:rPr>
+          <w:lang w:val="pt_PT" w:bidi="pt_PT"/>
+        </w:rPr>
+      </w:r>
+      <w:r>
+        <w:rPr>
+          <w:lang w:val="pt_PT" w:bidi="pt_PT"/>
+        </w:rPr>
+        <w:t>Então, em resumo, o reino de Deus não se refere a um lugar físico, como um país em algum lugar desta terra. O reino de Deus refere-se especialmente ao governo de Deus. O reino de Deus está em todos os lugares onde Deus governa, e onde as pessoas estão obedecendo a ele e vivem em um relacionamento certo com ele. Ao mesmo tempo, o reino de Deus ainda não veio completamente. Nem todos se submeteram à vontade de Deus. Um dia, Jesus voltará e reinará sobre o mundo inteiro e a criação no reino perfeito de Deus. No reino perfeito de Deus não haverá mais sofrimento ou mal, e todas as pessoas e toda a criação o obedecerão.</w:t>
       </w:r>
       <w:r>
         <w:rPr>
@@ -442,67 +1894,165 @@
         <w:rPr>
           <w:lang w:val="pt_PT" w:bidi="pt_PT"/>
         </w:rPr>
-        <w:t>sabedoria</w:t>
-      </w:r>
-      <w:r>
-        <w:rPr>
-          <w:lang w:val="pt_PT" w:bidi="pt_PT"/>
-        </w:rPr>
-      </w:r>
-    </w:p>
-    <w:p>
-      <w:pPr/>
-      <w:r>
-        <w:rPr>
-          <w:lang w:val="pt_PT" w:bidi="pt_PT"/>
-        </w:rPr>
-      </w:r>
-      <w:r>
-        <w:rPr>
-          <w:lang w:val="pt_PT" w:bidi="pt_PT"/>
-        </w:rPr>
-        <w:t xml:space="preserve">Quando alguém é sábio, ele tem </w:t>
+        <w:t>Reino de Deus</w:t>
+      </w:r>
+      <w:r>
+        <w:rPr>
+          <w:lang w:val="pt_PT" w:bidi="pt_PT"/>
+        </w:rPr>
+      </w:r>
+    </w:p>
+    <w:p>
+      <w:pPr>
+        <w:pStyle w:val="Heading4"/>
+      </w:pPr>
+      <w:r>
+        <w:rPr>
+          <w:lang w:val="pt_PT" w:bidi="pt_PT"/>
+        </w:rPr>
+        <w:t>Audio Content</w:t>
+      </w:r>
+      <w:r>
+        <w:rPr>
+          <w:lang w:val="pt_PT" w:bidi="pt_PT"/>
+        </w:rPr>
+      </w:r>
+    </w:p>
+    <w:p>
+      <w:pPr/>
+      <w:r>
+        <w:rPr>
+          <w:lang w:val="pt_PT" w:bidi="pt_PT"/>
+        </w:rPr>
+      </w:r>
+      <w:hyperlink r:id="rId17">
+        <w:r>
+          <w:rPr>
+            <w:lang w:val="pt_PT" w:bidi="pt_PT"/>
+          </w:rPr>
+          <w:rPr>
+            <w:color w:val="0000EE"/>
+            <w:u w:val="single"/>
+          </w:rPr>
+          <w:t>mp3 file</w:t>
+        </w:r>
+      </w:hyperlink>
+      <w:r>
+        <w:rPr>
+          <w:lang w:val="pt_PT" w:bidi="pt_PT"/>
+        </w:rPr>
+        <w:t xml:space="preserve"> (None KB)</w:t>
+      </w:r>
+      <w:r>
+        <w:rPr>
+          <w:lang w:val="pt_PT" w:bidi="pt_PT"/>
+        </w:rPr>
+      </w:r>
+      <w:r>
+        <w:rPr>
+          <w:lang w:val="pt_PT" w:bidi="pt_PT"/>
+        </w:rPr>
+      </w:r>
+    </w:p>
+    <w:p>
+      <w:pPr/>
+      <w:r>
+        <w:rPr>
+          <w:lang w:val="pt_PT" w:bidi="pt_PT"/>
+        </w:rPr>
+      </w:r>
+    </w:p>
+    <w:p>
+      <w:pPr>
+        <w:pStyle w:val="Heading2"/>
+      </w:pPr>
+      <w:r>
+        <w:rPr>
+          <w:lang w:val="pt_PT" w:bidi="pt_PT"/>
+        </w:rPr>
+        <w:t>resgate</w:t>
+      </w:r>
+      <w:r>
+        <w:rPr>
+          <w:lang w:val="pt_PT" w:bidi="pt_PT"/>
+        </w:rPr>
+      </w:r>
+    </w:p>
+    <w:p>
+      <w:pPr/>
+      <w:r>
+        <w:rPr>
+          <w:lang w:val="pt_PT" w:bidi="pt_PT"/>
+        </w:rPr>
+      </w:r>
+      <w:r>
+        <w:rPr>
+          <w:lang w:val="pt_PT" w:bidi="pt_PT"/>
+        </w:rPr>
+        <w:t xml:space="preserve">Quando alguém é um prisioneiro, ou um </w:t>
+      </w:r>
+      <w:hyperlink r:id="rId18">
+        <w:r>
+          <w:rPr>
+            <w:lang w:val="pt_PT" w:bidi="pt_PT"/>
+          </w:rPr>
+          <w:rPr>
+            <w:color w:val="0000EE"/>
+            <w:u w:val="single"/>
+          </w:rPr>
+          <w:t>escravo</w:t>
+        </w:r>
+      </w:hyperlink>
+      <w:r>
+        <w:rPr>
+          <w:lang w:val="pt_PT" w:bidi="pt_PT"/>
+        </w:rPr>
+        <w:t xml:space="preserve">, outra pessoa pode comprar a liberdade dessa pessoa. O dinheiro que a pessoa paga para libertar o prisioneiro ou o escravo é chamado de </w:t>
       </w:r>
       <w:r>
         <w:rPr>
           <w:b/>
           <w:lang w:val="pt_PT" w:bidi="pt_PT"/>
         </w:rPr>
-        <w:t>sabedoria</w:t>
-      </w:r>
-      <w:r>
-        <w:rPr>
-          <w:lang w:val="pt_PT" w:bidi="pt_PT"/>
-        </w:rPr>
-        <w:t>. Na Bíblia, uma pessoa que tem sabedoria entende muitas coisas, e é capaz de tomar boas decisões que levam a bons resultados. Quando uma pessoa tem certas habilidades, como a capacidade de construir ou tornar algo bonito, a Bíblia também diz que essa pessoa tem sabedoria.</w:t>
-      </w:r>
-    </w:p>
-    <w:p>
-      <w:pPr/>
-      <w:r>
-        <w:rPr>
-          <w:lang w:val="pt_PT" w:bidi="pt_PT"/>
-        </w:rPr>
-      </w:r>
-      <w:r>
-        <w:rPr>
-          <w:lang w:val="pt_PT" w:bidi="pt_PT"/>
-        </w:rPr>
-        <w:t>É Deus que dá sabedoria às pessoas. Se uma pessoa finge ser sábia, mas não aceita Deus, então sua sabedoria é inútil, e, eventualmente, seus planos falharão. Apenas uma pessoa que aceita e obedece a Deus pode ser verdadeiramente sábia.</w:t>
-      </w:r>
-    </w:p>
-    <w:p>
-      <w:pPr/>
-      <w:r>
-        <w:rPr>
-          <w:lang w:val="pt_PT" w:bidi="pt_PT"/>
-        </w:rPr>
-      </w:r>
-      <w:r>
-        <w:rPr>
-          <w:lang w:val="pt_PT" w:bidi="pt_PT"/>
-        </w:rPr>
-        <w:t>Podemos ouvir muito sobre sabedoria no livro de Provérbios. Nesse livro, o autor às vezes fala sobre sabedoria como se ela fosse uma pessoa. Essa é uma linguagem ilustrada que as pessoas usavam para ajudar os outros a aprender sobre sabedoria. E assim, Provérbios pode dizer que “a sabedoria está chamando as pessoas, tentando tornar as pessoas sábias”. A Sabedoria está chamando da mesma forma que uma pessoa chamaria. Em 1 Coríntios, Paulo fala sobre Jesus e chama Jesus de “sabedoria de Deus”. O plano de Deus para salvar o mundo por meio de Jesus era muito sábio — e, portanto, podemos ter certeza de que esse plano funcionará!</w:t>
+        <w:t>resgate</w:t>
+      </w:r>
+      <w:r>
+        <w:rPr>
+          <w:lang w:val="pt_PT" w:bidi="pt_PT"/>
+        </w:rPr>
+        <w:t>.</w:t>
+      </w:r>
+    </w:p>
+    <w:p>
+      <w:pPr/>
+      <w:r>
+        <w:rPr>
+          <w:lang w:val="pt_PT" w:bidi="pt_PT"/>
+        </w:rPr>
+      </w:r>
+      <w:r>
+        <w:rPr>
+          <w:lang w:val="pt_PT" w:bidi="pt_PT"/>
+        </w:rPr>
+        <w:t xml:space="preserve">A Bíblia diz que Jesus deu sua vida como um resgate pelas pessoas. Isso significa que as pessoas são como prisioneiras ou escravas, e que Jesus pagou algo para libertar as pessoas. Jesus não comprou a liberdade das pessoas com dinheiro, mas com sua própria vida, que é muito mais preciosa. A morte de Jesus era o preço que Jesus pagou para libertar as pessoas do </w:t>
+      </w:r>
+      <w:hyperlink r:id="rId21">
+        <w:r>
+          <w:rPr>
+            <w:lang w:val="pt_PT" w:bidi="pt_PT"/>
+          </w:rPr>
+          <w:rPr>
+            <w:color w:val="0000EE"/>
+            <w:u w:val="single"/>
+          </w:rPr>
+          <w:t>pecado</w:t>
+        </w:r>
+      </w:hyperlink>
+      <w:r>
+        <w:rPr>
+          <w:lang w:val="pt_PT" w:bidi="pt_PT"/>
+        </w:rPr>
+        <w:t>, vergonha e morte.</w:t>
       </w:r>
       <w:r>
         <w:rPr>
@@ -531,442 +2081,214 @@
         <w:rPr>
           <w:lang w:val="pt_PT" w:bidi="pt_PT"/>
         </w:rPr>
-        <w:t>sacerdote</w:t>
-      </w:r>
-      <w:r>
-        <w:rPr>
-          <w:lang w:val="pt_PT" w:bidi="pt_PT"/>
-        </w:rPr>
-      </w:r>
-    </w:p>
-    <w:p>
-      <w:pPr/>
-      <w:r>
-        <w:rPr>
-          <w:lang w:val="pt_PT" w:bidi="pt_PT"/>
-        </w:rPr>
-      </w:r>
-      <w:r>
-        <w:rPr>
-          <w:lang w:val="pt_PT" w:bidi="pt_PT"/>
-        </w:rPr>
-        <w:t xml:space="preserve">Os </w:t>
+        <w:t>resgate</w:t>
+      </w:r>
+      <w:r>
+        <w:rPr>
+          <w:lang w:val="pt_PT" w:bidi="pt_PT"/>
+        </w:rPr>
+      </w:r>
+    </w:p>
+    <w:p>
+      <w:pPr>
+        <w:pStyle w:val="Heading4"/>
+      </w:pPr>
+      <w:r>
+        <w:rPr>
+          <w:lang w:val="pt_PT" w:bidi="pt_PT"/>
+        </w:rPr>
+        <w:t>Audio Content</w:t>
+      </w:r>
+      <w:r>
+        <w:rPr>
+          <w:lang w:val="pt_PT" w:bidi="pt_PT"/>
+        </w:rPr>
+      </w:r>
+    </w:p>
+    <w:p>
+      <w:pPr/>
+      <w:r>
+        <w:rPr>
+          <w:lang w:val="pt_PT" w:bidi="pt_PT"/>
+        </w:rPr>
+      </w:r>
+      <w:hyperlink r:id="rId17">
+        <w:r>
+          <w:rPr>
+            <w:lang w:val="pt_PT" w:bidi="pt_PT"/>
+          </w:rPr>
+          <w:rPr>
+            <w:color w:val="0000EE"/>
+            <w:u w:val="single"/>
+          </w:rPr>
+          <w:t>mp3 file</w:t>
+        </w:r>
+      </w:hyperlink>
+      <w:r>
+        <w:rPr>
+          <w:lang w:val="pt_PT" w:bidi="pt_PT"/>
+        </w:rPr>
+        <w:t xml:space="preserve"> (None KB)</w:t>
+      </w:r>
+      <w:r>
+        <w:rPr>
+          <w:lang w:val="pt_PT" w:bidi="pt_PT"/>
+        </w:rPr>
+      </w:r>
+      <w:r>
+        <w:rPr>
+          <w:lang w:val="pt_PT" w:bidi="pt_PT"/>
+        </w:rPr>
+      </w:r>
+    </w:p>
+    <w:p>
+      <w:pPr/>
+      <w:r>
+        <w:rPr>
+          <w:lang w:val="pt_PT" w:bidi="pt_PT"/>
+        </w:rPr>
+      </w:r>
+    </w:p>
+    <w:p>
+      <w:pPr>
+        <w:pStyle w:val="Heading2"/>
+      </w:pPr>
+      <w:r>
+        <w:rPr>
+          <w:lang w:val="pt_PT" w:bidi="pt_PT"/>
+        </w:rPr>
+        <w:t>ressurreição</w:t>
+      </w:r>
+      <w:r>
+        <w:rPr>
+          <w:lang w:val="pt_PT" w:bidi="pt_PT"/>
+        </w:rPr>
+      </w:r>
+    </w:p>
+    <w:p>
+      <w:pPr/>
+      <w:r>
+        <w:rPr>
+          <w:lang w:val="pt_PT" w:bidi="pt_PT"/>
+        </w:rPr>
+      </w:r>
+      <w:r>
+        <w:rPr>
+          <w:lang w:val="pt_PT" w:bidi="pt_PT"/>
+        </w:rPr>
+        <w:t xml:space="preserve">Depois que Jesus morreu, ele se tornou vivo novamente depois de três dias. Dizemos que ele foi </w:t>
       </w:r>
       <w:r>
         <w:rPr>
           <w:b/>
           <w:lang w:val="pt_PT" w:bidi="pt_PT"/>
         </w:rPr>
-        <w:t>sacerdotes</w:t>
-      </w:r>
-      <w:r>
-        <w:rPr>
-          <w:lang w:val="pt_PT" w:bidi="pt_PT"/>
-        </w:rPr>
-        <w:t xml:space="preserve"> eram pessoas que trabalhavam no </w:t>
-      </w:r>
-      <w:r>
-        <w:rPr>
-          <w:lang w:val="pt_PT" w:bidi="pt_PT"/>
-        </w:rPr>
-        <w:t>templo</w:t>
-      </w:r>
-      <w:r>
-        <w:rPr>
-          <w:lang w:val="pt_PT" w:bidi="pt_PT"/>
-        </w:rPr>
-        <w:t xml:space="preserve"> de Deus em </w:t>
-      </w:r>
-      <w:r>
-        <w:rPr>
-          <w:lang w:val="pt_PT" w:bidi="pt_PT"/>
-        </w:rPr>
-        <w:t>Jerusalém</w:t>
-      </w:r>
-      <w:r>
-        <w:rPr>
-          <w:lang w:val="pt_PT" w:bidi="pt_PT"/>
-        </w:rPr>
-        <w:t xml:space="preserve">. Antes que as pessoas construíssem o templo, os sacerdotes trabalhavam no </w:t>
-      </w:r>
-      <w:r>
-        <w:rPr>
-          <w:lang w:val="pt_PT" w:bidi="pt_PT"/>
-        </w:rPr>
-        <w:t>tabernáculo</w:t>
-      </w:r>
-      <w:r>
-        <w:rPr>
-          <w:lang w:val="pt_PT" w:bidi="pt_PT"/>
-        </w:rPr>
-        <w:t xml:space="preserve">, que era um templo portátil, uma tenda. O templo, e antes disso o tabernáculo, era o lugar onde o povo </w:t>
-      </w:r>
-      <w:r>
-        <w:rPr>
-          <w:lang w:val="pt_PT" w:bidi="pt_PT"/>
-        </w:rPr>
-        <w:t>israelita</w:t>
-      </w:r>
-      <w:r>
-        <w:rPr>
-          <w:lang w:val="pt_PT" w:bidi="pt_PT"/>
-        </w:rPr>
-        <w:t xml:space="preserve"> adorava a Deus. Os sacerdotes eram responsáveis por oferecer </w:t>
-      </w:r>
-      <w:r>
-        <w:rPr>
-          <w:lang w:val="pt_PT" w:bidi="pt_PT"/>
-        </w:rPr>
-        <w:t>sacrifícios</w:t>
-      </w:r>
-      <w:r>
-        <w:rPr>
-          <w:lang w:val="pt_PT" w:bidi="pt_PT"/>
-        </w:rPr>
-        <w:t xml:space="preserve"> a Deus em nome do povo. Eles cuidavam do templo e ensinavam o povo como </w:t>
-      </w:r>
-      <w:r>
-        <w:rPr>
-          <w:lang w:val="pt_PT" w:bidi="pt_PT"/>
-        </w:rPr>
-        <w:t>adorar</w:t>
-      </w:r>
-      <w:r>
-        <w:rPr>
-          <w:lang w:val="pt_PT" w:bidi="pt_PT"/>
-        </w:rPr>
-        <w:t xml:space="preserve"> a Deus.</w:t>
-      </w:r>
-    </w:p>
-    <w:p>
-      <w:pPr/>
-      <w:r>
-        <w:rPr>
-          <w:lang w:val="pt_PT" w:bidi="pt_PT"/>
-        </w:rPr>
-      </w:r>
-      <w:r>
-        <w:rPr>
-          <w:lang w:val="pt_PT" w:bidi="pt_PT"/>
-        </w:rPr>
-        <w:t xml:space="preserve">Deus é </w:t>
-      </w:r>
-      <w:r>
-        <w:rPr>
-          <w:lang w:val="pt_PT" w:bidi="pt_PT"/>
-        </w:rPr>
-        <w:t>santo</w:t>
-      </w:r>
-      <w:r>
-        <w:rPr>
-          <w:lang w:val="pt_PT" w:bidi="pt_PT"/>
-        </w:rPr>
-        <w:t xml:space="preserve">, e as pessoas não podem apenas vir a ele, porque as pessoas são </w:t>
-      </w:r>
-      <w:r>
-        <w:rPr>
-          <w:lang w:val="pt_PT" w:bidi="pt_PT"/>
-        </w:rPr>
-        <w:t>pecadoras</w:t>
-      </w:r>
-      <w:r>
-        <w:rPr>
-          <w:lang w:val="pt_PT" w:bidi="pt_PT"/>
-        </w:rPr>
-        <w:t xml:space="preserve">. Porque as pessoas são pecadoras, elas são </w:t>
-      </w:r>
-      <w:r>
-        <w:rPr>
-          <w:lang w:val="pt_PT" w:bidi="pt_PT"/>
-        </w:rPr>
-        <w:t>impuras</w:t>
-      </w:r>
-      <w:r>
-        <w:rPr>
-          <w:lang w:val="pt_PT" w:bidi="pt_PT"/>
-        </w:rPr>
-        <w:t xml:space="preserve">. Na Bíblia, ser impuro significa ser inadequado para vir diante de Deus. As pessoas têm que ficar limpas primeiro. O trabalho dos sacerdotes era tornar as pessoas limpas — </w:t>
-      </w:r>
-      <w:r>
-        <w:rPr>
-          <w:lang w:val="pt_PT" w:bidi="pt_PT"/>
-        </w:rPr>
-        <w:t>purificá-las</w:t>
-      </w:r>
-      <w:r>
-        <w:rPr>
-          <w:lang w:val="pt_PT" w:bidi="pt_PT"/>
-        </w:rPr>
-        <w:t xml:space="preserve">. Os sacerdotes faziam isso oferecendo </w:t>
-      </w:r>
-      <w:r>
-        <w:rPr>
-          <w:lang w:val="pt_PT" w:bidi="pt_PT"/>
-        </w:rPr>
-        <w:t>sacrifícios</w:t>
-      </w:r>
-      <w:r>
-        <w:rPr>
-          <w:lang w:val="pt_PT" w:bidi="pt_PT"/>
-        </w:rPr>
-        <w:t xml:space="preserve"> em nome do povo e ensinando as pessoas a viver. Eles realizavam rituais que simbolizavam que as pessoas se tornavam limpas. Os sacerdotes, portanto, estavam entre Deus e o povo. Os sacerdotes tornaram possível que as pessoas viessem diante de Deus e tivessem um bom </w:t>
-      </w:r>
-      <w:r>
-        <w:rPr>
-          <w:lang w:val="pt_PT" w:bidi="pt_PT"/>
-        </w:rPr>
-        <w:t>relacionamento</w:t>
-      </w:r>
-      <w:r>
-        <w:rPr>
-          <w:lang w:val="pt_PT" w:bidi="pt_PT"/>
-        </w:rPr>
-        <w:t xml:space="preserve"> com Deus. Eles purificavam o povo, de modo que Deus era capaz de descer e encontrar o povo. Os sacerdotes eram pessoas muito importantes para os </w:t>
-      </w:r>
-      <w:r>
-        <w:rPr>
-          <w:lang w:val="pt_PT" w:bidi="pt_PT"/>
-        </w:rPr>
-        <w:t>judeus</w:t>
-      </w:r>
-      <w:r>
-        <w:rPr>
-          <w:lang w:val="pt_PT" w:bidi="pt_PT"/>
-        </w:rPr>
-        <w:t>. Porque as pessoas permaneciam pecadoras, os sacerdotes tinham que muitas vezes fazer sacrifícios e purificar o povo constantemente.</w:t>
-      </w:r>
-    </w:p>
-    <w:p>
-      <w:pPr/>
-      <w:r>
-        <w:rPr>
-          <w:lang w:val="pt_PT" w:bidi="pt_PT"/>
-        </w:rPr>
-      </w:r>
-      <w:r>
-        <w:rPr>
-          <w:lang w:val="pt_PT" w:bidi="pt_PT"/>
-        </w:rPr>
-        <w:t xml:space="preserve">Apenas certas pessoas poderiam se tornar um sacerdote. Os </w:t>
-      </w:r>
-      <w:r>
-        <w:rPr>
-          <w:lang w:val="pt_PT" w:bidi="pt_PT"/>
-        </w:rPr>
-        <w:t>israelitas</w:t>
-      </w:r>
-      <w:r>
-        <w:rPr>
-          <w:lang w:val="pt_PT" w:bidi="pt_PT"/>
-        </w:rPr>
-        <w:t xml:space="preserve"> eram divididos em 12 tribos. Uma tribo era chamada de tribo de Levi, e as pessoas nesta tribo eram chamadas de </w:t>
-      </w:r>
-      <w:r>
-        <w:rPr>
-          <w:lang w:val="pt_PT" w:bidi="pt_PT"/>
-        </w:rPr>
-        <w:t>levitas</w:t>
-      </w:r>
-      <w:r>
-        <w:rPr>
-          <w:lang w:val="pt_PT" w:bidi="pt_PT"/>
-        </w:rPr>
-        <w:t xml:space="preserve">. Moisés, por meio de quem Deus deu ao povo sua </w:t>
-      </w:r>
-      <w:r>
-        <w:rPr>
-          <w:lang w:val="pt_PT" w:bidi="pt_PT"/>
-        </w:rPr>
-        <w:t>lei</w:t>
-      </w:r>
-      <w:r>
-        <w:rPr>
-          <w:lang w:val="pt_PT" w:bidi="pt_PT"/>
-        </w:rPr>
-        <w:t xml:space="preserve">, era um levita. E o irmão de Moisés, Arão, também era um levita. Arão se tornou o primeiro </w:t>
-      </w:r>
-      <w:r>
-        <w:rPr>
-          <w:lang w:val="pt_PT" w:bidi="pt_PT"/>
-        </w:rPr>
-        <w:t>sumo sacerdote</w:t>
-      </w:r>
-      <w:r>
-        <w:rPr>
-          <w:lang w:val="pt_PT" w:bidi="pt_PT"/>
-        </w:rPr>
-        <w:t xml:space="preserve"> dos judeus. Um sumo sacerdote é o sacerdote mais importante. Deus fez dos filhos de Arão os primeiros sacerdotes. Daquele momento em diante, todos os </w:t>
-      </w:r>
-      <w:r>
-        <w:rPr>
-          <w:lang w:val="pt_PT" w:bidi="pt_PT"/>
-        </w:rPr>
-        <w:t>descendentes</w:t>
-      </w:r>
-      <w:r>
-        <w:rPr>
-          <w:lang w:val="pt_PT" w:bidi="pt_PT"/>
-        </w:rPr>
-        <w:t xml:space="preserve"> masculinos de Arão se tornavam sacerdotes.</w:t>
-      </w:r>
-    </w:p>
-    <w:p>
-      <w:pPr/>
-      <w:r>
-        <w:rPr>
-          <w:lang w:val="pt_PT" w:bidi="pt_PT"/>
-        </w:rPr>
-      </w:r>
-      <w:r>
-        <w:rPr>
-          <w:lang w:val="pt_PT" w:bidi="pt_PT"/>
-        </w:rPr>
-        <w:t>Havia também levitas que não eram descendentes de Arão. Essas pessoas também se tornaram importantes. Eles ajudavam os sacerdotes em seu dever. A Bíblia muitas vezes fala sobre “sacerdotes e levitas”. Os sacerdotes são mencionados separadamente porque eles eram mais importantes, mesmo que os próprios sacerdotes também sejam descendentes de Levi.</w:t>
-      </w:r>
-    </w:p>
-    <w:p>
-      <w:pPr/>
-      <w:r>
-        <w:rPr>
-          <w:lang w:val="pt_PT" w:bidi="pt_PT"/>
-        </w:rPr>
-      </w:r>
-      <w:r>
-        <w:rPr>
-          <w:lang w:val="pt_PT" w:bidi="pt_PT"/>
-        </w:rPr>
-        <w:t xml:space="preserve">Na época de Jesus, alguns sacerdotes também eram líderes do povo. Eles são chamados de principais sacerdotes. Esses sacerdotes principais ou líderes eram muitas vezes pessoas ricas que eram relacionadas com o sumo sacerdote. Eles muitas vezes pertenciam ao grupo de líderes religiosos chamados </w:t>
-      </w:r>
-      <w:r>
-        <w:rPr>
-          <w:lang w:val="pt_PT" w:bidi="pt_PT"/>
-        </w:rPr>
-        <w:t>saduceus</w:t>
-      </w:r>
-      <w:r>
-        <w:rPr>
-          <w:lang w:val="pt_PT" w:bidi="pt_PT"/>
-        </w:rPr>
-        <w:t xml:space="preserve"> e eram parte do conselho judeu, chamado de </w:t>
-      </w:r>
-      <w:r>
-        <w:rPr>
-          <w:lang w:val="pt_PT" w:bidi="pt_PT"/>
-        </w:rPr>
-        <w:t>Sinédrio</w:t>
-      </w:r>
-      <w:r>
-        <w:rPr>
-          <w:lang w:val="pt_PT" w:bidi="pt_PT"/>
-        </w:rPr>
-        <w:t>. Os principais sacerdotes muitas vezes discutiam com Jesus.</w:t>
-      </w:r>
-    </w:p>
-    <w:p>
-      <w:pPr/>
-      <w:r>
-        <w:rPr>
-          <w:lang w:val="pt_PT" w:bidi="pt_PT"/>
-        </w:rPr>
-      </w:r>
-      <w:r>
-        <w:rPr>
-          <w:lang w:val="pt_PT" w:bidi="pt_PT"/>
-        </w:rPr>
-        <w:t xml:space="preserve">As pessoas que viviam nos países que cercavam </w:t>
-      </w:r>
-      <w:r>
-        <w:rPr>
-          <w:lang w:val="pt_PT" w:bidi="pt_PT"/>
-        </w:rPr>
-        <w:t>Israel</w:t>
-      </w:r>
-      <w:r>
-        <w:rPr>
-          <w:lang w:val="pt_PT" w:bidi="pt_PT"/>
-        </w:rPr>
-        <w:t xml:space="preserve"> também tinham pessoas que estavam entre o povo e seus deuses. A Bíblia também chama essas pessoas de sacerdotes, mas eles eram muito diferentes dos sacerdotes judeus.</w:t>
-      </w:r>
-    </w:p>
-    <w:p>
-      <w:pPr/>
-      <w:r>
-        <w:rPr>
-          <w:lang w:val="pt_PT" w:bidi="pt_PT"/>
-        </w:rPr>
+        <w:t>ressuscitado</w:t>
+      </w:r>
+      <w:r>
+        <w:rPr>
+          <w:lang w:val="pt_PT" w:bidi="pt_PT"/>
+        </w:rPr>
+        <w:t xml:space="preserve">. O evento no qual Jesus se tornou vivo novamente é chamado de </w:t>
       </w:r>
       <w:r>
         <w:rPr>
           <w:b/>
           <w:lang w:val="pt_PT" w:bidi="pt_PT"/>
         </w:rPr>
-        <w:t>Quando você estiver traduzindo “sacerdote”, tenha cuidado com as seguintes coisas:</w:t>
-      </w:r>
-    </w:p>
-    <w:p>
-      <w:pPr/>
-      <w:r>
-        <w:rPr>
-          <w:lang w:val="pt_PT" w:bidi="pt_PT"/>
-        </w:rPr>
-      </w:r>
-      <w:r>
-        <w:rPr>
-          <w:lang w:val="pt_PT" w:bidi="pt_PT"/>
-        </w:rPr>
-        <w:t>Seu idioma pode ter uma palavra que significa alguém que oferece sacrifícios a Deus. Essa pode ser uma boa palavra para a palavra bíblica para sacerdote. Talvez você precise fazer uma pequena mudança, como dizer “um sacerdote de Deus”. Mas tenha cuidado para que as pessoas não fiquem confusas. Talvez as coisas que um “sacerdote” em sua comunidade faz sejam muito diferentes do que um sacerdote na Bíblia faz. Talvez você precise inventar uma nova palavra ou frase, como “alguém que oferece sacrifícios a Deus”, ou “um sacrificador”, ou “um homem que trabalha no templo de Deus”. Mas lembre-se de que você também precisa ter uma palavra para um levita. Um levita pode ser um “ajudante de um sacerdote”, um “ajudante no templo”, ou um “descendente de Levi que ajuda no templo”.</w:t>
-      </w:r>
-    </w:p>
-    <w:p>
-      <w:pPr/>
-      <w:r>
-        <w:rPr>
-          <w:lang w:val="pt_PT" w:bidi="pt_PT"/>
-        </w:rPr>
-      </w:r>
-      <w:r>
-        <w:rPr>
-          <w:lang w:val="pt_PT" w:bidi="pt_PT"/>
-        </w:rPr>
-        <w:t xml:space="preserve">Algumas </w:t>
-      </w:r>
-      <w:r>
-        <w:rPr>
-          <w:lang w:val="pt_PT" w:bidi="pt_PT"/>
-        </w:rPr>
-        <w:t>igrejas</w:t>
-      </w:r>
-      <w:r>
-        <w:rPr>
-          <w:lang w:val="pt_PT" w:bidi="pt_PT"/>
-        </w:rPr>
-        <w:t xml:space="preserve"> </w:t>
-      </w:r>
-      <w:r>
-        <w:rPr>
-          <w:lang w:val="pt_PT" w:bidi="pt_PT"/>
-        </w:rPr>
-        <w:t>cristãs</w:t>
-      </w:r>
-      <w:r>
-        <w:rPr>
-          <w:lang w:val="pt_PT" w:bidi="pt_PT"/>
-        </w:rPr>
-        <w:t xml:space="preserve"> usam a palavra “sacerdote” para um líder na igreja. Não é uma boa ideia usar essa mesma palavra para “sacerdotes” na Bíblia, porque o significado é bastante diferente. Um líder na igreja não oferece sacrifícios como os sacerdotes na Bíblia faziam.</w:t>
-      </w:r>
-    </w:p>
-    <w:p>
-      <w:pPr/>
-      <w:r>
-        <w:rPr>
-          <w:lang w:val="pt_PT" w:bidi="pt_PT"/>
-        </w:rPr>
-      </w:r>
-      <w:r>
-        <w:rPr>
-          <w:lang w:val="pt_PT" w:bidi="pt_PT"/>
-        </w:rPr>
-        <w:t>Lembre-se de que você também precisa de uma palavra para os principais sacerdotes — os sacerdotes mais importantes — e para o sumo sacerdote, que é o sacerdote mais importante de todos.</w:t>
+        <w:t>ressurreição</w:t>
+      </w:r>
+      <w:r>
+        <w:rPr>
+          <w:lang w:val="pt_PT" w:bidi="pt_PT"/>
+        </w:rPr>
+        <w:t xml:space="preserve">. Jesus se tornou vivo novamente como uma pessoa inteira — com um corpo! Ele não era apenas um </w:t>
+      </w:r>
+      <w:hyperlink r:id="rId39">
+        <w:r>
+          <w:rPr>
+            <w:lang w:val="pt_PT" w:bidi="pt_PT"/>
+          </w:rPr>
+          <w:rPr>
+            <w:color w:val="0000EE"/>
+            <w:u w:val="single"/>
+          </w:rPr>
+          <w:t>espírito</w:t>
+        </w:r>
+      </w:hyperlink>
+      <w:r>
+        <w:rPr>
+          <w:lang w:val="pt_PT" w:bidi="pt_PT"/>
+        </w:rPr>
+        <w:t xml:space="preserve">, porque as pessoas podiam tocar Jesus. Jesus também comeu com seus </w:t>
+      </w:r>
+      <w:hyperlink r:id="rId36">
+        <w:r>
+          <w:rPr>
+            <w:lang w:val="pt_PT" w:bidi="pt_PT"/>
+          </w:rPr>
+          <w:rPr>
+            <w:color w:val="0000EE"/>
+            <w:u w:val="single"/>
+          </w:rPr>
+          <w:t>discípulos</w:t>
+        </w:r>
+      </w:hyperlink>
+      <w:r>
+        <w:rPr>
+          <w:lang w:val="pt_PT" w:bidi="pt_PT"/>
+        </w:rPr>
+        <w:t>.</w:t>
+      </w:r>
+    </w:p>
+    <w:p>
+      <w:pPr/>
+      <w:r>
+        <w:rPr>
+          <w:lang w:val="pt_PT" w:bidi="pt_PT"/>
+        </w:rPr>
+      </w:r>
+      <w:r>
+        <w:rPr>
+          <w:lang w:val="pt_PT" w:bidi="pt_PT"/>
+        </w:rPr>
+        <w:t xml:space="preserve">Quando Jesus voltar para governar como </w:t>
+      </w:r>
+      <w:hyperlink r:id="rId23">
+        <w:r>
+          <w:rPr>
+            <w:lang w:val="pt_PT" w:bidi="pt_PT"/>
+          </w:rPr>
+          <w:rPr>
+            <w:color w:val="0000EE"/>
+            <w:u w:val="single"/>
+          </w:rPr>
+          <w:t>rei</w:t>
+        </w:r>
+      </w:hyperlink>
+      <w:r>
+        <w:rPr>
+          <w:lang w:val="pt_PT" w:bidi="pt_PT"/>
+        </w:rPr>
+        <w:t xml:space="preserve"> para sempre, as pessoas a quem Deus aceitou se tornarão vivas novamente e receberão um novo corpo — um corpo que nunca morrerá novamente! Esse evento é chamado de ressurreição dos </w:t>
+      </w:r>
+      <w:hyperlink r:id="rId40">
+        <w:r>
+          <w:rPr>
+            <w:lang w:val="pt_PT" w:bidi="pt_PT"/>
+          </w:rPr>
+          <w:rPr>
+            <w:color w:val="0000EE"/>
+            <w:u w:val="single"/>
+          </w:rPr>
+          <w:t>crentes</w:t>
+        </w:r>
+      </w:hyperlink>
+      <w:r>
+        <w:rPr>
+          <w:lang w:val="pt_PT" w:bidi="pt_PT"/>
+        </w:rPr>
+        <w:t>. Porque Jesus se tornou vivo novamente, podemos ter certeza de que Deus também nos tornará vivos novamente.</w:t>
       </w:r>
       <w:r>
         <w:rPr>
@@ -995,309 +2317,318 @@
         <w:rPr>
           <w:lang w:val="pt_PT" w:bidi="pt_PT"/>
         </w:rPr>
-        <w:t>sacrifício</w:t>
-      </w:r>
-      <w:r>
-        <w:rPr>
-          <w:lang w:val="pt_PT" w:bidi="pt_PT"/>
-        </w:rPr>
-      </w:r>
-    </w:p>
-    <w:p>
-      <w:pPr/>
-      <w:r>
-        <w:rPr>
-          <w:lang w:val="pt_PT" w:bidi="pt_PT"/>
-        </w:rPr>
-      </w:r>
-      <w:r>
-        <w:rPr>
-          <w:lang w:val="pt_PT" w:bidi="pt_PT"/>
-        </w:rPr>
-        <w:t xml:space="preserve">Um </w:t>
+        <w:t>ressurreição</w:t>
+      </w:r>
+      <w:r>
+        <w:rPr>
+          <w:lang w:val="pt_PT" w:bidi="pt_PT"/>
+        </w:rPr>
+      </w:r>
+    </w:p>
+    <w:p>
+      <w:pPr>
+        <w:pStyle w:val="Heading4"/>
+      </w:pPr>
+      <w:r>
+        <w:rPr>
+          <w:lang w:val="pt_PT" w:bidi="pt_PT"/>
+        </w:rPr>
+        <w:t>Audio Content</w:t>
+      </w:r>
+      <w:r>
+        <w:rPr>
+          <w:lang w:val="pt_PT" w:bidi="pt_PT"/>
+        </w:rPr>
+      </w:r>
+    </w:p>
+    <w:p>
+      <w:pPr/>
+      <w:r>
+        <w:rPr>
+          <w:lang w:val="pt_PT" w:bidi="pt_PT"/>
+        </w:rPr>
+      </w:r>
+      <w:hyperlink r:id="rId17">
+        <w:r>
+          <w:rPr>
+            <w:lang w:val="pt_PT" w:bidi="pt_PT"/>
+          </w:rPr>
+          <w:rPr>
+            <w:color w:val="0000EE"/>
+            <w:u w:val="single"/>
+          </w:rPr>
+          <w:t>mp3 file</w:t>
+        </w:r>
+      </w:hyperlink>
+      <w:r>
+        <w:rPr>
+          <w:lang w:val="pt_PT" w:bidi="pt_PT"/>
+        </w:rPr>
+        <w:t xml:space="preserve"> (None KB)</w:t>
+      </w:r>
+      <w:r>
+        <w:rPr>
+          <w:lang w:val="pt_PT" w:bidi="pt_PT"/>
+        </w:rPr>
+      </w:r>
+      <w:r>
+        <w:rPr>
+          <w:lang w:val="pt_PT" w:bidi="pt_PT"/>
+        </w:rPr>
+      </w:r>
+    </w:p>
+    <w:p>
+      <w:pPr/>
+      <w:r>
+        <w:rPr>
+          <w:lang w:val="pt_PT" w:bidi="pt_PT"/>
+        </w:rPr>
+      </w:r>
+    </w:p>
+    <w:p>
+      <w:pPr>
+        <w:pStyle w:val="Heading2"/>
+      </w:pPr>
+      <w:r>
+        <w:rPr>
+          <w:lang w:val="pt_PT" w:bidi="pt_PT"/>
+        </w:rPr>
+        <w:t>retidão</w:t>
+      </w:r>
+      <w:r>
+        <w:rPr>
+          <w:lang w:val="pt_PT" w:bidi="pt_PT"/>
+        </w:rPr>
+      </w:r>
+    </w:p>
+    <w:p>
+      <w:pPr/>
+      <w:r>
+        <w:rPr>
+          <w:lang w:val="pt_PT" w:bidi="pt_PT"/>
+        </w:rPr>
+      </w:r>
+      <w:r>
+        <w:rPr>
+          <w:lang w:val="pt_PT" w:bidi="pt_PT"/>
+        </w:rPr>
+        <w:t xml:space="preserve">Alguém que é </w:t>
       </w:r>
       <w:r>
         <w:rPr>
           <w:b/>
           <w:lang w:val="pt_PT" w:bidi="pt_PT"/>
         </w:rPr>
-        <w:t>sacrifício</w:t>
-      </w:r>
-      <w:r>
-        <w:rPr>
-          <w:lang w:val="pt_PT" w:bidi="pt_PT"/>
-        </w:rPr>
-        <w:t xml:space="preserve"> é um presente a Deus. As pessoas muitas vezes colocavam o presente em uma plataforma feita de terra ou pedras grandes, que era chamada de </w:t>
-      </w:r>
-      <w:r>
-        <w:rPr>
-          <w:lang w:val="pt_PT" w:bidi="pt_PT"/>
-        </w:rPr>
-        <w:t>altar</w:t>
-      </w:r>
-      <w:r>
-        <w:rPr>
-          <w:lang w:val="pt_PT" w:bidi="pt_PT"/>
-        </w:rPr>
-        <w:t xml:space="preserve">. O propósito de um sacrifício poderia ser que as pessoas quisessem agradecer a Deus por algo, </w:t>
-      </w:r>
-      <w:r>
-        <w:rPr>
-          <w:lang w:val="pt_PT" w:bidi="pt_PT"/>
-        </w:rPr>
-        <w:t>adorar</w:t>
-      </w:r>
-      <w:r>
-        <w:rPr>
-          <w:lang w:val="pt_PT" w:bidi="pt_PT"/>
-        </w:rPr>
-        <w:t xml:space="preserve"> a Deus, confirmar seu </w:t>
-      </w:r>
-      <w:r>
-        <w:rPr>
-          <w:lang w:val="pt_PT" w:bidi="pt_PT"/>
-        </w:rPr>
-        <w:t>relacionamento</w:t>
-      </w:r>
-      <w:r>
-        <w:rPr>
-          <w:lang w:val="pt_PT" w:bidi="pt_PT"/>
-        </w:rPr>
-        <w:t xml:space="preserve"> com Deus ou pedir </w:t>
-      </w:r>
-      <w:r>
-        <w:rPr>
-          <w:lang w:val="pt_PT" w:bidi="pt_PT"/>
-        </w:rPr>
-        <w:t>perdão</w:t>
-      </w:r>
-      <w:r>
-        <w:rPr>
-          <w:lang w:val="pt_PT" w:bidi="pt_PT"/>
-        </w:rPr>
-        <w:t xml:space="preserve"> por algo que elas haviam feito de errado. Um sacrifício poderia envolver a morte de um animal, que então seria queimado no altar. Mas o presente também poderia ser itens alimentares, óleo ou especiarias de cheiro doce.</w:t>
-      </w:r>
-    </w:p>
-    <w:p>
-      <w:pPr/>
-      <w:r>
-        <w:rPr>
-          <w:lang w:val="pt_PT" w:bidi="pt_PT"/>
-        </w:rPr>
-      </w:r>
-      <w:r>
-        <w:rPr>
-          <w:lang w:val="pt_PT" w:bidi="pt_PT"/>
-        </w:rPr>
-        <w:t xml:space="preserve">No início do Antigo Testamento, há várias histórias de pessoas dando sacrifícios a Deus: Caim e Abel, Noé e </w:t>
-      </w:r>
-      <w:r>
-        <w:rPr>
-          <w:lang w:val="pt_PT" w:bidi="pt_PT"/>
-        </w:rPr>
-        <w:t>Abraão</w:t>
-      </w:r>
-      <w:r>
-        <w:rPr>
-          <w:lang w:val="pt_PT" w:bidi="pt_PT"/>
-        </w:rPr>
-        <w:t xml:space="preserve">. Mais tarde, quando Deus deu aos </w:t>
-      </w:r>
-      <w:r>
-        <w:rPr>
-          <w:lang w:val="pt_PT" w:bidi="pt_PT"/>
-        </w:rPr>
-        <w:t>israelitas</w:t>
-      </w:r>
-      <w:r>
-        <w:rPr>
-          <w:lang w:val="pt_PT" w:bidi="pt_PT"/>
-        </w:rPr>
-        <w:t xml:space="preserve"> sua </w:t>
-      </w:r>
-      <w:r>
-        <w:rPr>
-          <w:lang w:val="pt_PT" w:bidi="pt_PT"/>
-        </w:rPr>
-        <w:t>lei</w:t>
-      </w:r>
-      <w:r>
-        <w:rPr>
-          <w:lang w:val="pt_PT" w:bidi="pt_PT"/>
-        </w:rPr>
-        <w:t xml:space="preserve"> por meio de Moisés, Deus deu ao povo instruções sobre como oferecer sacrifícios a ele. As pessoas não podiam trazer seus sacrifícios a Deus onde quer que quisessem: elas tinham que trazer seus sacrifícios para o </w:t>
-      </w:r>
-      <w:r>
-        <w:rPr>
-          <w:lang w:val="pt_PT" w:bidi="pt_PT"/>
-        </w:rPr>
-        <w:t>tabernáculo</w:t>
-      </w:r>
-      <w:r>
-        <w:rPr>
-          <w:lang w:val="pt_PT" w:bidi="pt_PT"/>
-        </w:rPr>
-        <w:t xml:space="preserve">, e mais tarde para o </w:t>
-      </w:r>
-      <w:r>
-        <w:rPr>
-          <w:lang w:val="pt_PT" w:bidi="pt_PT"/>
-        </w:rPr>
-        <w:t>templo</w:t>
-      </w:r>
-      <w:r>
-        <w:rPr>
-          <w:lang w:val="pt_PT" w:bidi="pt_PT"/>
-        </w:rPr>
-        <w:t xml:space="preserve">. O tabernáculo era o lugar onde os israelitas adoravam a Deus. Era uma tenda que os israelitas podiam carregar com eles durante suas viagens pelo </w:t>
-      </w:r>
-      <w:r>
-        <w:rPr>
-          <w:lang w:val="pt_PT" w:bidi="pt_PT"/>
-        </w:rPr>
-        <w:t>deserto</w:t>
-      </w:r>
-      <w:r>
-        <w:rPr>
-          <w:lang w:val="pt_PT" w:bidi="pt_PT"/>
-        </w:rPr>
-        <w:t>. Mais tarde, quando os israelitas se estabeleceram em seu próprio país, eles substituíram o tabernáculo por um edifício, chamado de templo.</w:t>
-      </w:r>
-    </w:p>
-    <w:p>
-      <w:pPr/>
-      <w:r>
-        <w:rPr>
-          <w:lang w:val="pt_PT" w:bidi="pt_PT"/>
-        </w:rPr>
-      </w:r>
-      <w:r>
-        <w:rPr>
-          <w:lang w:val="pt_PT" w:bidi="pt_PT"/>
-        </w:rPr>
-        <w:t xml:space="preserve">No tabernáculo, e mais tarde no templo, os </w:t>
-      </w:r>
-      <w:r>
-        <w:rPr>
-          <w:lang w:val="pt_PT" w:bidi="pt_PT"/>
-        </w:rPr>
-        <w:t>sacerdotes</w:t>
-      </w:r>
-      <w:r>
-        <w:rPr>
-          <w:lang w:val="pt_PT" w:bidi="pt_PT"/>
-        </w:rPr>
-        <w:t xml:space="preserve"> eram pessoas especiais a quem Deus nomeava para fazer os sacrifícios em nome do povo. Os sacerdotes faziam </w:t>
-      </w:r>
-      <w:r>
-        <w:rPr>
-          <w:lang w:val="pt_PT" w:bidi="pt_PT"/>
-        </w:rPr>
-        <w:t>sacrifícios</w:t>
-      </w:r>
-      <w:r>
-        <w:rPr>
-          <w:lang w:val="pt_PT" w:bidi="pt_PT"/>
-        </w:rPr>
-        <w:t xml:space="preserve"> todos os dias, e também havia sacrifícios especiais para festivais e rituais. As pessoas também poderiam trazer um sacrifício voluntariamente. Os sacrifícios eram muito importantes na adoração a Deus. Porque Deus é </w:t>
-      </w:r>
-      <w:r>
-        <w:rPr>
-          <w:lang w:val="pt_PT" w:bidi="pt_PT"/>
-        </w:rPr>
-        <w:t>santo</w:t>
-      </w:r>
-      <w:r>
-        <w:rPr>
-          <w:lang w:val="pt_PT" w:bidi="pt_PT"/>
-        </w:rPr>
-        <w:t xml:space="preserve">, e as pessoas são tão </w:t>
-      </w:r>
-      <w:r>
-        <w:rPr>
-          <w:lang w:val="pt_PT" w:bidi="pt_PT"/>
-        </w:rPr>
-        <w:t>pecadoras</w:t>
-      </w:r>
-      <w:r>
-        <w:rPr>
-          <w:lang w:val="pt_PT" w:bidi="pt_PT"/>
-        </w:rPr>
-        <w:t xml:space="preserve">, as pessoas não poderiam apenas vir diante de Deus. As pessoas precisavam ser “purificadas” de seus pecados. Apenas alguém que é purificado — tornado ritualmente </w:t>
-      </w:r>
-      <w:r>
-        <w:rPr>
-          <w:lang w:val="pt_PT" w:bidi="pt_PT"/>
-        </w:rPr>
-        <w:t>puro</w:t>
-      </w:r>
-      <w:r>
-        <w:rPr>
-          <w:lang w:val="pt_PT" w:bidi="pt_PT"/>
-        </w:rPr>
-        <w:t xml:space="preserve"> — pode vir diante de Deus. Os sacrifícios ajudavam a tornar as pessoas puras para que elas pudessem vir diante de Deus. No entanto, Deus também deixou claro para o povo que ele não aceitava sacrifícios se as pessoas não se sentissem realmente tristes pelas coisas más que elas haviam feito e sinceramente quisessem mudar.</w:t>
-      </w:r>
-    </w:p>
-    <w:p>
-      <w:pPr/>
-      <w:r>
-        <w:rPr>
-          <w:lang w:val="pt_PT" w:bidi="pt_PT"/>
-        </w:rPr>
-      </w:r>
-      <w:r>
-        <w:rPr>
-          <w:lang w:val="pt_PT" w:bidi="pt_PT"/>
-        </w:rPr>
-        <w:t xml:space="preserve">Cerca de 40 anos depois que Jesus voltou para o </w:t>
-      </w:r>
-      <w:r>
-        <w:rPr>
-          <w:lang w:val="pt_PT" w:bidi="pt_PT"/>
-        </w:rPr>
-        <w:t>céu</w:t>
-      </w:r>
-      <w:r>
-        <w:rPr>
-          <w:lang w:val="pt_PT" w:bidi="pt_PT"/>
-        </w:rPr>
-        <w:t xml:space="preserve">, o povo romano destruiu completamente o </w:t>
-      </w:r>
-      <w:r>
-        <w:rPr>
-          <w:lang w:val="pt_PT" w:bidi="pt_PT"/>
-        </w:rPr>
-        <w:t>templo</w:t>
-      </w:r>
-      <w:r>
-        <w:rPr>
-          <w:lang w:val="pt_PT" w:bidi="pt_PT"/>
-        </w:rPr>
-        <w:t xml:space="preserve"> em </w:t>
-      </w:r>
-      <w:r>
-        <w:rPr>
-          <w:lang w:val="pt_PT" w:bidi="pt_PT"/>
-        </w:rPr>
-        <w:t>Jerusalém</w:t>
-      </w:r>
-      <w:r>
-        <w:rPr>
-          <w:lang w:val="pt_PT" w:bidi="pt_PT"/>
-        </w:rPr>
-        <w:t xml:space="preserve">. A partir daquele momento em diante, os </w:t>
-      </w:r>
-      <w:r>
-        <w:rPr>
-          <w:lang w:val="pt_PT" w:bidi="pt_PT"/>
-        </w:rPr>
-        <w:t>judeus</w:t>
-      </w:r>
-      <w:r>
-        <w:rPr>
-          <w:lang w:val="pt_PT" w:bidi="pt_PT"/>
-        </w:rPr>
-        <w:t xml:space="preserve"> não podiam mais oferecer sacrifícios a Deus. O Novo Testamento nos ensina que o próprio Jesus era um sacrifício perfeito. Jesus morreu para que Deus pudesse perdoar o povo. As pessoas não precisam mais oferecer sacrifícios a Deus, porque Jesus já nos tornou puros: Jesus tornou possível que viéssemos diante de Deus.</w:t>
+        <w:t>reto</w:t>
+      </w:r>
+      <w:r>
+        <w:rPr>
+          <w:lang w:val="pt_PT" w:bidi="pt_PT"/>
+        </w:rPr>
+        <w:t xml:space="preserve"> (ou justo) está se comportando da maneira certa. Deus é reto, porque tudo o que Deus faz é certo e bom.</w:t>
+      </w:r>
+    </w:p>
+    <w:p>
+      <w:pPr/>
+      <w:r>
+        <w:rPr>
+          <w:lang w:val="pt_PT" w:bidi="pt_PT"/>
+        </w:rPr>
+      </w:r>
+      <w:r>
+        <w:rPr>
+          <w:lang w:val="pt_PT" w:bidi="pt_PT"/>
+        </w:rPr>
+        <w:t xml:space="preserve">Deus quer que todas as pessoas sejam justas. Apenas uma pessoa justa pode ter um bom </w:t>
+      </w:r>
+      <w:hyperlink r:id="rId29">
+        <w:r>
+          <w:rPr>
+            <w:lang w:val="pt_PT" w:bidi="pt_PT"/>
+          </w:rPr>
+          <w:rPr>
+            <w:color w:val="0000EE"/>
+            <w:u w:val="single"/>
+          </w:rPr>
+          <w:t>relacionamento</w:t>
+        </w:r>
+      </w:hyperlink>
+      <w:r>
+        <w:rPr>
+          <w:lang w:val="pt_PT" w:bidi="pt_PT"/>
+        </w:rPr>
+        <w:t xml:space="preserve"> com Deus.</w:t>
+      </w:r>
+    </w:p>
+    <w:p>
+      <w:pPr/>
+      <w:r>
+        <w:rPr>
+          <w:lang w:val="pt_PT" w:bidi="pt_PT"/>
+        </w:rPr>
+      </w:r>
+      <w:r>
+        <w:rPr>
+          <w:lang w:val="pt_PT" w:bidi="pt_PT"/>
+        </w:rPr>
+        <w:t xml:space="preserve">A pessoa que quer obedecer a Deus e quer fazer as coisas que agradam a Deus é justa, mesmo que ela ainda possa cometer erros e desobedecer a Deus sem intenção. Uma pessoa justa fica triste quando ela descobre que ela desobedeceu a Deus, e ela se </w:t>
+      </w:r>
+      <w:hyperlink r:id="rId41">
+        <w:r>
+          <w:rPr>
+            <w:lang w:val="pt_PT" w:bidi="pt_PT"/>
+          </w:rPr>
+          <w:rPr>
+            <w:color w:val="0000EE"/>
+            <w:u w:val="single"/>
+          </w:rPr>
+          <w:t>arrepende</w:t>
+        </w:r>
+      </w:hyperlink>
+      <w:r>
+        <w:rPr>
+          <w:lang w:val="pt_PT" w:bidi="pt_PT"/>
+        </w:rPr>
+        <w:t xml:space="preserve">. Uma pessoa injusta, por outro lado, continua fazendo coisas más, e não </w:t>
+      </w:r>
+      <w:hyperlink r:id="rId42">
+        <w:r>
+          <w:rPr>
+            <w:lang w:val="pt_PT" w:bidi="pt_PT"/>
+          </w:rPr>
+          <w:rPr>
+            <w:color w:val="0000EE"/>
+            <w:u w:val="single"/>
+          </w:rPr>
+          <w:t>acredita</w:t>
+        </w:r>
+      </w:hyperlink>
+      <w:r>
+        <w:rPr>
+          <w:lang w:val="pt_PT" w:bidi="pt_PT"/>
+        </w:rPr>
+        <w:t xml:space="preserve"> ou se importa que Deus possa ficar zangado ou puni-lo.</w:t>
+      </w:r>
+    </w:p>
+    <w:p>
+      <w:pPr/>
+      <w:r>
+        <w:rPr>
+          <w:lang w:val="pt_PT" w:bidi="pt_PT"/>
+        </w:rPr>
+      </w:r>
+      <w:r>
+        <w:rPr>
+          <w:lang w:val="pt_PT" w:bidi="pt_PT"/>
+        </w:rPr>
+        <w:t xml:space="preserve">Quando </w:t>
+      </w:r>
+      <w:hyperlink r:id="rId43">
+        <w:r>
+          <w:rPr>
+            <w:lang w:val="pt_PT" w:bidi="pt_PT"/>
+          </w:rPr>
+          <w:rPr>
+            <w:color w:val="0000EE"/>
+            <w:u w:val="single"/>
+          </w:rPr>
+          <w:t>Abraão</w:t>
+        </w:r>
+      </w:hyperlink>
+      <w:r>
+        <w:rPr>
+          <w:lang w:val="pt_PT" w:bidi="pt_PT"/>
+        </w:rPr>
+        <w:t xml:space="preserve"> acreditou na promessa que Deus lhe deu que Abraão teria muitos </w:t>
+      </w:r>
+      <w:hyperlink r:id="rId44">
+        <w:r>
+          <w:rPr>
+            <w:lang w:val="pt_PT" w:bidi="pt_PT"/>
+          </w:rPr>
+          <w:rPr>
+            <w:color w:val="0000EE"/>
+            <w:u w:val="single"/>
+          </w:rPr>
+          <w:t>descendentes</w:t>
+        </w:r>
+      </w:hyperlink>
+      <w:r>
+        <w:rPr>
+          <w:lang w:val="pt_PT" w:bidi="pt_PT"/>
+        </w:rPr>
+        <w:t>, Deus considerou Abraão justo (ou reto). Abraão não era justo porque ele havia feito uma coisa boa, mas simplesmente porque ele confiava em Deus.</w:t>
+      </w:r>
+    </w:p>
+    <w:p>
+      <w:pPr/>
+      <w:r>
+        <w:rPr>
+          <w:lang w:val="pt_PT" w:bidi="pt_PT"/>
+        </w:rPr>
+      </w:r>
+      <w:r>
+        <w:rPr>
+          <w:lang w:val="pt_PT" w:bidi="pt_PT"/>
+        </w:rPr>
+        <w:t>Esse mesmo tipo de justiça está disponível para as pessoas que acreditam em Jesus. Quando as pessoas confiam em Jesus, Deus lhes dá o dom da justiça. Quando você acredita que você pode ter um relacionamento certo com Deus por causa do que Jesus fez por você, Deus declara que você é justo.</w:t>
+      </w:r>
+    </w:p>
+    <w:p>
+      <w:pPr/>
+      <w:r>
+        <w:rPr>
+          <w:lang w:val="pt_PT" w:bidi="pt_PT"/>
+        </w:rPr>
+      </w:r>
+      <w:r>
+        <w:rPr>
+          <w:b/>
+          <w:lang w:val="pt_PT" w:bidi="pt_PT"/>
+        </w:rPr>
+        <w:t>Quando você estiver traduzindo “retidão”, tenha cuidado com as seguintes coisas:</w:t>
+      </w:r>
+    </w:p>
+    <w:p>
+      <w:pPr/>
+      <w:r>
+        <w:rPr>
+          <w:lang w:val="pt_PT" w:bidi="pt_PT"/>
+        </w:rPr>
+      </w:r>
+      <w:r>
+        <w:rPr>
+          <w:lang w:val="pt_PT" w:bidi="pt_PT"/>
+        </w:rPr>
+        <w:t>Você pode descrever a retidão como estar em um relacionamento certo com Deus, sendo certo aos olhos de Deus, ou sendo aceito por Deus. Ou você pode descrever a justiça como sendo irrepreensível ou inocente, ou sendo irrepreensível, ou inocente aos olhos de Deus.</w:t>
+      </w:r>
+    </w:p>
+    <w:p>
+      <w:pPr/>
+      <w:r>
+        <w:rPr>
+          <w:lang w:val="pt_PT" w:bidi="pt_PT"/>
+        </w:rPr>
+      </w:r>
+      <w:r>
+        <w:rPr>
+          <w:lang w:val="pt_PT" w:bidi="pt_PT"/>
+        </w:rPr>
+        <w:t>Seu idioma pode ter palavras especiais que descrevem a ideia de retidão (ou justiça), como “ter um coração reto”, “ser reto”, “andar no caminho de Deus”, ou outras coisas como essa.</w:t>
+      </w:r>
+    </w:p>
+    <w:p>
+      <w:pPr/>
+      <w:r>
+        <w:rPr>
+          <w:lang w:val="pt_PT" w:bidi="pt_PT"/>
+        </w:rPr>
+      </w:r>
+      <w:r>
+        <w:rPr>
+          <w:lang w:val="pt_PT" w:bidi="pt_PT"/>
+        </w:rPr>
+        <w:t>Você pode pedir às pessoas no grupo que encenem em pares, sem usar a palavra reto, o que a retidão significa. Depois, discuta o que você viu e fale sobre se os dramas estavam explicando com precisão o que a retidão significa na Bíblia. Essa atividade pode ajudá-lo a encontrar uma maneira de explicar a retidão em sua tradução.</w:t>
       </w:r>
       <w:r>
         <w:rPr>
@@ -1326,199 +2657,233 @@
         <w:rPr>
           <w:lang w:val="pt_PT" w:bidi="pt_PT"/>
         </w:rPr>
-        <w:t>Saduceus</w:t>
-      </w:r>
-      <w:r>
-        <w:rPr>
-          <w:lang w:val="pt_PT" w:bidi="pt_PT"/>
-        </w:rPr>
-      </w:r>
-    </w:p>
-    <w:p>
-      <w:pPr/>
-      <w:r>
-        <w:rPr>
-          <w:lang w:val="pt_PT" w:bidi="pt_PT"/>
-        </w:rPr>
-      </w:r>
-      <w:r>
-        <w:rPr>
-          <w:lang w:val="pt_PT" w:bidi="pt_PT"/>
-        </w:rPr>
-        <w:t xml:space="preserve">Na época de Jesus havia 2 grupos importantes de </w:t>
-      </w:r>
-      <w:r>
-        <w:rPr>
-          <w:lang w:val="pt_PT" w:bidi="pt_PT"/>
-        </w:rPr>
-        <w:t>mestres</w:t>
-      </w:r>
-      <w:r>
-        <w:rPr>
-          <w:lang w:val="pt_PT" w:bidi="pt_PT"/>
-        </w:rPr>
-        <w:t xml:space="preserve"> religiosos em </w:t>
-      </w:r>
-      <w:r>
-        <w:rPr>
-          <w:lang w:val="pt_PT" w:bidi="pt_PT"/>
-        </w:rPr>
-        <w:t>Israel</w:t>
-      </w:r>
-      <w:r>
-        <w:rPr>
-          <w:lang w:val="pt_PT" w:bidi="pt_PT"/>
-        </w:rPr>
-        <w:t xml:space="preserve">. Esses eram os </w:t>
-      </w:r>
-      <w:r>
-        <w:rPr>
-          <w:lang w:val="pt_PT" w:bidi="pt_PT"/>
-        </w:rPr>
-        <w:t>fariseus</w:t>
-      </w:r>
-      <w:r>
-        <w:rPr>
-          <w:lang w:val="pt_PT" w:bidi="pt_PT"/>
-        </w:rPr>
-        <w:t xml:space="preserve"> e os </w:t>
+        <w:t>retidão</w:t>
+      </w:r>
+      <w:r>
+        <w:rPr>
+          <w:lang w:val="pt_PT" w:bidi="pt_PT"/>
+        </w:rPr>
+      </w:r>
+    </w:p>
+    <w:p>
+      <w:pPr>
+        <w:pStyle w:val="Heading4"/>
+      </w:pPr>
+      <w:r>
+        <w:rPr>
+          <w:lang w:val="pt_PT" w:bidi="pt_PT"/>
+        </w:rPr>
+        <w:t>Audio Content</w:t>
+      </w:r>
+      <w:r>
+        <w:rPr>
+          <w:lang w:val="pt_PT" w:bidi="pt_PT"/>
+        </w:rPr>
+      </w:r>
+    </w:p>
+    <w:p>
+      <w:pPr/>
+      <w:r>
+        <w:rPr>
+          <w:lang w:val="pt_PT" w:bidi="pt_PT"/>
+        </w:rPr>
+      </w:r>
+      <w:hyperlink r:id="rId17">
+        <w:r>
+          <w:rPr>
+            <w:lang w:val="pt_PT" w:bidi="pt_PT"/>
+          </w:rPr>
+          <w:rPr>
+            <w:color w:val="0000EE"/>
+            <w:u w:val="single"/>
+          </w:rPr>
+          <w:t>mp3 file</w:t>
+        </w:r>
+      </w:hyperlink>
+      <w:r>
+        <w:rPr>
+          <w:lang w:val="pt_PT" w:bidi="pt_PT"/>
+        </w:rPr>
+        <w:t xml:space="preserve"> (None KB)</w:t>
+      </w:r>
+      <w:r>
+        <w:rPr>
+          <w:lang w:val="pt_PT" w:bidi="pt_PT"/>
+        </w:rPr>
+      </w:r>
+      <w:r>
+        <w:rPr>
+          <w:lang w:val="pt_PT" w:bidi="pt_PT"/>
+        </w:rPr>
+      </w:r>
+    </w:p>
+    <w:p>
+      <w:pPr/>
+      <w:r>
+        <w:rPr>
+          <w:lang w:val="pt_PT" w:bidi="pt_PT"/>
+        </w:rPr>
+      </w:r>
+    </w:p>
+    <w:p>
+      <w:pPr>
+        <w:pStyle w:val="Heading2"/>
+      </w:pPr>
+      <w:r>
+        <w:rPr>
+          <w:lang w:val="pt_PT" w:bidi="pt_PT"/>
+        </w:rPr>
+        <w:t>Rio Jordão</w:t>
+      </w:r>
+      <w:r>
+        <w:rPr>
+          <w:lang w:val="pt_PT" w:bidi="pt_PT"/>
+        </w:rPr>
+      </w:r>
+    </w:p>
+    <w:p>
+      <w:pPr/>
+      <w:r>
+        <w:rPr>
+          <w:lang w:val="pt_PT" w:bidi="pt_PT"/>
+        </w:rPr>
+      </w:r>
+      <w:r>
+        <w:rPr>
+          <w:lang w:val="pt_PT" w:bidi="pt_PT"/>
+        </w:rPr>
+        <w:t xml:space="preserve">O </w:t>
       </w:r>
       <w:r>
         <w:rPr>
           <w:b/>
           <w:lang w:val="pt_PT" w:bidi="pt_PT"/>
         </w:rPr>
-        <w:t>saduceus</w:t>
-      </w:r>
-      <w:r>
-        <w:rPr>
-          <w:lang w:val="pt_PT" w:bidi="pt_PT"/>
-        </w:rPr>
-        <w:t xml:space="preserve">. Os fariseus estavam muito preocupados em obedecer à lei de Deus completamente, e eles até inventaram </w:t>
-      </w:r>
-      <w:r>
-        <w:rPr>
-          <w:lang w:val="pt_PT" w:bidi="pt_PT"/>
-        </w:rPr>
-        <w:t>leis</w:t>
-      </w:r>
-      <w:r>
-        <w:rPr>
-          <w:lang w:val="pt_PT" w:bidi="pt_PT"/>
-        </w:rPr>
-        <w:t xml:space="preserve"> adicionais. Eles queriam se manter separados das pessoas que não seguiam a lei de Deus. Os saduceus apenas seguiam as leis escritas nos cinco primeiros livros do Antigo Testamento. Eles </w:t>
-      </w:r>
-      <w:r>
-        <w:rPr>
-          <w:lang w:val="pt_PT" w:bidi="pt_PT"/>
-        </w:rPr>
-        <w:t>acreditavam</w:t>
-      </w:r>
-      <w:r>
-        <w:rPr>
-          <w:lang w:val="pt_PT" w:bidi="pt_PT"/>
-        </w:rPr>
-        <w:t xml:space="preserve"> que apenas os cinco primeiros livros do Antigo Testamento eram importantes. Eles não acreditavam em qualquer vida após a morte, e eles não acreditavam que os </w:t>
-      </w:r>
-      <w:r>
-        <w:rPr>
-          <w:lang w:val="pt_PT" w:bidi="pt_PT"/>
-        </w:rPr>
-        <w:t>anjos</w:t>
-      </w:r>
-      <w:r>
-        <w:rPr>
-          <w:lang w:val="pt_PT" w:bidi="pt_PT"/>
-        </w:rPr>
-        <w:t xml:space="preserve"> ou </w:t>
-      </w:r>
-      <w:r>
-        <w:rPr>
-          <w:lang w:val="pt_PT" w:bidi="pt_PT"/>
-        </w:rPr>
-        <w:t>Satanás</w:t>
-      </w:r>
-      <w:r>
-        <w:rPr>
-          <w:lang w:val="pt_PT" w:bidi="pt_PT"/>
-        </w:rPr>
-        <w:t xml:space="preserve"> existiam.</w:t>
-      </w:r>
-    </w:p>
-    <w:p>
-      <w:pPr/>
-      <w:r>
-        <w:rPr>
-          <w:lang w:val="pt_PT" w:bidi="pt_PT"/>
-        </w:rPr>
-      </w:r>
-      <w:r>
-        <w:rPr>
-          <w:lang w:val="pt_PT" w:bidi="pt_PT"/>
-        </w:rPr>
-        <w:t>Ao contrário dos fariseus, os saduceus da época de Jesus cooperavam com o governo romano, e, portanto, eles tinham mais poder e influência política.</w:t>
-      </w:r>
-    </w:p>
-    <w:p>
-      <w:pPr/>
-      <w:r>
-        <w:rPr>
-          <w:lang w:val="pt_PT" w:bidi="pt_PT"/>
-        </w:rPr>
-      </w:r>
-      <w:r>
-        <w:rPr>
-          <w:lang w:val="pt_PT" w:bidi="pt_PT"/>
-        </w:rPr>
-        <w:t xml:space="preserve">Alguns dos </w:t>
-      </w:r>
-      <w:r>
-        <w:rPr>
-          <w:lang w:val="pt_PT" w:bidi="pt_PT"/>
-        </w:rPr>
-        <w:t>sacerdotes</w:t>
-      </w:r>
-      <w:r>
-        <w:rPr>
-          <w:lang w:val="pt_PT" w:bidi="pt_PT"/>
-        </w:rPr>
-        <w:t xml:space="preserve"> em </w:t>
-      </w:r>
-      <w:r>
-        <w:rPr>
-          <w:lang w:val="pt_PT" w:bidi="pt_PT"/>
-        </w:rPr>
-        <w:t>Jerusalém</w:t>
-      </w:r>
-      <w:r>
-        <w:rPr>
-          <w:lang w:val="pt_PT" w:bidi="pt_PT"/>
-        </w:rPr>
-        <w:t xml:space="preserve"> eram membros do grupo dos saduceus. Alguns membros dos saduceus também eram parte do </w:t>
-      </w:r>
-      <w:r>
-        <w:rPr>
-          <w:lang w:val="pt_PT" w:bidi="pt_PT"/>
-        </w:rPr>
-        <w:t>Sinédrio</w:t>
-      </w:r>
-      <w:r>
-        <w:rPr>
-          <w:lang w:val="pt_PT" w:bidi="pt_PT"/>
-        </w:rPr>
-        <w:t xml:space="preserve">, o tribunal religioso </w:t>
-      </w:r>
-      <w:r>
-        <w:rPr>
-          <w:lang w:val="pt_PT" w:bidi="pt_PT"/>
-        </w:rPr>
-        <w:t>judeu</w:t>
-      </w:r>
-      <w:r>
-        <w:rPr>
-          <w:lang w:val="pt_PT" w:bidi="pt_PT"/>
-        </w:rPr>
-        <w:t>.</w:t>
+        <w:t>Rio Jordão</w:t>
+      </w:r>
+      <w:r>
+        <w:rPr>
+          <w:lang w:val="pt_PT" w:bidi="pt_PT"/>
+        </w:rPr>
+        <w:t xml:space="preserve"> é um longo rio que corre por </w:t>
+      </w:r>
+      <w:hyperlink r:id="rId15">
+        <w:r>
+          <w:rPr>
+            <w:lang w:val="pt_PT" w:bidi="pt_PT"/>
+          </w:rPr>
+          <w:rPr>
+            <w:color w:val="0000EE"/>
+            <w:u w:val="single"/>
+          </w:rPr>
+          <w:t>Israel</w:t>
+        </w:r>
+      </w:hyperlink>
+      <w:r>
+        <w:rPr>
+          <w:lang w:val="pt_PT" w:bidi="pt_PT"/>
+        </w:rPr>
+        <w:t xml:space="preserve"> do norte ao sul. Durante a estação chuvosa, o rio é bastante largo e profundo. Em outros momentos do ano, o rio é menor, e uma pessoa pode atravessar o rio caminhando ou nadando pela água. Em dois lugares, o rio passa por um grande lago: primeiro o Lago — ou mar — da Galileia, e mais adiante o Mar Morto. O </w:t>
+      </w:r>
+      <w:hyperlink r:id="rId45">
+        <w:r>
+          <w:rPr>
+            <w:lang w:val="pt_PT" w:bidi="pt_PT"/>
+          </w:rPr>
+          <w:rPr>
+            <w:color w:val="0000EE"/>
+            <w:u w:val="single"/>
+          </w:rPr>
+          <w:t>Lago da Galileia</w:t>
+        </w:r>
+      </w:hyperlink>
+      <w:r>
+        <w:rPr>
+          <w:lang w:val="pt_PT" w:bidi="pt_PT"/>
+        </w:rPr>
+        <w:t xml:space="preserve"> tem água doce e há muitos peixes no lago; mas o Mar Morto tem água salgada, e a água é tão salgada que nenhum peixe pode viver nela. O Rio Jordão para (ou morre) no Mar Morto.</w:t>
+      </w:r>
+    </w:p>
+    <w:p>
+      <w:pPr/>
+      <w:r>
+        <w:rPr>
+          <w:lang w:val="pt_PT" w:bidi="pt_PT"/>
+        </w:rPr>
+      </w:r>
+      <w:r>
+        <w:rPr>
+          <w:lang w:val="pt_PT" w:bidi="pt_PT"/>
+        </w:rPr>
+        <w:t xml:space="preserve">O Rio Jordão era muito importante para os </w:t>
+      </w:r>
+      <w:hyperlink r:id="rId24">
+        <w:r>
+          <w:rPr>
+            <w:lang w:val="pt_PT" w:bidi="pt_PT"/>
+          </w:rPr>
+          <w:rPr>
+            <w:color w:val="0000EE"/>
+            <w:u w:val="single"/>
+          </w:rPr>
+          <w:t>judeus</w:t>
+        </w:r>
+      </w:hyperlink>
+      <w:r>
+        <w:rPr>
+          <w:lang w:val="pt_PT" w:bidi="pt_PT"/>
+        </w:rPr>
+        <w:t xml:space="preserve">. Era importante porque o povo precisava da água do rio, mas também porque quando os </w:t>
+      </w:r>
+      <w:hyperlink r:id="rId20">
+        <w:r>
+          <w:rPr>
+            <w:lang w:val="pt_PT" w:bidi="pt_PT"/>
+          </w:rPr>
+          <w:rPr>
+            <w:color w:val="0000EE"/>
+            <w:u w:val="single"/>
+          </w:rPr>
+          <w:t>israelitas</w:t>
+        </w:r>
+      </w:hyperlink>
+      <w:r>
+        <w:rPr>
+          <w:lang w:val="pt_PT" w:bidi="pt_PT"/>
+        </w:rPr>
+        <w:t xml:space="preserve"> haviam entrado pela primeira vez na terra, eles tinham que atravessar esse Rio Jordão. Era o tempo das chuvas, e o rio era muito profundo e largo no momento. Mas Deus fez um </w:t>
+      </w:r>
+      <w:hyperlink r:id="rId32">
+        <w:r>
+          <w:rPr>
+            <w:lang w:val="pt_PT" w:bidi="pt_PT"/>
+          </w:rPr>
+          <w:rPr>
+            <w:color w:val="0000EE"/>
+            <w:u w:val="single"/>
+          </w:rPr>
+          <w:t>milagre</w:t>
+        </w:r>
+      </w:hyperlink>
+      <w:r>
+        <w:rPr>
+          <w:lang w:val="pt_PT" w:bidi="pt_PT"/>
+        </w:rPr>
+        <w:t xml:space="preserve"> e parou a água no rio, e o povo de Israel pôde andar com segurança pelo fundo do rio para o outro lado.</w:t>
+      </w:r>
+    </w:p>
+    <w:p>
+      <w:pPr/>
+      <w:r>
+        <w:rPr>
+          <w:lang w:val="pt_PT" w:bidi="pt_PT"/>
+        </w:rPr>
+      </w:r>
+      <w:r>
+        <w:rPr>
+          <w:lang w:val="pt_PT" w:bidi="pt_PT"/>
+        </w:rPr>
+        <w:t>Você pode querer primeiro procurar o Rio Jordão no dicionário bíblico em vídeo.</w:t>
       </w:r>
       <w:r>
         <w:rPr>
@@ -1547,1868 +2912,54 @@
         <w:rPr>
           <w:lang w:val="pt_PT" w:bidi="pt_PT"/>
         </w:rPr>
-        <w:t>salvação</w:t>
-      </w:r>
-      <w:r>
-        <w:rPr>
-          <w:lang w:val="pt_PT" w:bidi="pt_PT"/>
-        </w:rPr>
-      </w:r>
-    </w:p>
-    <w:p>
-      <w:pPr/>
-      <w:r>
-        <w:rPr>
-          <w:lang w:val="pt_PT" w:bidi="pt_PT"/>
-        </w:rPr>
-      </w:r>
-      <w:r>
-        <w:rPr>
-          <w:lang w:val="pt_PT" w:bidi="pt_PT"/>
-        </w:rPr>
-        <w:t xml:space="preserve">Se você </w:t>
-      </w:r>
-      <w:r>
-        <w:rPr>
-          <w:b/>
-          <w:lang w:val="pt_PT" w:bidi="pt_PT"/>
-        </w:rPr>
-        <w:t>salva</w:t>
-      </w:r>
-      <w:r>
-        <w:rPr>
-          <w:lang w:val="pt_PT" w:bidi="pt_PT"/>
-        </w:rPr>
-        <w:t xml:space="preserve"> alguém, você resgata essa pessoa de uma situação difícil ou perigosa.</w:t>
-      </w:r>
-    </w:p>
-    <w:p>
-      <w:pPr/>
-      <w:r>
-        <w:rPr>
-          <w:lang w:val="pt_PT" w:bidi="pt_PT"/>
-        </w:rPr>
-      </w:r>
-      <w:r>
-        <w:rPr>
-          <w:lang w:val="pt_PT" w:bidi="pt_PT"/>
-        </w:rPr>
-        <w:t xml:space="preserve">Sempre que os </w:t>
-      </w:r>
-      <w:r>
-        <w:rPr>
-          <w:lang w:val="pt_PT" w:bidi="pt_PT"/>
-        </w:rPr>
-        <w:t>israelitas</w:t>
-      </w:r>
-      <w:r>
-        <w:rPr>
-          <w:lang w:val="pt_PT" w:bidi="pt_PT"/>
-        </w:rPr>
-        <w:t xml:space="preserve"> estavam em uma situação desesperada, por exemplo, quando alguns inimigos os atacavam, eles chamavam a Deus para os salvar. Eles queriam que Deus os ajudasse e os protegesse. Se Deus não salvasse o povo, eles morreriam.</w:t>
-      </w:r>
-    </w:p>
-    <w:p>
-      <w:pPr/>
-      <w:r>
-        <w:rPr>
-          <w:lang w:val="pt_PT" w:bidi="pt_PT"/>
-        </w:rPr>
-      </w:r>
-      <w:r>
-        <w:rPr>
-          <w:lang w:val="pt_PT" w:bidi="pt_PT"/>
-        </w:rPr>
-        <w:t xml:space="preserve">No Novo Testamento, aprendemos que todas as pessoas estão em uma situação desesperada e precisam de Deus para as salvar. E Deus nos salva. Deus nos salva porque ele nos ama muito. Deus nos salvou enviando seu filho Jesus para o mundo. Qualquer um que confia em Jesus será salvo. Portanto, a Bíblia diz que Jesus é nosso </w:t>
-      </w:r>
-      <w:r>
-        <w:rPr>
-          <w:lang w:val="pt_PT" w:bidi="pt_PT"/>
-        </w:rPr>
-        <w:t>Salvador</w:t>
-      </w:r>
-      <w:r>
-        <w:rPr>
-          <w:lang w:val="pt_PT" w:bidi="pt_PT"/>
-        </w:rPr>
-        <w:t xml:space="preserve">. Não podemos ajudar a nós mesmos. Todos precisamos de Deus para nos salvar. Outra maneira de dizer isso é que todos precisamos de salvação. Deus é o único que pode dar a salvação às pessoas. Deus salva as pessoas para que não tenhamos mais que ter medo. Não temos mais que ficarmos envergonhados. Agora podemos ter um bom </w:t>
-      </w:r>
-      <w:r>
-        <w:rPr>
-          <w:lang w:val="pt_PT" w:bidi="pt_PT"/>
-        </w:rPr>
-        <w:t>relacionamento</w:t>
-      </w:r>
-      <w:r>
-        <w:rPr>
-          <w:lang w:val="pt_PT" w:bidi="pt_PT"/>
-        </w:rPr>
-        <w:t xml:space="preserve"> com Deus, e podemos confiar que, mesmo depois que morrermos, viveremos </w:t>
-      </w:r>
-      <w:r>
-        <w:rPr>
-          <w:lang w:val="pt_PT" w:bidi="pt_PT"/>
-        </w:rPr>
-        <w:t>para sempre</w:t>
-      </w:r>
-      <w:r>
-        <w:rPr>
-          <w:lang w:val="pt_PT" w:bidi="pt_PT"/>
-        </w:rPr>
-        <w:t xml:space="preserve"> com Deus.</w:t>
-      </w:r>
-    </w:p>
-    <w:p>
-      <w:pPr/>
-      <w:r>
-        <w:rPr>
-          <w:lang w:val="pt_PT" w:bidi="pt_PT"/>
-        </w:rPr>
-      </w:r>
-      <w:r>
-        <w:rPr>
-          <w:b/>
-          <w:lang w:val="pt_PT" w:bidi="pt_PT"/>
-        </w:rPr>
-        <w:t>Quando você estiver traduzindo “salvar” ou "salvação", tenha cuidado com as seguintes coisas:</w:t>
-      </w:r>
-    </w:p>
-    <w:p>
-      <w:pPr/>
-      <w:r>
-        <w:rPr>
-          <w:lang w:val="pt_PT" w:bidi="pt_PT"/>
-        </w:rPr>
-      </w:r>
-      <w:r>
-        <w:rPr>
-          <w:lang w:val="pt_PT" w:bidi="pt_PT"/>
-        </w:rPr>
-        <w:t xml:space="preserve">Em alguns idiomas, você pode sempre ter que dizer </w:t>
-      </w:r>
-      <w:r>
-        <w:rPr>
-          <w:i/>
-          <w:lang w:val="pt_PT" w:bidi="pt_PT"/>
-        </w:rPr>
-        <w:t>do que</w:t>
-      </w:r>
-      <w:r>
-        <w:rPr>
-          <w:lang w:val="pt_PT" w:bidi="pt_PT"/>
-        </w:rPr>
-        <w:t xml:space="preserve"> as pessoas precisam ser salvas. Por exemplo, você pode precisar dizer que Deus salva uma pessoa da morte, ou da punição. Ou você pode precisar dizer que uma pessoa está pedindo a Deus para a salvar do perigo, ou da morte. Você pode precisar dizer coisas diferentes em passagens diferentes.</w:t>
-      </w:r>
-      <w:r>
-        <w:rPr>
-          <w:lang w:val="pt_PT" w:bidi="pt_PT"/>
-        </w:rPr>
-      </w:r>
-      <w:r>
-        <w:rPr>
-          <w:lang w:val="pt_PT" w:bidi="pt_PT"/>
-        </w:rPr>
-      </w:r>
-    </w:p>
-    <w:p>
-      <w:pPr/>
-      <w:r>
-        <w:rPr>
-          <w:lang w:val="pt_PT" w:bidi="pt_PT"/>
-        </w:rPr>
-      </w:r>
-    </w:p>
-    <w:p>
-      <w:pPr>
-        <w:pStyle w:val="Heading2"/>
-      </w:pPr>
-      <w:r>
-        <w:rPr>
-          <w:lang w:val="pt_PT" w:bidi="pt_PT"/>
-        </w:rPr>
-        <w:t>santo</w:t>
-      </w:r>
-      <w:r>
-        <w:rPr>
-          <w:lang w:val="pt_PT" w:bidi="pt_PT"/>
-        </w:rPr>
-      </w:r>
-    </w:p>
-    <w:p>
-      <w:pPr/>
-      <w:r>
-        <w:rPr>
-          <w:lang w:val="pt_PT" w:bidi="pt_PT"/>
-        </w:rPr>
-      </w:r>
-      <w:r>
-        <w:rPr>
-          <w:lang w:val="pt_PT" w:bidi="pt_PT"/>
-        </w:rPr>
-        <w:t xml:space="preserve">Deus é </w:t>
-      </w:r>
-      <w:r>
-        <w:rPr>
-          <w:b/>
-          <w:lang w:val="pt_PT" w:bidi="pt_PT"/>
-        </w:rPr>
-        <w:t>santo</w:t>
-      </w:r>
-      <w:r>
-        <w:rPr>
-          <w:lang w:val="pt_PT" w:bidi="pt_PT"/>
-        </w:rPr>
-        <w:t xml:space="preserve"> — isso significa que Deus é completamente bom, completamente puro, poderoso e majestoso. Significa que Deus é inteiro, completo e imutável. Mas, acima de tudo, significa que Deus é Deus!</w:t>
-      </w:r>
-    </w:p>
-    <w:p>
-      <w:pPr/>
-      <w:r>
-        <w:rPr>
-          <w:lang w:val="pt_PT" w:bidi="pt_PT"/>
-        </w:rPr>
-      </w:r>
-      <w:r>
-        <w:rPr>
-          <w:lang w:val="pt_PT" w:bidi="pt_PT"/>
-        </w:rPr>
-        <w:t>Qualquer lugar, pessoa ou objeto que é dedicado a Deus é chamado de santo. Isso significa que o objeto ou pessoa é separado para os propósitos especiais de Deus — eles não são mais “comuns” ou “simples”, e não mais usados para propósitos comuns ou corriqueiros.</w:t>
-      </w:r>
-    </w:p>
-    <w:p>
-      <w:pPr/>
-      <w:r>
-        <w:rPr>
-          <w:lang w:val="pt_PT" w:bidi="pt_PT"/>
-        </w:rPr>
-      </w:r>
-      <w:r>
-        <w:rPr>
-          <w:lang w:val="pt_PT" w:bidi="pt_PT"/>
-        </w:rPr>
-        <w:t xml:space="preserve">Qualquer lugar onde Deus está se torna santo. As pessoas, porque elas são </w:t>
-      </w:r>
-      <w:r>
-        <w:rPr>
-          <w:lang w:val="pt_PT" w:bidi="pt_PT"/>
-        </w:rPr>
-        <w:t>pecadoras</w:t>
-      </w:r>
-      <w:r>
-        <w:rPr>
-          <w:lang w:val="pt_PT" w:bidi="pt_PT"/>
-        </w:rPr>
-        <w:t xml:space="preserve">, não podem apenas vir a Deus. Deus poderia matá-los se eles o fizessem! No Antigo Testamento, Deus havia tornado possível que os </w:t>
-      </w:r>
-      <w:r>
-        <w:rPr>
-          <w:lang w:val="pt_PT" w:bidi="pt_PT"/>
-        </w:rPr>
-        <w:t>israelitas</w:t>
-      </w:r>
-      <w:r>
-        <w:rPr>
-          <w:lang w:val="pt_PT" w:bidi="pt_PT"/>
-        </w:rPr>
-        <w:t xml:space="preserve"> viessem a ele com segurança por meio da </w:t>
-      </w:r>
-      <w:r>
-        <w:rPr>
-          <w:lang w:val="pt_PT" w:bidi="pt_PT"/>
-        </w:rPr>
-        <w:t>adoração</w:t>
-      </w:r>
-      <w:r>
-        <w:rPr>
-          <w:lang w:val="pt_PT" w:bidi="pt_PT"/>
-        </w:rPr>
-        <w:t xml:space="preserve"> no </w:t>
-      </w:r>
-      <w:r>
-        <w:rPr>
-          <w:lang w:val="pt_PT" w:bidi="pt_PT"/>
-        </w:rPr>
-        <w:t>templo</w:t>
-      </w:r>
-      <w:r>
-        <w:rPr>
-          <w:lang w:val="pt_PT" w:bidi="pt_PT"/>
-        </w:rPr>
-        <w:t xml:space="preserve">. Se as pessoas seguissem as regras que Deus lhes deu sobre como elas deveriam se aproximar dele, elas estariam seguras. Os israelitas tinham que seguir certos rituais para torná-los aceitáveis diante de Deus. Isso era chamado de “purificar-se a si mesmo”, ou “se tornar </w:t>
-      </w:r>
-      <w:r>
-        <w:rPr>
-          <w:lang w:val="pt_PT" w:bidi="pt_PT"/>
-        </w:rPr>
-        <w:t>puro</w:t>
-      </w:r>
-      <w:r>
-        <w:rPr>
-          <w:lang w:val="pt_PT" w:bidi="pt_PT"/>
-        </w:rPr>
-        <w:t xml:space="preserve">”. Esses rituais envolviam banho, lavagem de roupas e ficar longe de certos alimentos ou atividades. As pessoas também precisavam oferecer </w:t>
-      </w:r>
-      <w:r>
-        <w:rPr>
-          <w:lang w:val="pt_PT" w:bidi="pt_PT"/>
-        </w:rPr>
-        <w:t>sacrifícios</w:t>
-      </w:r>
-      <w:r>
-        <w:rPr>
-          <w:lang w:val="pt_PT" w:bidi="pt_PT"/>
-        </w:rPr>
-        <w:t xml:space="preserve"> a Deus. Essas regras sobre ser puro para adorar a Deus lembravam ao povo que Deus era santo e totalmente diferente de si mesmo.</w:t>
-      </w:r>
-    </w:p>
-    <w:p>
-      <w:pPr/>
-      <w:r>
-        <w:rPr>
-          <w:lang w:val="pt_PT" w:bidi="pt_PT"/>
-        </w:rPr>
-      </w:r>
-      <w:r>
-        <w:rPr>
-          <w:lang w:val="pt_PT" w:bidi="pt_PT"/>
-        </w:rPr>
-        <w:t xml:space="preserve">Deus havia escolhido os israelitas para ser seu povo santo e para servir aos propósitos de Deus. Portanto, os israelitas tinham que ser diferentes das outras </w:t>
-      </w:r>
-      <w:r>
-        <w:rPr>
-          <w:lang w:val="pt_PT" w:bidi="pt_PT"/>
-        </w:rPr>
-        <w:t>nações</w:t>
-      </w:r>
-      <w:r>
-        <w:rPr>
-          <w:lang w:val="pt_PT" w:bidi="pt_PT"/>
-        </w:rPr>
-        <w:t xml:space="preserve"> em torno deles. Para ser santos eles tinham que adorar a Deus da maneira certa. Eles também tinham que obedecer aos </w:t>
-      </w:r>
-      <w:r>
-        <w:rPr>
-          <w:lang w:val="pt_PT" w:bidi="pt_PT"/>
-        </w:rPr>
-        <w:t>mandamentos</w:t>
-      </w:r>
-      <w:r>
-        <w:rPr>
-          <w:lang w:val="pt_PT" w:bidi="pt_PT"/>
-        </w:rPr>
-        <w:t xml:space="preserve"> de Deus, que incluíam tratar uns aos outros com amor e </w:t>
-      </w:r>
-      <w:r>
-        <w:rPr>
-          <w:lang w:val="pt_PT" w:bidi="pt_PT"/>
-        </w:rPr>
-        <w:t>justiça</w:t>
-      </w:r>
-      <w:r>
-        <w:rPr>
-          <w:lang w:val="pt_PT" w:bidi="pt_PT"/>
-        </w:rPr>
-        <w:t>.</w:t>
-      </w:r>
-    </w:p>
-    <w:p>
-      <w:pPr/>
-      <w:r>
-        <w:rPr>
-          <w:lang w:val="pt_PT" w:bidi="pt_PT"/>
-        </w:rPr>
-      </w:r>
-      <w:r>
-        <w:rPr>
-          <w:lang w:val="pt_PT" w:bidi="pt_PT"/>
-        </w:rPr>
-        <w:t>Os objetos também podem ser santos. Eles se tornam santos se eles são usados para a adoração a Deus. Um objeto que é tornado santo só pode ser usado para a adoração a Deus, e não pode ser usado para trabalho comum.</w:t>
-      </w:r>
-    </w:p>
-    <w:p>
-      <w:pPr/>
-      <w:r>
-        <w:rPr>
-          <w:lang w:val="pt_PT" w:bidi="pt_PT"/>
-        </w:rPr>
-      </w:r>
-      <w:r>
-        <w:rPr>
-          <w:lang w:val="pt_PT" w:bidi="pt_PT"/>
-        </w:rPr>
-        <w:t>No Novo Testamento, Jesus é chamado de santo porque ele é Deus. Tudo o que é verdadeiro sobre Deus é verdadeiro sobre Jesus também.</w:t>
-      </w:r>
-    </w:p>
-    <w:p>
-      <w:pPr/>
-      <w:r>
-        <w:rPr>
-          <w:lang w:val="pt_PT" w:bidi="pt_PT"/>
-        </w:rPr>
-      </w:r>
-      <w:r>
-        <w:rPr>
-          <w:lang w:val="pt_PT" w:bidi="pt_PT"/>
-        </w:rPr>
-        <w:t xml:space="preserve">O </w:t>
-      </w:r>
-      <w:r>
-        <w:rPr>
-          <w:lang w:val="pt_PT" w:bidi="pt_PT"/>
-        </w:rPr>
-        <w:t>Espírito Santo</w:t>
-      </w:r>
-      <w:r>
-        <w:rPr>
-          <w:lang w:val="pt_PT" w:bidi="pt_PT"/>
-        </w:rPr>
-        <w:t xml:space="preserve"> é chamado de santo porque é o espírito de Deus.</w:t>
-      </w:r>
-    </w:p>
-    <w:p>
-      <w:pPr/>
-      <w:r>
-        <w:rPr>
-          <w:lang w:val="pt_PT" w:bidi="pt_PT"/>
-        </w:rPr>
-      </w:r>
-      <w:r>
-        <w:rPr>
-          <w:lang w:val="pt_PT" w:bidi="pt_PT"/>
-        </w:rPr>
-        <w:t xml:space="preserve">Quando as pessoas começam a confiar em Jesus e recebem o Espírito Santo, elas se tornam santas também. Assim como Deus havia chamado os israelitas para ser um povo santo, ele agora chama todos os seus filhos para serem pessoas santas. Quando as pessoas começam a seguir Jesus, o Espírito Santo trabalha em seus corações para mudá-las para se tornarem mais e mais como Jesus, para torná-las mais e mais santas, ou separadas para os propósitos especiais de Deus. Essa obra do Espírito Santo é chamada de </w:t>
-      </w:r>
-      <w:r>
-        <w:rPr>
-          <w:lang w:val="pt_PT" w:bidi="pt_PT"/>
-        </w:rPr>
-        <w:t>santificação</w:t>
-      </w:r>
-      <w:r>
-        <w:rPr>
-          <w:lang w:val="pt_PT" w:bidi="pt_PT"/>
-        </w:rPr>
-        <w:t>.</w:t>
-      </w:r>
-      <w:r>
-        <w:rPr>
-          <w:lang w:val="pt_PT" w:bidi="pt_PT"/>
-        </w:rPr>
-      </w:r>
-      <w:r>
-        <w:rPr>
-          <w:lang w:val="pt_PT" w:bidi="pt_PT"/>
-        </w:rPr>
-      </w:r>
-    </w:p>
-    <w:p>
-      <w:pPr/>
-      <w:r>
-        <w:rPr>
-          <w:lang w:val="pt_PT" w:bidi="pt_PT"/>
-        </w:rPr>
-      </w:r>
-    </w:p>
-    <w:p>
-      <w:pPr>
-        <w:pStyle w:val="Heading2"/>
-      </w:pPr>
-      <w:r>
-        <w:rPr>
-          <w:lang w:val="pt_PT" w:bidi="pt_PT"/>
-        </w:rPr>
-        <w:t>Satanás</w:t>
-      </w:r>
-      <w:r>
-        <w:rPr>
-          <w:lang w:val="pt_PT" w:bidi="pt_PT"/>
-        </w:rPr>
-      </w:r>
-    </w:p>
-    <w:p>
-      <w:pPr/>
-      <w:r>
-        <w:rPr>
-          <w:lang w:val="pt_PT" w:bidi="pt_PT"/>
-        </w:rPr>
-      </w:r>
-      <w:r>
-        <w:rPr>
-          <w:lang w:val="pt_PT" w:bidi="pt_PT"/>
-        </w:rPr>
-        <w:t xml:space="preserve">O nome </w:t>
-      </w:r>
-      <w:r>
-        <w:rPr>
-          <w:b/>
-          <w:lang w:val="pt_PT" w:bidi="pt_PT"/>
-        </w:rPr>
-        <w:t>Satanás</w:t>
-      </w:r>
-      <w:r>
-        <w:rPr>
-          <w:lang w:val="pt_PT" w:bidi="pt_PT"/>
-        </w:rPr>
-        <w:t xml:space="preserve"> significa o adversário, inimigo ou acusador. É o nome para o </w:t>
-      </w:r>
-      <w:r>
-        <w:rPr>
-          <w:lang w:val="pt_PT" w:bidi="pt_PT"/>
-        </w:rPr>
-        <w:t>diabo</w:t>
-      </w:r>
-      <w:r>
-        <w:rPr>
-          <w:lang w:val="pt_PT" w:bidi="pt_PT"/>
-        </w:rPr>
-        <w:t xml:space="preserve">, o líder de todos os </w:t>
-      </w:r>
-      <w:r>
-        <w:rPr>
-          <w:lang w:val="pt_PT" w:bidi="pt_PT"/>
-        </w:rPr>
-        <w:t>espíritos malignos</w:t>
-      </w:r>
-      <w:r>
-        <w:rPr>
-          <w:lang w:val="pt_PT" w:bidi="pt_PT"/>
-        </w:rPr>
-        <w:t>.</w:t>
-      </w:r>
-    </w:p>
-    <w:p>
-      <w:pPr/>
-      <w:r>
-        <w:rPr>
-          <w:lang w:val="pt_PT" w:bidi="pt_PT"/>
-        </w:rPr>
-      </w:r>
-      <w:r>
-        <w:rPr>
-          <w:lang w:val="pt_PT" w:bidi="pt_PT"/>
-        </w:rPr>
-        <w:t xml:space="preserve">Deus criou tudo o que existe, e, portanto, Deus também criou todos os espíritos. Deus os criou bons, como </w:t>
-      </w:r>
-      <w:r>
-        <w:rPr>
-          <w:lang w:val="pt_PT" w:bidi="pt_PT"/>
-        </w:rPr>
-        <w:t>anjos</w:t>
-      </w:r>
-      <w:r>
-        <w:rPr>
-          <w:lang w:val="pt_PT" w:bidi="pt_PT"/>
-        </w:rPr>
-        <w:t>, para fazer sua obra. Mas alguns anjos se rebelaram contra Deus, e então eles se tornaram espíritos malignos. O mais poderoso desses espíritos malignos é chamado de diabo, ou Satanás.</w:t>
-      </w:r>
-    </w:p>
-    <w:p>
-      <w:pPr/>
-      <w:r>
-        <w:rPr>
-          <w:lang w:val="pt_PT" w:bidi="pt_PT"/>
-        </w:rPr>
-      </w:r>
-      <w:r>
-        <w:rPr>
-          <w:lang w:val="pt_PT" w:bidi="pt_PT"/>
-        </w:rPr>
-        <w:t>Satanás sempre tenta destruir a obra de Deus. Satanás tenta as pessoas a desobedecer a Deus. Ele tenta fazer as pessoas se afastarem de Deus enganando-as. Satanás é poderoso e perigoso, sempre procurando maneiras pelas quais ele pode trabalhar contra Deus e contra o povo de Deus.</w:t>
-      </w:r>
-    </w:p>
-    <w:p>
-      <w:pPr/>
-      <w:r>
-        <w:rPr>
-          <w:lang w:val="pt_PT" w:bidi="pt_PT"/>
-        </w:rPr>
-      </w:r>
-      <w:r>
-        <w:rPr>
-          <w:lang w:val="pt_PT" w:bidi="pt_PT"/>
-        </w:rPr>
-        <w:t xml:space="preserve">Porque Satanás ainda é poderoso nesse tempo, às vezes a Bíblia o chama de “governante deste mundo”. Às vezes Satanás é chamado de </w:t>
-      </w:r>
-      <w:r>
-        <w:rPr>
-          <w:b/>
-          <w:lang w:val="pt_PT" w:bidi="pt_PT"/>
-        </w:rPr>
-        <w:t>Belzebu</w:t>
-      </w:r>
-      <w:r>
-        <w:rPr>
-          <w:lang w:val="pt_PT" w:bidi="pt_PT"/>
-        </w:rPr>
-        <w:t xml:space="preserve">, que significa algo como “mestre dos lugares altos”. Às vezes ele é chamado de o </w:t>
-      </w:r>
-      <w:r>
-        <w:rPr>
-          <w:b/>
-          <w:lang w:val="pt_PT" w:bidi="pt_PT"/>
-        </w:rPr>
-        <w:t>Enganador</w:t>
-      </w:r>
-      <w:r>
-        <w:rPr>
-          <w:lang w:val="pt_PT" w:bidi="pt_PT"/>
-        </w:rPr>
-        <w:t>. Às vezes ele é comparado a um dragão ou uma cobra.</w:t>
-      </w:r>
-    </w:p>
-    <w:p>
-      <w:pPr/>
-      <w:r>
-        <w:rPr>
-          <w:lang w:val="pt_PT" w:bidi="pt_PT"/>
-        </w:rPr>
-      </w:r>
-      <w:r>
-        <w:rPr>
-          <w:lang w:val="pt_PT" w:bidi="pt_PT"/>
-        </w:rPr>
-        <w:t xml:space="preserve">No entanto, Deus é muito mais forte do que Satanás. Quando Jesus morreu e foi </w:t>
-      </w:r>
-      <w:r>
-        <w:rPr>
-          <w:lang w:val="pt_PT" w:bidi="pt_PT"/>
-        </w:rPr>
-        <w:t>ressuscitado</w:t>
-      </w:r>
-      <w:r>
-        <w:rPr>
-          <w:lang w:val="pt_PT" w:bidi="pt_PT"/>
-        </w:rPr>
-        <w:t>, Deus quebrou o poder de Satanás. Mesmo que Deus ainda esteja permitindo que Satanás use seu poder por agora, quando Jesus voltar, Jesus derrotará Satanás para sempre. Deus punirá Satanás e todos os espíritos malignos, e eles nunca poderão trabalhar contra Deus e seu povo novamente.</w:t>
-      </w:r>
-      <w:r>
-        <w:rPr>
-          <w:lang w:val="pt_PT" w:bidi="pt_PT"/>
-        </w:rPr>
-      </w:r>
-      <w:r>
-        <w:rPr>
-          <w:lang w:val="pt_PT" w:bidi="pt_PT"/>
-        </w:rPr>
-      </w:r>
-    </w:p>
-    <w:p>
-      <w:pPr/>
-      <w:r>
-        <w:rPr>
-          <w:lang w:val="pt_PT" w:bidi="pt_PT"/>
-        </w:rPr>
-      </w:r>
-    </w:p>
-    <w:p>
-      <w:pPr>
-        <w:pStyle w:val="Heading2"/>
-      </w:pPr>
-      <w:r>
-        <w:rPr>
-          <w:lang w:val="pt_PT" w:bidi="pt_PT"/>
-        </w:rPr>
-        <w:t>semente</w:t>
-      </w:r>
-      <w:r>
-        <w:rPr>
-          <w:lang w:val="pt_PT" w:bidi="pt_PT"/>
-        </w:rPr>
-      </w:r>
-    </w:p>
-    <w:p>
-      <w:pPr/>
-      <w:r>
-        <w:rPr>
-          <w:lang w:val="pt_PT" w:bidi="pt_PT"/>
-        </w:rPr>
-      </w:r>
-      <w:r>
-        <w:rPr>
-          <w:lang w:val="pt_PT" w:bidi="pt_PT"/>
-        </w:rPr>
-        <w:t xml:space="preserve">Em uma planta, uma </w:t>
-      </w:r>
-      <w:r>
-        <w:rPr>
-          <w:b/>
-          <w:lang w:val="pt_PT" w:bidi="pt_PT"/>
-        </w:rPr>
-        <w:t>semente</w:t>
-      </w:r>
-      <w:r>
-        <w:rPr>
-          <w:lang w:val="pt_PT" w:bidi="pt_PT"/>
-        </w:rPr>
-        <w:t xml:space="preserve"> é a pequena parte de uma planta da qual uma nova planta pode crescer. As pessoas podem coletar as sementes de uma planta e colocá-la no solo para cultivar mais plantas.</w:t>
-      </w:r>
-    </w:p>
-    <w:p>
-      <w:pPr/>
-      <w:r>
-        <w:rPr>
-          <w:lang w:val="pt_PT" w:bidi="pt_PT"/>
-        </w:rPr>
-      </w:r>
-      <w:r>
-        <w:rPr>
-          <w:lang w:val="pt_PT" w:bidi="pt_PT"/>
-        </w:rPr>
-        <w:t xml:space="preserve">Com humanos, a semente de um homem é outra maneira de falar sobre os </w:t>
-      </w:r>
-      <w:r>
-        <w:rPr>
-          <w:lang w:val="pt_PT" w:bidi="pt_PT"/>
-        </w:rPr>
-        <w:t>descendentes</w:t>
-      </w:r>
-      <w:r>
-        <w:rPr>
-          <w:lang w:val="pt_PT" w:bidi="pt_PT"/>
-        </w:rPr>
-        <w:t xml:space="preserve"> de um homem. Quando você fala sobre a semente de um homem, você pode estar falando sobre uma pessoa, ou sobre um grupo de pessoas que são descendentes dessa pessoa.</w:t>
-      </w:r>
-      <w:r>
-        <w:rPr>
-          <w:lang w:val="pt_PT" w:bidi="pt_PT"/>
-        </w:rPr>
-      </w:r>
-      <w:r>
-        <w:rPr>
-          <w:lang w:val="pt_PT" w:bidi="pt_PT"/>
-        </w:rPr>
-      </w:r>
-    </w:p>
-    <w:p>
-      <w:pPr/>
-      <w:r>
-        <w:rPr>
-          <w:lang w:val="pt_PT" w:bidi="pt_PT"/>
-        </w:rPr>
-      </w:r>
-    </w:p>
-    <w:p>
-      <w:pPr>
-        <w:pStyle w:val="Heading2"/>
-      </w:pPr>
-      <w:r>
-        <w:rPr>
-          <w:lang w:val="pt_PT" w:bidi="pt_PT"/>
-        </w:rPr>
-        <w:t>Senhor</w:t>
-      </w:r>
-      <w:r>
-        <w:rPr>
-          <w:lang w:val="pt_PT" w:bidi="pt_PT"/>
-        </w:rPr>
-      </w:r>
-    </w:p>
-    <w:p>
-      <w:pPr/>
-      <w:r>
-        <w:rPr>
-          <w:lang w:val="pt_PT" w:bidi="pt_PT"/>
-        </w:rPr>
-      </w:r>
-      <w:r>
-        <w:rPr>
-          <w:lang w:val="pt_PT" w:bidi="pt_PT"/>
-        </w:rPr>
-        <w:t xml:space="preserve">Em alguns casos no Novo Testamento, </w:t>
-      </w:r>
-      <w:r>
-        <w:rPr>
-          <w:b/>
-          <w:lang w:val="pt_PT" w:bidi="pt_PT"/>
-        </w:rPr>
-        <w:t>Senhor</w:t>
-      </w:r>
-      <w:r>
-        <w:rPr>
-          <w:lang w:val="pt_PT" w:bidi="pt_PT"/>
-        </w:rPr>
-        <w:t xml:space="preserve"> se refere ao próprio Deus. É o modo como os </w:t>
-      </w:r>
-      <w:r>
-        <w:rPr>
-          <w:lang w:val="pt_PT" w:bidi="pt_PT"/>
-        </w:rPr>
-        <w:t>judeus</w:t>
-      </w:r>
-      <w:r>
-        <w:rPr>
-          <w:lang w:val="pt_PT" w:bidi="pt_PT"/>
-        </w:rPr>
-        <w:t xml:space="preserve"> se referiam a Deus quando não queriam dizer seu nome, porque o respeitavam muito.</w:t>
-      </w:r>
-      <w:r>
-        <w:rPr>
-          <w:lang w:val="pt_PT" w:bidi="pt_PT"/>
-        </w:rPr>
-      </w:r>
-      <w:r>
-        <w:rPr>
-          <w:lang w:val="pt_PT" w:bidi="pt_PT"/>
-        </w:rPr>
-      </w:r>
-    </w:p>
-    <w:p>
-      <w:pPr/>
-      <w:r>
-        <w:rPr>
-          <w:lang w:val="pt_PT" w:bidi="pt_PT"/>
-        </w:rPr>
-      </w:r>
-    </w:p>
-    <w:p>
-      <w:pPr>
-        <w:pStyle w:val="Heading2"/>
-      </w:pPr>
-      <w:r>
-        <w:rPr>
-          <w:lang w:val="pt_PT" w:bidi="pt_PT"/>
-        </w:rPr>
-        <w:t>Senhor</w:t>
-      </w:r>
-      <w:r>
-        <w:rPr>
-          <w:lang w:val="pt_PT" w:bidi="pt_PT"/>
-        </w:rPr>
-      </w:r>
-    </w:p>
-    <w:p>
-      <w:pPr/>
-      <w:r>
-        <w:rPr>
-          <w:lang w:val="pt_PT" w:bidi="pt_PT"/>
-        </w:rPr>
-      </w:r>
-      <w:r>
-        <w:rPr>
-          <w:lang w:val="pt_PT" w:bidi="pt_PT"/>
-        </w:rPr>
-        <w:t xml:space="preserve">Um </w:t>
-      </w:r>
-      <w:r>
-        <w:rPr>
-          <w:b/>
-          <w:lang w:val="pt_PT" w:bidi="pt_PT"/>
-        </w:rPr>
-        <w:t>Senhor</w:t>
-      </w:r>
-      <w:r>
-        <w:rPr>
-          <w:lang w:val="pt_PT" w:bidi="pt_PT"/>
-        </w:rPr>
-        <w:t xml:space="preserve"> é alguém que é um mestre sobre as outras pessoas, que tem plena </w:t>
-      </w:r>
-      <w:r>
-        <w:rPr>
-          <w:lang w:val="pt_PT" w:bidi="pt_PT"/>
-        </w:rPr>
-        <w:t>autoridade</w:t>
-      </w:r>
-      <w:r>
-        <w:rPr>
-          <w:lang w:val="pt_PT" w:bidi="pt_PT"/>
-        </w:rPr>
-        <w:t xml:space="preserve"> e que merece que as pessoas lhe dêem respeito. Quando você se dirige a alguém como “Senhor”, você está dizendo que essa pessoa tem autoridade sobre você. Na Bíblia, ouvimos as pessoas se dirigirem a seu </w:t>
-      </w:r>
-      <w:r>
-        <w:rPr>
-          <w:lang w:val="pt_PT" w:bidi="pt_PT"/>
-        </w:rPr>
-        <w:t>rei</w:t>
-      </w:r>
-      <w:r>
-        <w:rPr>
-          <w:lang w:val="pt_PT" w:bidi="pt_PT"/>
-        </w:rPr>
-        <w:t xml:space="preserve"> como Senhor; os </w:t>
-      </w:r>
-      <w:r>
-        <w:rPr>
-          <w:lang w:val="pt_PT" w:bidi="pt_PT"/>
-        </w:rPr>
-        <w:t>escravos</w:t>
-      </w:r>
-      <w:r>
-        <w:rPr>
-          <w:lang w:val="pt_PT" w:bidi="pt_PT"/>
-        </w:rPr>
-        <w:t xml:space="preserve"> chamam seu </w:t>
-      </w:r>
-      <w:r>
-        <w:rPr>
-          <w:lang w:val="pt_PT" w:bidi="pt_PT"/>
-        </w:rPr>
-        <w:t>mestre</w:t>
-      </w:r>
-      <w:r>
-        <w:rPr>
-          <w:lang w:val="pt_PT" w:bidi="pt_PT"/>
-        </w:rPr>
-        <w:t xml:space="preserve"> de Senhor; e às vezes uma esposa chama seu marido de Senhor.</w:t>
-      </w:r>
-    </w:p>
-    <w:p>
-      <w:pPr/>
-      <w:r>
-        <w:rPr>
-          <w:lang w:val="pt_PT" w:bidi="pt_PT"/>
-        </w:rPr>
-      </w:r>
-      <w:r>
-        <w:rPr>
-          <w:lang w:val="pt_PT" w:bidi="pt_PT"/>
-        </w:rPr>
-        <w:t>Deus é chamado de Senhor porque ele tem autoridade sobre o mundo inteiro. Quando as pessoas falam com Deus, ou falam sobre Deus, elas muitas vezes o chamam de Senhor para lhe expressar respeito.</w:t>
-      </w:r>
-    </w:p>
-    <w:p>
-      <w:pPr/>
-      <w:r>
-        <w:rPr>
-          <w:lang w:val="pt_PT" w:bidi="pt_PT"/>
-        </w:rPr>
-      </w:r>
-      <w:r>
-        <w:rPr>
-          <w:lang w:val="pt_PT" w:bidi="pt_PT"/>
-        </w:rPr>
-        <w:t xml:space="preserve">No Novo Testamento, quando o povo em </w:t>
-      </w:r>
-      <w:r>
-        <w:rPr>
-          <w:lang w:val="pt_PT" w:bidi="pt_PT"/>
-        </w:rPr>
-        <w:t>Israel</w:t>
-      </w:r>
-      <w:r>
-        <w:rPr>
-          <w:lang w:val="pt_PT" w:bidi="pt_PT"/>
-        </w:rPr>
-        <w:t xml:space="preserve"> falou com Jesus e o chamou de Senhor, eles queriam lhe expressar respeito.</w:t>
-      </w:r>
-    </w:p>
-    <w:p>
-      <w:pPr/>
-      <w:r>
-        <w:rPr>
-          <w:lang w:val="pt_PT" w:bidi="pt_PT"/>
-        </w:rPr>
-      </w:r>
-      <w:r>
-        <w:rPr>
-          <w:lang w:val="pt_PT" w:bidi="pt_PT"/>
-        </w:rPr>
-        <w:t xml:space="preserve">Quando, após a </w:t>
-      </w:r>
-      <w:r>
-        <w:rPr>
-          <w:lang w:val="pt_PT" w:bidi="pt_PT"/>
-        </w:rPr>
-        <w:t>ressurreição</w:t>
-      </w:r>
-      <w:r>
-        <w:rPr>
-          <w:lang w:val="pt_PT" w:bidi="pt_PT"/>
-        </w:rPr>
-        <w:t xml:space="preserve"> de Jesus, as pessoas falam sobre Jesus e o chamam de Senhor, elas estão dizendo que Jesus tem autoridade sobre elas, assim como Deus tem. Quando as pessoas chamam Jesus de Senhor após sua ressurreição, elas estão dizendo que Jesus é Deus.</w:t>
-      </w:r>
-    </w:p>
-    <w:p>
-      <w:pPr/>
-      <w:r>
-        <w:rPr>
-          <w:lang w:val="pt_PT" w:bidi="pt_PT"/>
-        </w:rPr>
-      </w:r>
-      <w:r>
-        <w:rPr>
-          <w:lang w:val="pt_PT" w:bidi="pt_PT"/>
-        </w:rPr>
-        <w:t>Às vezes não fica claro no Novo Testamento quando a palavra Senhor se refere a Jesus, ou a Deus, o Pai.</w:t>
-      </w:r>
-    </w:p>
-    <w:p>
-      <w:pPr/>
-      <w:r>
-        <w:rPr>
-          <w:lang w:val="pt_PT" w:bidi="pt_PT"/>
-        </w:rPr>
-      </w:r>
-      <w:r>
-        <w:rPr>
-          <w:b/>
-          <w:lang w:val="pt_PT" w:bidi="pt_PT"/>
-        </w:rPr>
-        <w:t>Quando você estiver traduzindo “Senhor”, tenha cuidado com as seguintes coisas:</w:t>
-      </w:r>
-    </w:p>
-    <w:p>
-      <w:pPr/>
-      <w:r>
-        <w:rPr>
-          <w:lang w:val="pt_PT" w:bidi="pt_PT"/>
-        </w:rPr>
-      </w:r>
-      <w:r>
-        <w:rPr>
-          <w:lang w:val="pt_PT" w:bidi="pt_PT"/>
-        </w:rPr>
-        <w:t>Antes da ressurreição de Jesus, a maioria das pessoas ainda não pensava que Jesus era Deus. Quando eles disseram “Senhor” a Jesus, isso era entendido como um termo respeitoso: eles não queriam dizer “Deus” a Jesus. Em sua tradução, você pode querer usar um termo respeitoso geral nesses casos, em vez de usar a mesma palavra que você está usando para “Senhor” quando significa Deus.</w:t>
-      </w:r>
-      <w:r>
-        <w:rPr>
-          <w:lang w:val="pt_PT" w:bidi="pt_PT"/>
-        </w:rPr>
-      </w:r>
-      <w:r>
-        <w:rPr>
-          <w:lang w:val="pt_PT" w:bidi="pt_PT"/>
-        </w:rPr>
-      </w:r>
-    </w:p>
-    <w:p>
-      <w:pPr/>
-      <w:r>
-        <w:rPr>
-          <w:lang w:val="pt_PT" w:bidi="pt_PT"/>
-        </w:rPr>
-      </w:r>
-    </w:p>
-    <w:p>
-      <w:pPr>
-        <w:pStyle w:val="Heading2"/>
-      </w:pPr>
-      <w:r>
-        <w:rPr>
-          <w:lang w:val="pt_PT" w:bidi="pt_PT"/>
-        </w:rPr>
-        <w:t>servo</w:t>
-      </w:r>
-      <w:r>
-        <w:rPr>
-          <w:lang w:val="pt_PT" w:bidi="pt_PT"/>
-        </w:rPr>
-      </w:r>
-    </w:p>
-    <w:p>
-      <w:pPr/>
-      <w:r>
-        <w:rPr>
-          <w:lang w:val="pt_PT" w:bidi="pt_PT"/>
-        </w:rPr>
-      </w:r>
-      <w:r>
-        <w:rPr>
-          <w:lang w:val="pt_PT" w:bidi="pt_PT"/>
-        </w:rPr>
-        <w:t xml:space="preserve">Um </w:t>
-      </w:r>
-      <w:r>
-        <w:rPr>
-          <w:b/>
-          <w:lang w:val="pt_PT" w:bidi="pt_PT"/>
-        </w:rPr>
-        <w:t>servo</w:t>
-      </w:r>
-      <w:r>
-        <w:rPr>
-          <w:lang w:val="pt_PT" w:bidi="pt_PT"/>
-        </w:rPr>
-        <w:t xml:space="preserve"> é uma pessoa que trabalha para outra pessoa. Os servos podem trabalhar na casa ou nos campos de seu mestre. Os servos geralmente têm uma posição baixa na comunidade.</w:t>
-      </w:r>
-    </w:p>
-    <w:p>
-      <w:pPr/>
-      <w:r>
-        <w:rPr>
-          <w:lang w:val="pt_PT" w:bidi="pt_PT"/>
-        </w:rPr>
-      </w:r>
-      <w:r>
-        <w:rPr>
-          <w:lang w:val="pt_PT" w:bidi="pt_PT"/>
-        </w:rPr>
-        <w:t xml:space="preserve">Se um servo não é pago por seu trabalho e não tem a liberdade de deixar seu mestre quando ele quer, então o servo é chamado de </w:t>
-      </w:r>
-      <w:r>
-        <w:rPr>
-          <w:lang w:val="pt_PT" w:bidi="pt_PT"/>
-        </w:rPr>
-        <w:t>escravo</w:t>
-      </w:r>
-      <w:r>
-        <w:rPr>
-          <w:lang w:val="pt_PT" w:bidi="pt_PT"/>
-        </w:rPr>
-        <w:t>. Um escravo é a propriedade de um mestre. O mestre pode vender o escravo para outra pessoa, assim como ele pode vender uma outra propriedade sua.</w:t>
-      </w:r>
-    </w:p>
-    <w:p>
-      <w:pPr/>
-      <w:r>
-        <w:rPr>
-          <w:lang w:val="pt_PT" w:bidi="pt_PT"/>
-        </w:rPr>
-      </w:r>
-      <w:r>
-        <w:rPr>
-          <w:lang w:val="pt_PT" w:bidi="pt_PT"/>
-        </w:rPr>
-        <w:t>Alguns mestres tratavam os escravos cruelmente, mas outros mestres eram gentis e podiam até tratar seus escravos como se eles fossem parte da família.</w:t>
-      </w:r>
-    </w:p>
-    <w:p>
-      <w:pPr/>
-      <w:r>
-        <w:rPr>
-          <w:lang w:val="pt_PT" w:bidi="pt_PT"/>
-        </w:rPr>
-      </w:r>
-      <w:r>
-        <w:rPr>
-          <w:lang w:val="pt_PT" w:bidi="pt_PT"/>
-        </w:rPr>
-        <w:t>Na Bíblia a palavra para servo e escravo é muitas vezes a mesma. Às vezes uma palavra diferente para “servo” é usada para mostrar que essa pessoa serve aos outros, mas não é um escravo.</w:t>
-      </w:r>
-      <w:r>
-        <w:rPr>
-          <w:lang w:val="pt_PT" w:bidi="pt_PT"/>
-        </w:rPr>
-      </w:r>
-      <w:r>
-        <w:rPr>
-          <w:lang w:val="pt_PT" w:bidi="pt_PT"/>
-        </w:rPr>
-      </w:r>
-    </w:p>
-    <w:p>
-      <w:pPr/>
-      <w:r>
-        <w:rPr>
-          <w:lang w:val="pt_PT" w:bidi="pt_PT"/>
-        </w:rPr>
-      </w:r>
-    </w:p>
-    <w:p>
-      <w:pPr>
-        <w:pStyle w:val="Heading2"/>
-      </w:pPr>
-      <w:r>
-        <w:rPr>
-          <w:lang w:val="pt_PT" w:bidi="pt_PT"/>
-        </w:rPr>
-        <w:t>sinagoga</w:t>
-      </w:r>
-      <w:r>
-        <w:rPr>
-          <w:lang w:val="pt_PT" w:bidi="pt_PT"/>
-        </w:rPr>
-      </w:r>
-    </w:p>
-    <w:p>
-      <w:pPr/>
-      <w:r>
-        <w:rPr>
-          <w:lang w:val="pt_PT" w:bidi="pt_PT"/>
-        </w:rPr>
-      </w:r>
-      <w:r>
-        <w:rPr>
-          <w:lang w:val="pt_PT" w:bidi="pt_PT"/>
-        </w:rPr>
-        <w:t xml:space="preserve">Uma </w:t>
-      </w:r>
-      <w:r>
-        <w:rPr>
-          <w:b/>
-          <w:lang w:val="pt_PT" w:bidi="pt_PT"/>
-        </w:rPr>
-        <w:t>sinagoga</w:t>
-      </w:r>
-      <w:r>
-        <w:rPr>
-          <w:lang w:val="pt_PT" w:bidi="pt_PT"/>
-        </w:rPr>
-        <w:t xml:space="preserve"> é um lugar onde o povo </w:t>
-      </w:r>
-      <w:r>
-        <w:rPr>
-          <w:lang w:val="pt_PT" w:bidi="pt_PT"/>
-        </w:rPr>
-        <w:t>judeu</w:t>
-      </w:r>
-      <w:r>
-        <w:rPr>
-          <w:lang w:val="pt_PT" w:bidi="pt_PT"/>
-        </w:rPr>
-        <w:t xml:space="preserve"> se reúnem para </w:t>
-      </w:r>
-      <w:r>
-        <w:rPr>
-          <w:lang w:val="pt_PT" w:bidi="pt_PT"/>
-        </w:rPr>
-        <w:t>oração</w:t>
-      </w:r>
-      <w:r>
-        <w:rPr>
-          <w:lang w:val="pt_PT" w:bidi="pt_PT"/>
-        </w:rPr>
-        <w:t xml:space="preserve"> e para o estudo das </w:t>
-      </w:r>
-      <w:r>
-        <w:rPr>
-          <w:lang w:val="pt_PT" w:bidi="pt_PT"/>
-        </w:rPr>
-        <w:t>Escrituras</w:t>
-      </w:r>
-      <w:r>
-        <w:rPr>
-          <w:lang w:val="pt_PT" w:bidi="pt_PT"/>
-        </w:rPr>
-        <w:t>, bem como para outros tipos de discussão e ensinamento.</w:t>
-      </w:r>
-    </w:p>
-    <w:p>
-      <w:pPr/>
-      <w:r>
-        <w:rPr>
-          <w:lang w:val="pt_PT" w:bidi="pt_PT"/>
-        </w:rPr>
-      </w:r>
-      <w:r>
-        <w:rPr>
-          <w:lang w:val="pt_PT" w:bidi="pt_PT"/>
-        </w:rPr>
-        <w:t xml:space="preserve">Uma sinagoga é diferente do </w:t>
-      </w:r>
-      <w:r>
-        <w:rPr>
-          <w:lang w:val="pt_PT" w:bidi="pt_PT"/>
-        </w:rPr>
-        <w:t>templo</w:t>
-      </w:r>
-      <w:r>
-        <w:rPr>
-          <w:lang w:val="pt_PT" w:bidi="pt_PT"/>
-        </w:rPr>
-        <w:t xml:space="preserve">. O templo era o lugar onde as pessoas traziam </w:t>
-      </w:r>
-      <w:r>
-        <w:rPr>
-          <w:lang w:val="pt_PT" w:bidi="pt_PT"/>
-        </w:rPr>
-        <w:t>sacrifícios</w:t>
-      </w:r>
-      <w:r>
-        <w:rPr>
-          <w:lang w:val="pt_PT" w:bidi="pt_PT"/>
-        </w:rPr>
-        <w:t xml:space="preserve"> a Deus. As pessoas não ofereciam sacrifícios em uma sinagoga. Havia apenas um templo para os judeus, em </w:t>
-      </w:r>
-      <w:r>
-        <w:rPr>
-          <w:lang w:val="pt_PT" w:bidi="pt_PT"/>
-        </w:rPr>
-        <w:t>Jerusalém</w:t>
-      </w:r>
-      <w:r>
-        <w:rPr>
-          <w:lang w:val="pt_PT" w:bidi="pt_PT"/>
-        </w:rPr>
-        <w:t xml:space="preserve">, mas havia muitas sinagogas. Não ouvimos sobre sinagogas no Antigo Testamento, mas na época do Novo Testamento havia muitas sinagogas em todo </w:t>
-      </w:r>
-      <w:r>
-        <w:rPr>
-          <w:lang w:val="pt_PT" w:bidi="pt_PT"/>
-        </w:rPr>
-        <w:t>Israel</w:t>
-      </w:r>
-      <w:r>
-        <w:rPr>
-          <w:lang w:val="pt_PT" w:bidi="pt_PT"/>
-        </w:rPr>
-        <w:t>, bem como em muitos outros países onde o povo judeu vivia.</w:t>
-      </w:r>
-    </w:p>
-    <w:p>
-      <w:pPr/>
-      <w:r>
-        <w:rPr>
-          <w:lang w:val="pt_PT" w:bidi="pt_PT"/>
-        </w:rPr>
-      </w:r>
-      <w:r>
-        <w:rPr>
-          <w:lang w:val="pt_PT" w:bidi="pt_PT"/>
-        </w:rPr>
-        <w:t xml:space="preserve">Os judeus se reuniam nas sinagogas no </w:t>
-      </w:r>
-      <w:r>
-        <w:rPr>
-          <w:lang w:val="pt_PT" w:bidi="pt_PT"/>
-        </w:rPr>
-        <w:t>sábado</w:t>
-      </w:r>
-      <w:r>
-        <w:rPr>
-          <w:lang w:val="pt_PT" w:bidi="pt_PT"/>
-        </w:rPr>
-        <w:t xml:space="preserve"> — o dia semanal de descanso — e em dias de festa especiais. Durante suas reuniões, eles oravam juntos, liam as Escrituras, os livros da Bíblia que agora chamamos de Antigo Testamento, e ouviam o ensino sobre as Escrituras.</w:t>
-      </w:r>
-    </w:p>
-    <w:p>
-      <w:pPr/>
-      <w:r>
-        <w:rPr>
-          <w:lang w:val="pt_PT" w:bidi="pt_PT"/>
-        </w:rPr>
-      </w:r>
-      <w:r>
-        <w:rPr>
-          <w:lang w:val="pt_PT" w:bidi="pt_PT"/>
-        </w:rPr>
-        <w:t>Cada sinagoga tinha um líder que era responsável pelo edifício e por garantir que tudo fosse feito adequadamente. O líder da sinagoga era responsável por convidar as pessoas a se apresentar para orar, ler as Escrituras ou ensinar.</w:t>
-      </w:r>
-    </w:p>
-    <w:p>
-      <w:pPr/>
-      <w:r>
-        <w:rPr>
-          <w:lang w:val="pt_PT" w:bidi="pt_PT"/>
-        </w:rPr>
-      </w:r>
-      <w:r>
-        <w:rPr>
-          <w:lang w:val="pt_PT" w:bidi="pt_PT"/>
-        </w:rPr>
-        <w:t>As Escrituras eram escritas em rolos — tiras longas de material feitas a partir da fibra de certas plantas ou da pele dos animais — que eram enroladas. Esses rolos eram mantidos em caixas dentro da sinagoga. Os rolos eram preciosos. Uma pessoa especial era responsável por tirar um rolo da caixa e o dar à pessoa que ia ler.</w:t>
-      </w:r>
-    </w:p>
-    <w:p>
-      <w:pPr/>
-      <w:r>
-        <w:rPr>
-          <w:lang w:val="pt_PT" w:bidi="pt_PT"/>
-        </w:rPr>
-      </w:r>
-      <w:r>
-        <w:rPr>
-          <w:lang w:val="pt_PT" w:bidi="pt_PT"/>
-        </w:rPr>
-        <w:t>A sinagoga também era usada como uma escola para crianças, e como um lugar de encontro para as pessoas discutirem questões dentro de sua comunidade.</w:t>
-      </w:r>
-    </w:p>
-    <w:p>
-      <w:pPr/>
-      <w:r>
-        <w:rPr>
-          <w:lang w:val="pt_PT" w:bidi="pt_PT"/>
-        </w:rPr>
-      </w:r>
-      <w:r>
-        <w:rPr>
-          <w:b/>
-          <w:lang w:val="pt_PT" w:bidi="pt_PT"/>
-        </w:rPr>
-        <w:t>Quando você estiver traduzindo “sinagoga”, tenha cuidado com as seguintes coisas:</w:t>
-      </w:r>
-    </w:p>
-    <w:p>
-      <w:pPr/>
-      <w:r>
-        <w:rPr>
-          <w:lang w:val="pt_PT" w:bidi="pt_PT"/>
-        </w:rPr>
-      </w:r>
-      <w:r>
-        <w:rPr>
-          <w:lang w:val="pt_PT" w:bidi="pt_PT"/>
-        </w:rPr>
-        <w:t xml:space="preserve">Você não deve usar a mesma palavra que você está usando para o </w:t>
-      </w:r>
-      <w:r>
-        <w:rPr>
-          <w:lang w:val="pt_PT" w:bidi="pt_PT"/>
-        </w:rPr>
-        <w:t>templo</w:t>
-      </w:r>
-      <w:r>
-        <w:rPr>
-          <w:lang w:val="pt_PT" w:bidi="pt_PT"/>
-        </w:rPr>
-        <w:t xml:space="preserve">. Você também não deve usar a mesma palavra que você está usando para um edifício de </w:t>
-      </w:r>
-      <w:r>
-        <w:rPr>
-          <w:lang w:val="pt_PT" w:bidi="pt_PT"/>
-        </w:rPr>
-        <w:t>igreja</w:t>
-      </w:r>
-      <w:r>
-        <w:rPr>
-          <w:lang w:val="pt_PT" w:bidi="pt_PT"/>
-        </w:rPr>
-        <w:t>. Você talvez possa usar uma frase como “casa de encontro judaica”, ou “casa de oração”.</w:t>
-      </w:r>
-      <w:r>
-        <w:rPr>
-          <w:lang w:val="pt_PT" w:bidi="pt_PT"/>
-        </w:rPr>
-      </w:r>
-      <w:r>
-        <w:rPr>
-          <w:lang w:val="pt_PT" w:bidi="pt_PT"/>
-        </w:rPr>
-      </w:r>
-    </w:p>
-    <w:p>
-      <w:pPr/>
-      <w:r>
-        <w:rPr>
-          <w:lang w:val="pt_PT" w:bidi="pt_PT"/>
-        </w:rPr>
-      </w:r>
-    </w:p>
-    <w:p>
-      <w:pPr>
-        <w:pStyle w:val="Heading2"/>
-      </w:pPr>
-      <w:r>
-        <w:rPr>
-          <w:lang w:val="pt_PT" w:bidi="pt_PT"/>
-        </w:rPr>
-        <w:t>sinal</w:t>
-      </w:r>
-      <w:r>
-        <w:rPr>
-          <w:lang w:val="pt_PT" w:bidi="pt_PT"/>
-        </w:rPr>
-      </w:r>
-    </w:p>
-    <w:p>
-      <w:pPr/>
-      <w:r>
-        <w:rPr>
-          <w:lang w:val="pt_PT" w:bidi="pt_PT"/>
-        </w:rPr>
-      </w:r>
-      <w:r>
-        <w:rPr>
-          <w:lang w:val="pt_PT" w:bidi="pt_PT"/>
-        </w:rPr>
-        <w:t xml:space="preserve">Um </w:t>
-      </w:r>
-      <w:r>
-        <w:rPr>
-          <w:b/>
-          <w:lang w:val="pt_PT" w:bidi="pt_PT"/>
-        </w:rPr>
-        <w:t>sinal</w:t>
-      </w:r>
-      <w:r>
-        <w:rPr>
-          <w:lang w:val="pt_PT" w:bidi="pt_PT"/>
-        </w:rPr>
-        <w:t xml:space="preserve"> é algo incomum que está acontecendo por uma razão especial. Deus pode dar um sinal para dizer às pessoas que algo que ele lhes diz é verdadeiro. Por exemplo, quando Deus prometeu a Noé que ele nunca mais destruiria a terra por meio da água, ele colocou o arco-íris no céu como um sinal. Toda vez que as pessoas vissem o arco-íris, elas poderiam se lembrar da promessa de Deus.</w:t>
-      </w:r>
-    </w:p>
-    <w:p>
-      <w:pPr/>
-      <w:r>
-        <w:rPr>
-          <w:lang w:val="pt_PT" w:bidi="pt_PT"/>
-        </w:rPr>
-      </w:r>
-      <w:r>
-        <w:rPr>
-          <w:lang w:val="pt_PT" w:bidi="pt_PT"/>
-        </w:rPr>
-        <w:t xml:space="preserve">Às vezes Deus dava um sinal como um aviso de que algo importante ia acontecer. Por exemplo, Deus disse ao </w:t>
-      </w:r>
-      <w:r>
-        <w:rPr>
-          <w:lang w:val="pt_PT" w:bidi="pt_PT"/>
-        </w:rPr>
-        <w:t>sacerdote</w:t>
-      </w:r>
-      <w:r>
-        <w:rPr>
-          <w:lang w:val="pt_PT" w:bidi="pt_PT"/>
-        </w:rPr>
-        <w:t xml:space="preserve"> Eli que ambos os filhos de Eli morreriam no mesmo dia. Esse seria um sinal de que tudo o que Deus havia dito que aconteceria aos </w:t>
-      </w:r>
-      <w:r>
-        <w:rPr>
-          <w:lang w:val="pt_PT" w:bidi="pt_PT"/>
-        </w:rPr>
-        <w:t>israelitas</w:t>
-      </w:r>
-      <w:r>
-        <w:rPr>
-          <w:lang w:val="pt_PT" w:bidi="pt_PT"/>
-        </w:rPr>
-        <w:t xml:space="preserve"> como uma punição por seus </w:t>
-      </w:r>
-      <w:r>
-        <w:rPr>
-          <w:lang w:val="pt_PT" w:bidi="pt_PT"/>
-        </w:rPr>
-        <w:t>pecados</w:t>
-      </w:r>
-      <w:r>
-        <w:rPr>
-          <w:lang w:val="pt_PT" w:bidi="pt_PT"/>
-        </w:rPr>
-        <w:t xml:space="preserve"> se tornaria verdadeiro.</w:t>
-      </w:r>
-    </w:p>
-    <w:p>
-      <w:pPr/>
-      <w:r>
-        <w:rPr>
-          <w:lang w:val="pt_PT" w:bidi="pt_PT"/>
-        </w:rPr>
-      </w:r>
-      <w:r>
-        <w:rPr>
-          <w:lang w:val="pt_PT" w:bidi="pt_PT"/>
-        </w:rPr>
-        <w:t xml:space="preserve">Jesus realizou muitos </w:t>
-      </w:r>
-      <w:r>
-        <w:rPr>
-          <w:lang w:val="pt_PT" w:bidi="pt_PT"/>
-        </w:rPr>
-        <w:t>milagres</w:t>
-      </w:r>
-      <w:r>
-        <w:rPr>
-          <w:lang w:val="pt_PT" w:bidi="pt_PT"/>
-        </w:rPr>
-        <w:t>. Esses milagres eram sinais que mostravam ao povo que Jesus foi realmente enviado por Deus, e que as pessoas deveriam ouvir o que Jesus estava dizendo sobre Deus.</w:t>
-      </w:r>
-    </w:p>
-    <w:p>
-      <w:pPr/>
-      <w:r>
-        <w:rPr>
-          <w:lang w:val="pt_PT" w:bidi="pt_PT"/>
-        </w:rPr>
-      </w:r>
-      <w:r>
-        <w:rPr>
-          <w:lang w:val="pt_PT" w:bidi="pt_PT"/>
-        </w:rPr>
-        <w:t xml:space="preserve">Os </w:t>
-      </w:r>
-      <w:r>
-        <w:rPr>
-          <w:lang w:val="pt_PT" w:bidi="pt_PT"/>
-        </w:rPr>
-        <w:t>crentes</w:t>
-      </w:r>
-      <w:r>
-        <w:rPr>
-          <w:lang w:val="pt_PT" w:bidi="pt_PT"/>
-        </w:rPr>
-        <w:t xml:space="preserve"> em Jesus também realizaram milagres. Esses eram sinais que provavam que os crentes em Jesus estavam falando a verdade sobre Jesus.</w:t>
-      </w:r>
-    </w:p>
-    <w:p>
-      <w:pPr/>
-      <w:r>
-        <w:rPr>
-          <w:lang w:val="pt_PT" w:bidi="pt_PT"/>
-        </w:rPr>
-      </w:r>
-      <w:r>
-        <w:rPr>
-          <w:lang w:val="pt_PT" w:bidi="pt_PT"/>
-        </w:rPr>
-        <w:t>Porque um sinal é muito semelhante a um milagre, muitas vezes ouvimos a frase na Bíblia “sinais e milagres” ou “sinais e maravilhas”.</w:t>
-      </w:r>
-    </w:p>
-    <w:p>
-      <w:pPr/>
-      <w:r>
-        <w:rPr>
-          <w:lang w:val="pt_PT" w:bidi="pt_PT"/>
-        </w:rPr>
-      </w:r>
-      <w:r>
-        <w:rPr>
-          <w:lang w:val="pt_PT" w:bidi="pt_PT"/>
-        </w:rPr>
-        <w:t xml:space="preserve">Os sinais estão ajudando as pessoas a </w:t>
-      </w:r>
-      <w:r>
-        <w:rPr>
-          <w:lang w:val="pt_PT" w:bidi="pt_PT"/>
-        </w:rPr>
-        <w:t>acreditar</w:t>
-      </w:r>
-      <w:r>
-        <w:rPr>
-          <w:lang w:val="pt_PT" w:bidi="pt_PT"/>
-        </w:rPr>
-        <w:t>, mas temos que confiar em Deus, mesmo quando ele não dá nenhum sinal. Se as pessoas só confiam em Deus quando elas veem os sinais, elas não confiam realmente em Deus. Portanto, Jesus se recusou a realizar um sinal para as pessoas quando elas lhe pediram para o fazer.</w:t>
-      </w:r>
-    </w:p>
-    <w:p>
-      <w:pPr/>
-      <w:r>
-        <w:rPr>
-          <w:lang w:val="pt_PT" w:bidi="pt_PT"/>
-        </w:rPr>
-      </w:r>
-      <w:r>
-        <w:rPr>
-          <w:lang w:val="pt_PT" w:bidi="pt_PT"/>
-        </w:rPr>
-        <w:t>Mesmo quando Deus faz um sinal, apenas as pessoas que estão dispostas a acreditar nele acreditarão no sinal. As outras pessoas dirão que o sinal não é verdadeiro ou não veio de Deus.</w:t>
-      </w:r>
-      <w:r>
-        <w:rPr>
-          <w:lang w:val="pt_PT" w:bidi="pt_PT"/>
-        </w:rPr>
-      </w:r>
-      <w:r>
-        <w:rPr>
-          <w:lang w:val="pt_PT" w:bidi="pt_PT"/>
-        </w:rPr>
-      </w:r>
-    </w:p>
-    <w:p>
-      <w:pPr/>
-      <w:r>
-        <w:rPr>
-          <w:lang w:val="pt_PT" w:bidi="pt_PT"/>
-        </w:rPr>
-      </w:r>
-    </w:p>
-    <w:p>
-      <w:pPr>
-        <w:pStyle w:val="Heading2"/>
-      </w:pPr>
-      <w:r>
-        <w:rPr>
-          <w:lang w:val="pt_PT" w:bidi="pt_PT"/>
-        </w:rPr>
-        <w:t>sinédrio</w:t>
-      </w:r>
-      <w:r>
-        <w:rPr>
-          <w:lang w:val="pt_PT" w:bidi="pt_PT"/>
-        </w:rPr>
-      </w:r>
-    </w:p>
-    <w:p>
-      <w:pPr/>
-      <w:r>
-        <w:rPr>
-          <w:lang w:val="pt_PT" w:bidi="pt_PT"/>
-        </w:rPr>
-      </w:r>
-      <w:r>
-        <w:rPr>
-          <w:lang w:val="pt_PT" w:bidi="pt_PT"/>
-        </w:rPr>
-        <w:t xml:space="preserve">O </w:t>
-      </w:r>
-      <w:r>
-        <w:rPr>
-          <w:b/>
-          <w:lang w:val="pt_PT" w:bidi="pt_PT"/>
-        </w:rPr>
-        <w:t>Sinédrio</w:t>
-      </w:r>
-      <w:r>
-        <w:rPr>
-          <w:lang w:val="pt_PT" w:bidi="pt_PT"/>
-        </w:rPr>
-        <w:t xml:space="preserve"> é o nome para um grupo de líderes </w:t>
-      </w:r>
-      <w:r>
-        <w:rPr>
-          <w:lang w:val="pt_PT" w:bidi="pt_PT"/>
-        </w:rPr>
-        <w:t>judeus</w:t>
-      </w:r>
-      <w:r>
-        <w:rPr>
-          <w:lang w:val="pt_PT" w:bidi="pt_PT"/>
-        </w:rPr>
-        <w:t xml:space="preserve"> que são nomeados para tomar decisões em nome do povo, especialmente no que diz respeito à religião. No tempo do Novo Testamento, </w:t>
-      </w:r>
-      <w:r>
-        <w:rPr>
-          <w:lang w:val="pt_PT" w:bidi="pt_PT"/>
-        </w:rPr>
-        <w:t>Israel</w:t>
-      </w:r>
-      <w:r>
-        <w:rPr>
-          <w:lang w:val="pt_PT" w:bidi="pt_PT"/>
-        </w:rPr>
-        <w:t xml:space="preserve"> era governado pelo povo romano, mas os judeus podiam decidir alguns assuntos por si mesmos. Essas decisões aconteciam no Sinédrio. O Sinédrio ouvia os processos judiciais e pronunciava os julgamentos baseados na lei religiosa. Quando eles se encontravam para um julgamento, eles geralmente se sentavam em semicírculos para que todos pudessem se ver. A pessoa acusada se sentava no meio do círculo.</w:t>
-      </w:r>
-    </w:p>
-    <w:p>
-      <w:pPr/>
-      <w:r>
-        <w:rPr>
-          <w:lang w:val="pt_PT" w:bidi="pt_PT"/>
-        </w:rPr>
-      </w:r>
-      <w:r>
-        <w:rPr>
-          <w:lang w:val="pt_PT" w:bidi="pt_PT"/>
-        </w:rPr>
-        <w:t xml:space="preserve">Outro nome para Sinédrio é o </w:t>
-      </w:r>
-      <w:r>
-        <w:rPr>
-          <w:b/>
-          <w:lang w:val="pt_PT" w:bidi="pt_PT"/>
-        </w:rPr>
-        <w:t>tribunal judeu</w:t>
-      </w:r>
-      <w:r>
-        <w:rPr>
-          <w:lang w:val="pt_PT" w:bidi="pt_PT"/>
-        </w:rPr>
-        <w:t xml:space="preserve">, ou o </w:t>
-      </w:r>
-      <w:r>
-        <w:rPr>
-          <w:b/>
-          <w:lang w:val="pt_PT" w:bidi="pt_PT"/>
-        </w:rPr>
-        <w:t>Conselho Judaico</w:t>
-      </w:r>
-      <w:r>
-        <w:rPr>
-          <w:lang w:val="pt_PT" w:bidi="pt_PT"/>
-        </w:rPr>
-        <w:t>.</w:t>
-      </w:r>
-    </w:p>
-    <w:p>
-      <w:pPr/>
-      <w:r>
-        <w:rPr>
-          <w:lang w:val="pt_PT" w:bidi="pt_PT"/>
-        </w:rPr>
-      </w:r>
-      <w:r>
-        <w:rPr>
-          <w:lang w:val="pt_PT" w:bidi="pt_PT"/>
-        </w:rPr>
-        <w:t xml:space="preserve">Não sabemos muito sobre o Sinédrio. Parece que líderes religiosos como </w:t>
-      </w:r>
-      <w:r>
-        <w:rPr>
-          <w:lang w:val="pt_PT" w:bidi="pt_PT"/>
-        </w:rPr>
-        <w:t>sacerdotes</w:t>
-      </w:r>
-      <w:r>
-        <w:rPr>
-          <w:lang w:val="pt_PT" w:bidi="pt_PT"/>
-        </w:rPr>
-        <w:t xml:space="preserve">, </w:t>
-      </w:r>
-      <w:r>
-        <w:rPr>
-          <w:lang w:val="pt_PT" w:bidi="pt_PT"/>
-        </w:rPr>
-        <w:t>saduceus</w:t>
-      </w:r>
-      <w:r>
-        <w:rPr>
-          <w:lang w:val="pt_PT" w:bidi="pt_PT"/>
-        </w:rPr>
-        <w:t xml:space="preserve"> e </w:t>
-      </w:r>
-      <w:r>
-        <w:rPr>
-          <w:lang w:val="pt_PT" w:bidi="pt_PT"/>
-        </w:rPr>
-        <w:t>fariseus</w:t>
-      </w:r>
-      <w:r>
-        <w:rPr>
-          <w:lang w:val="pt_PT" w:bidi="pt_PT"/>
-        </w:rPr>
-        <w:t xml:space="preserve"> eram parte desse grupo. Algumas pessoas ricas que não eram líderes religiosos também poderiam ter sido parte do Sinédrio. O sacerdote mais importante, o </w:t>
-      </w:r>
-      <w:r>
-        <w:rPr>
-          <w:lang w:val="pt_PT" w:bidi="pt_PT"/>
-        </w:rPr>
-        <w:t>sumo sacerdote</w:t>
-      </w:r>
-      <w:r>
-        <w:rPr>
-          <w:lang w:val="pt_PT" w:bidi="pt_PT"/>
-        </w:rPr>
-        <w:t>, era provavelmente o líder do Sinédrio.</w:t>
-      </w:r>
-    </w:p>
-    <w:p>
-      <w:pPr/>
-      <w:r>
-        <w:rPr>
-          <w:lang w:val="pt_PT" w:bidi="pt_PT"/>
-        </w:rPr>
-      </w:r>
-      <w:r>
-        <w:rPr>
-          <w:lang w:val="pt_PT" w:bidi="pt_PT"/>
-        </w:rPr>
-        <w:t>Se você fosse um membro do Sinédrio, você era uma pessoa importante.</w:t>
-      </w:r>
-    </w:p>
-    <w:p>
-      <w:pPr/>
-      <w:r>
-        <w:rPr>
-          <w:lang w:val="pt_PT" w:bidi="pt_PT"/>
-        </w:rPr>
-      </w:r>
-      <w:r>
-        <w:rPr>
-          <w:lang w:val="pt_PT" w:bidi="pt_PT"/>
-        </w:rPr>
-        <w:t xml:space="preserve">As pessoas que compunham o Sinédrio foram muitas vezes contra Jesus. Eles foram responsáveis por entregá-lo ao governo romano, e por exigir sua morte. Após a morte e </w:t>
-      </w:r>
-      <w:r>
-        <w:rPr>
-          <w:lang w:val="pt_PT" w:bidi="pt_PT"/>
-        </w:rPr>
-        <w:t>ressurreição</w:t>
-      </w:r>
-      <w:r>
-        <w:rPr>
-          <w:lang w:val="pt_PT" w:bidi="pt_PT"/>
-        </w:rPr>
-        <w:t xml:space="preserve"> de Jesus, o Sinédrio prendeu vários dos </w:t>
-      </w:r>
-      <w:r>
-        <w:rPr>
-          <w:lang w:val="pt_PT" w:bidi="pt_PT"/>
-        </w:rPr>
-        <w:t>discípulos</w:t>
-      </w:r>
-      <w:r>
-        <w:rPr>
-          <w:lang w:val="pt_PT" w:bidi="pt_PT"/>
-        </w:rPr>
-        <w:t xml:space="preserve"> de Jesus.</w:t>
+        <w:t>Rio Jordão</w:t>
+      </w:r>
+      <w:r>
+        <w:rPr>
+          <w:lang w:val="pt_PT" w:bidi="pt_PT"/>
+        </w:rPr>
+      </w:r>
+    </w:p>
+    <w:p>
+      <w:pPr>
+        <w:pStyle w:val="Heading4"/>
+      </w:pPr>
+      <w:r>
+        <w:rPr>
+          <w:lang w:val="pt_PT" w:bidi="pt_PT"/>
+        </w:rPr>
+        <w:t>Audio Content</w:t>
+      </w:r>
+      <w:r>
+        <w:rPr>
+          <w:lang w:val="pt_PT" w:bidi="pt_PT"/>
+        </w:rPr>
+      </w:r>
+    </w:p>
+    <w:p>
+      <w:pPr/>
+      <w:r>
+        <w:rPr>
+          <w:lang w:val="pt_PT" w:bidi="pt_PT"/>
+        </w:rPr>
+      </w:r>
+      <w:hyperlink r:id="rId17">
+        <w:r>
+          <w:rPr>
+            <w:lang w:val="pt_PT" w:bidi="pt_PT"/>
+          </w:rPr>
+          <w:rPr>
+            <w:color w:val="0000EE"/>
+            <w:u w:val="single"/>
+          </w:rPr>
+          <w:t>mp3 file</w:t>
+        </w:r>
+      </w:hyperlink>
+      <w:r>
+        <w:rPr>
+          <w:lang w:val="pt_PT" w:bidi="pt_PT"/>
+        </w:rPr>
+        <w:t xml:space="preserve"> (None KB)</w:t>
       </w:r>
       <w:r>
         <w:rPr>

--- a/por/docx/017.content.docx
+++ b/por/docx/017.content.docx
@@ -39,80 +39,37 @@
           <w:b/>
           <w:lang w:val="pt_PT" w:bidi="pt_PT"/>
         </w:rPr>
-        <w:t>Familiarization, Internalization, Articulation (Fia) Terms</w:t>
-      </w:r>
-      <w:r>
-        <w:rPr>
-          <w:lang w:val="pt_PT" w:bidi="pt_PT"/>
-        </w:rPr>
-        <w:t xml:space="preserve"> (Portuguese) is based on: </w:t>
-      </w:r>
-      <w:r>
-        <w:rPr>
-          <w:lang w:val="pt_PT" w:bidi="pt_PT"/>
-        </w:rPr>
-        <w:t>Familiarization, Internalization, Articulation (Fia) Terms</w:t>
-      </w:r>
-      <w:r>
-        <w:rPr>
-          <w:lang w:val="pt_PT" w:bidi="pt_PT"/>
-        </w:rPr>
-        <w:t xml:space="preserve">, </w:t>
-      </w:r>
-      <w:hyperlink r:id="rId13">
-        <w:r>
-          <w:rPr>
-            <w:lang w:val="pt_PT" w:bidi="pt_PT"/>
-          </w:rPr>
-          <w:rPr>
-            <w:color w:val="0000EE"/>
-            <w:u w:val="single"/>
-          </w:rPr>
-          <w:t>SRV Partners</w:t>
-        </w:r>
-      </w:hyperlink>
-      <w:r>
-        <w:rPr>
-          <w:lang w:val="pt_PT" w:bidi="pt_PT"/>
-        </w:rPr>
-        <w:t xml:space="preserve">, 2023, which is licensed under a </w:t>
-      </w:r>
-      <w:hyperlink r:id="rId14">
-        <w:r>
-          <w:rPr>
-            <w:lang w:val="pt_PT" w:bidi="pt_PT"/>
-          </w:rPr>
-          <w:rPr>
-            <w:color w:val="0000EE"/>
-            <w:u w:val="single"/>
-          </w:rPr>
-          <w:t>CC BY-SA 4.0 license</w:t>
-        </w:r>
-      </w:hyperlink>
-      <w:r>
-        <w:rPr>
-          <w:lang w:val="pt_PT" w:bidi="pt_PT"/>
-        </w:rPr>
-        <w:t>.</w:t>
-      </w:r>
-      <w:r>
-        <w:rPr>
-          <w:lang w:val="pt_PT" w:bidi="pt_PT"/>
-        </w:rPr>
-      </w:r>
-    </w:p>
-    <w:p>
-      <w:pPr/>
-      <w:r>
-        <w:rPr>
-          <w:lang w:val="pt_PT" w:bidi="pt_PT"/>
-        </w:rPr>
-      </w:r>
-      <w:r>
-        <w:rPr>
-          <w:lang w:val="pt_PT" w:bidi="pt_PT"/>
-        </w:rPr>
-        <w:t>This PDF version is provided under the same license.</w:t>
+        <w:t>Familiarization, Internalization, Articulation (FIA) Key Terms</w:t>
+      </w:r>
+      <w:r>
+        <w:rPr>
+          <w:lang w:val="pt_PT" w:bidi="pt_PT"/>
+        </w:rPr>
+        <w:t xml:space="preserve"> © 2023 SRV Partners Released under CC BY-SA 4.0 license. </w:t>
+      </w:r>
+      <w:r>
+        <w:rPr>
+          <w:lang w:val="pt_PT" w:bidi="pt_PT"/>
+        </w:rPr>
+        <w:t>Familiarization, Internalization, Articulation (FIA) Key Terms</w:t>
+      </w:r>
+      <w:r>
+        <w:rPr>
+          <w:lang w:val="pt_PT" w:bidi="pt_PT"/>
+        </w:rPr>
+        <w:t xml:space="preserve"> has been adapted in the following languages Tok Pisin, عربي, Français, हिंदी, Bahasa Indonesia, Português, Русский, Español, Kiswahili, 简体中文 from </w:t>
+      </w:r>
+      <w:r>
+        <w:rPr>
+          <w:lang w:val="pt_PT" w:bidi="pt_PT"/>
+        </w:rPr>
+        <w:t>Familiarization, Internalization, Articulation (FIA)</w:t>
+      </w:r>
+      <w:r>
+        <w:rPr>
+          <w:lang w:val="pt_PT" w:bidi="pt_PT"/>
+        </w:rPr>
+        <w:t xml:space="preserve"> © 2023 SRV Partners. Released under CC BY-SA 4.0 license by Mission Mutual</w:t>
       </w:r>
       <w:r>
         <w:rPr>
@@ -261,7 +218,7 @@
         </w:rPr>
         <w:t xml:space="preserve"> é um nome que as pessoas em </w:t>
       </w:r>
-      <w:hyperlink r:id="rId15">
+      <w:hyperlink r:id="rId13">
         <w:r>
           <w:rPr>
             <w:lang w:val="pt_PT" w:bidi="pt_PT"/>
@@ -279,7 +236,7 @@
         </w:rPr>
         <w:t xml:space="preserve"> davam a um </w:t>
       </w:r>
-      <w:hyperlink r:id="rId16">
+      <w:hyperlink r:id="rId14">
         <w:r>
           <w:rPr>
             <w:lang w:val="pt_PT" w:bidi="pt_PT"/>
@@ -384,7 +341,7 @@
           <w:lang w:val="pt_PT" w:bidi="pt_PT"/>
         </w:rPr>
       </w:r>
-      <w:hyperlink r:id="rId17">
+      <w:hyperlink r:id="rId15">
         <w:r>
           <w:rPr>
             <w:lang w:val="pt_PT" w:bidi="pt_PT"/>
@@ -535,7 +492,7 @@
           <w:lang w:val="pt_PT" w:bidi="pt_PT"/>
         </w:rPr>
       </w:r>
-      <w:hyperlink r:id="rId17">
+      <w:hyperlink r:id="rId15">
         <w:r>
           <w:rPr>
             <w:lang w:val="pt_PT" w:bidi="pt_PT"/>
@@ -642,7 +599,7 @@
         </w:rPr>
         <w:t xml:space="preserve">Os </w:t>
       </w:r>
-      <w:hyperlink r:id="rId18">
+      <w:hyperlink r:id="rId16">
         <w:r>
           <w:rPr>
             <w:lang w:val="pt_PT" w:bidi="pt_PT"/>
@@ -674,7 +631,7 @@
         </w:rPr>
         <w:t xml:space="preserve">Outro exemplo de redenção é o de uma família pobre que deve vender sua terra por alguma razão. Deus havia feito uma regra de que a terra em </w:t>
       </w:r>
-      <w:hyperlink r:id="rId15">
+      <w:hyperlink r:id="rId13">
         <w:r>
           <w:rPr>
             <w:lang w:val="pt_PT" w:bidi="pt_PT"/>
@@ -692,7 +649,7 @@
         </w:rPr>
         <w:t xml:space="preserve"> deveria sempre ficar dentro da família. Se uma família era tão pobre que ela tinha que vender uma parte de sua terra, então um parente deve comprá-la dele, se possível. Dessa maneira, a terra ficava na família. Dizemos que o parente “redimiu” a terra. Às vezes um parente não poderia comprar ou redimir a terra. No entanto, Deus havia feito uma regra de que a cada 50 anos — chamado de </w:t>
       </w:r>
-      <w:hyperlink r:id="rId19">
+      <w:hyperlink r:id="rId17">
         <w:r>
           <w:rPr>
             <w:lang w:val="pt_PT" w:bidi="pt_PT"/>
@@ -724,7 +681,7 @@
         </w:rPr>
         <w:t xml:space="preserve">A Bíblia usa a imagem de comprar alguém gratuitamente para descrever o que Deus fez pelas pessoas. No Antigo Testamento, Deus libertou o povo de Israel da escravidão no Egito. Deus não pagou nada aos egípcios para libertar os </w:t>
       </w:r>
-      <w:hyperlink r:id="rId20">
+      <w:hyperlink r:id="rId18">
         <w:r>
           <w:rPr>
             <w:lang w:val="pt_PT" w:bidi="pt_PT"/>
@@ -756,7 +713,7 @@
         </w:rPr>
         <w:t xml:space="preserve">No Novo Testamento, aprendemos que Deus nos redimiu, ou nos libertou, da escravidão do </w:t>
       </w:r>
-      <w:hyperlink r:id="rId21">
+      <w:hyperlink r:id="rId19">
         <w:r>
           <w:rPr>
             <w:lang w:val="pt_PT" w:bidi="pt_PT"/>
@@ -832,7 +789,7 @@
           <w:lang w:val="pt_PT" w:bidi="pt_PT"/>
         </w:rPr>
       </w:r>
-      <w:hyperlink r:id="rId17">
+      <w:hyperlink r:id="rId15">
         <w:r>
           <w:rPr>
             <w:lang w:val="pt_PT" w:bidi="pt_PT"/>
@@ -898,7 +855,7 @@
         </w:rPr>
         <w:t xml:space="preserve">Um </w:t>
       </w:r>
-      <w:hyperlink r:id="rId22">
+      <w:hyperlink r:id="rId20">
         <w:r>
           <w:rPr>
             <w:lang w:val="pt_PT" w:bidi="pt_PT"/>
@@ -987,7 +944,7 @@
           <w:lang w:val="pt_PT" w:bidi="pt_PT"/>
         </w:rPr>
       </w:r>
-      <w:hyperlink r:id="rId17">
+      <w:hyperlink r:id="rId15">
         <w:r>
           <w:rPr>
             <w:lang w:val="pt_PT" w:bidi="pt_PT"/>
@@ -1111,7 +1068,7 @@
           <w:lang w:val="pt_PT" w:bidi="pt_PT"/>
         </w:rPr>
       </w:r>
-      <w:hyperlink r:id="rId17">
+      <w:hyperlink r:id="rId15">
         <w:r>
           <w:rPr>
             <w:lang w:val="pt_PT" w:bidi="pt_PT"/>
@@ -1190,7 +1147,7 @@
         </w:rPr>
         <w:t xml:space="preserve"> é o território ou o povo que um rei </w:t>
       </w:r>
-      <w:hyperlink r:id="rId23">
+      <w:hyperlink r:id="rId21">
         <w:r>
           <w:rPr>
             <w:lang w:val="pt_PT" w:bidi="pt_PT"/>
@@ -1266,7 +1223,7 @@
           <w:lang w:val="pt_PT" w:bidi="pt_PT"/>
         </w:rPr>
       </w:r>
-      <w:hyperlink r:id="rId17">
+      <w:hyperlink r:id="rId15">
         <w:r>
           <w:rPr>
             <w:lang w:val="pt_PT" w:bidi="pt_PT"/>
@@ -1358,7 +1315,7 @@
         </w:rPr>
         <w:t xml:space="preserve"> significam a mesma coisa. Uma vez que nos tempos antigos os </w:t>
       </w:r>
-      <w:hyperlink r:id="rId24">
+      <w:hyperlink r:id="rId22">
         <w:r>
           <w:rPr>
             <w:lang w:val="pt_PT" w:bidi="pt_PT"/>
@@ -1376,7 +1333,7 @@
         </w:rPr>
         <w:t xml:space="preserve"> pensavam que era desrespeitoso dizer o nome de Deus, eles às vezes diziam “</w:t>
       </w:r>
-      <w:hyperlink r:id="rId25">
+      <w:hyperlink r:id="rId23">
         <w:r>
           <w:rPr>
             <w:lang w:val="pt_PT" w:bidi="pt_PT"/>
@@ -1408,7 +1365,7 @@
         </w:rPr>
         <w:t xml:space="preserve">Um </w:t>
       </w:r>
-      <w:hyperlink r:id="rId23">
+      <w:hyperlink r:id="rId21">
         <w:r>
           <w:rPr>
             <w:lang w:val="pt_PT" w:bidi="pt_PT"/>
@@ -1426,7 +1383,7 @@
         </w:rPr>
         <w:t xml:space="preserve"> é um governante que está no comando de um grupo de pessoas. A terra que está sob a </w:t>
       </w:r>
-      <w:hyperlink r:id="rId26">
+      <w:hyperlink r:id="rId24">
         <w:r>
           <w:rPr>
             <w:lang w:val="pt_PT" w:bidi="pt_PT"/>
@@ -1444,7 +1401,7 @@
         </w:rPr>
         <w:t xml:space="preserve"> de um rei é chamada de seu </w:t>
       </w:r>
-      <w:hyperlink r:id="rId27">
+      <w:hyperlink r:id="rId25">
         <w:r>
           <w:rPr>
             <w:lang w:val="pt_PT" w:bidi="pt_PT"/>
@@ -1476,7 +1433,7 @@
         </w:rPr>
         <w:t xml:space="preserve">Deus é o rei sobre o mundo inteiro. Toda a criação é seu reino. No Antigo Testamento, o povo de </w:t>
       </w:r>
-      <w:hyperlink r:id="rId15">
+      <w:hyperlink r:id="rId13">
         <w:r>
           <w:rPr>
             <w:lang w:val="pt_PT" w:bidi="pt_PT"/>
@@ -1508,7 +1465,7 @@
         </w:rPr>
         <w:t xml:space="preserve">Mas as pessoas no reino de Deus não eram obedientes a Deus — nem mesmo os </w:t>
       </w:r>
-      <w:hyperlink r:id="rId20">
+      <w:hyperlink r:id="rId18">
         <w:r>
           <w:rPr>
             <w:lang w:val="pt_PT" w:bidi="pt_PT"/>
@@ -1526,7 +1483,7 @@
         </w:rPr>
         <w:t xml:space="preserve">. Os </w:t>
       </w:r>
-      <w:hyperlink r:id="rId28">
+      <w:hyperlink r:id="rId26">
         <w:r>
           <w:rPr>
             <w:lang w:val="pt_PT" w:bidi="pt_PT"/>
@@ -1544,7 +1501,7 @@
         </w:rPr>
         <w:t xml:space="preserve">, que davam mensagens de Deus às pessoas, diziam aos israelitas que um dia Deus viria e estabeleceria seu reino para sempre. Quando isso acontecesse, todas as pessoas se submeteriam a Deus e o obedeceriam. Todas as pessoas em todos os lugares, e toda a criação, viveriam em um </w:t>
       </w:r>
-      <w:hyperlink r:id="rId29">
+      <w:hyperlink r:id="rId27">
         <w:r>
           <w:rPr>
             <w:lang w:val="pt_PT" w:bidi="pt_PT"/>
@@ -1562,7 +1519,7 @@
         </w:rPr>
         <w:t xml:space="preserve"> certo com Deus. Não haveria mais sofrimento ou </w:t>
       </w:r>
-      <w:hyperlink r:id="rId30">
+      <w:hyperlink r:id="rId28">
         <w:r>
           <w:rPr>
             <w:lang w:val="pt_PT" w:bidi="pt_PT"/>
@@ -1580,7 +1537,7 @@
         </w:rPr>
         <w:t xml:space="preserve">. O povo de Israel esperava e </w:t>
       </w:r>
-      <w:hyperlink r:id="rId31">
+      <w:hyperlink r:id="rId29">
         <w:r>
           <w:rPr>
             <w:lang w:val="pt_PT" w:bidi="pt_PT"/>
@@ -1625,7 +1582,7 @@
         </w:rPr>
         <w:t xml:space="preserve">! Os milagres </w:t>
       </w:r>
-      <w:hyperlink r:id="rId32">
+      <w:hyperlink r:id="rId30">
         <w:r>
           <w:rPr>
             <w:lang w:val="pt_PT" w:bidi="pt_PT"/>
@@ -1657,7 +1614,7 @@
         </w:rPr>
         <w:t xml:space="preserve">Mas não podemos ver plenamente ainda que Deus está governando. As pessoas ainda estão ficando doentes, estão cometendo </w:t>
       </w:r>
-      <w:hyperlink r:id="rId33">
+      <w:hyperlink r:id="rId31">
         <w:r>
           <w:rPr>
             <w:lang w:val="pt_PT" w:bidi="pt_PT"/>
@@ -1675,7 +1632,7 @@
         </w:rPr>
         <w:t xml:space="preserve"> e estão tendo guerras. </w:t>
       </w:r>
-      <w:hyperlink r:id="rId34">
+      <w:hyperlink r:id="rId32">
         <w:r>
           <w:rPr>
             <w:lang w:val="pt_PT" w:bidi="pt_PT"/>
@@ -1721,7 +1678,7 @@
         </w:rPr>
         <w:t xml:space="preserve">As pessoas na época de Jesus pensavam que quando o reino de Deus viesse, Israel seria restaurado como uma </w:t>
       </w:r>
-      <w:hyperlink r:id="rId35">
+      <w:hyperlink r:id="rId33">
         <w:r>
           <w:rPr>
             <w:lang w:val="pt_PT" w:bidi="pt_PT"/>
@@ -1739,7 +1696,7 @@
         </w:rPr>
         <w:t xml:space="preserve"> política. Jesus explicava como o reino de Deus é diferente do que eles esperavam. Jesus explicava que o reino de Deus tem a ver com pessoas seguindo a Deus como seu rei e obedecendo a Deus. Jesus sabia que isso era difícil de entender — ele até dizia a seus </w:t>
       </w:r>
-      <w:hyperlink r:id="rId36">
+      <w:hyperlink r:id="rId34">
         <w:r>
           <w:rPr>
             <w:lang w:val="pt_PT" w:bidi="pt_PT"/>
@@ -1771,7 +1728,7 @@
         </w:rPr>
         <w:t xml:space="preserve">Jesus ensinava às pessoas sobre o reino de Deus contando-lhes histórias ou </w:t>
       </w:r>
-      <w:hyperlink r:id="rId37">
+      <w:hyperlink r:id="rId35">
         <w:r>
           <w:rPr>
             <w:lang w:val="pt_PT" w:bidi="pt_PT"/>
@@ -1803,7 +1760,7 @@
         </w:rPr>
         <w:t xml:space="preserve">Muitas das parábolas de Jesus descreviam o reino de Deus como uma festa ou uma refeição. Quando as pessoas comem juntas, elas têm um bom relacionamento entre si, e Jesus queria mostrar que o reino de Deus é sobre ter um bom </w:t>
       </w:r>
-      <w:hyperlink r:id="rId29">
+      <w:hyperlink r:id="rId27">
         <w:r>
           <w:rPr>
             <w:lang w:val="pt_PT" w:bidi="pt_PT"/>
@@ -1835,7 +1792,7 @@
         </w:rPr>
         <w:t xml:space="preserve">Algumas passagens no Novo Testamento falam sobre Deus ser o rei, e algumas passagens falam sobre Jesus ser o rei. Porque Jesus é Deus também, ambos são verdadeiros ao mesmo tempo. O </w:t>
       </w:r>
-      <w:hyperlink r:id="rId38">
+      <w:hyperlink r:id="rId36">
         <w:r>
           <w:rPr>
             <w:lang w:val="pt_PT" w:bidi="pt_PT"/>
@@ -1925,7 +1882,7 @@
           <w:lang w:val="pt_PT" w:bidi="pt_PT"/>
         </w:rPr>
       </w:r>
-      <w:hyperlink r:id="rId17">
+      <w:hyperlink r:id="rId15">
         <w:r>
           <w:rPr>
             <w:lang w:val="pt_PT" w:bidi="pt_PT"/>
@@ -1991,7 +1948,7 @@
         </w:rPr>
         <w:t xml:space="preserve">Quando alguém é um prisioneiro, ou um </w:t>
       </w:r>
-      <w:hyperlink r:id="rId18">
+      <w:hyperlink r:id="rId16">
         <w:r>
           <w:rPr>
             <w:lang w:val="pt_PT" w:bidi="pt_PT"/>
@@ -2036,7 +1993,7 @@
         </w:rPr>
         <w:t xml:space="preserve">A Bíblia diz que Jesus deu sua vida como um resgate pelas pessoas. Isso significa que as pessoas são como prisioneiras ou escravas, e que Jesus pagou algo para libertar as pessoas. Jesus não comprou a liberdade das pessoas com dinheiro, mas com sua própria vida, que é muito mais preciosa. A morte de Jesus era o preço que Jesus pagou para libertar as pessoas do </w:t>
       </w:r>
-      <w:hyperlink r:id="rId21">
+      <w:hyperlink r:id="rId19">
         <w:r>
           <w:rPr>
             <w:lang w:val="pt_PT" w:bidi="pt_PT"/>
@@ -2112,7 +2069,7 @@
           <w:lang w:val="pt_PT" w:bidi="pt_PT"/>
         </w:rPr>
       </w:r>
-      <w:hyperlink r:id="rId17">
+      <w:hyperlink r:id="rId15">
         <w:r>
           <w:rPr>
             <w:lang w:val="pt_PT" w:bidi="pt_PT"/>
@@ -2204,7 +2161,7 @@
         </w:rPr>
         <w:t xml:space="preserve">. Jesus se tornou vivo novamente como uma pessoa inteira — com um corpo! Ele não era apenas um </w:t>
       </w:r>
-      <w:hyperlink r:id="rId39">
+      <w:hyperlink r:id="rId37">
         <w:r>
           <w:rPr>
             <w:lang w:val="pt_PT" w:bidi="pt_PT"/>
@@ -2222,7 +2179,7 @@
         </w:rPr>
         <w:t xml:space="preserve">, porque as pessoas podiam tocar Jesus. Jesus também comeu com seus </w:t>
       </w:r>
-      <w:hyperlink r:id="rId36">
+      <w:hyperlink r:id="rId34">
         <w:r>
           <w:rPr>
             <w:lang w:val="pt_PT" w:bidi="pt_PT"/>
@@ -2254,7 +2211,7 @@
         </w:rPr>
         <w:t xml:space="preserve">Quando Jesus voltar para governar como </w:t>
       </w:r>
-      <w:hyperlink r:id="rId23">
+      <w:hyperlink r:id="rId21">
         <w:r>
           <w:rPr>
             <w:lang w:val="pt_PT" w:bidi="pt_PT"/>
@@ -2272,7 +2229,7 @@
         </w:rPr>
         <w:t xml:space="preserve"> para sempre, as pessoas a quem Deus aceitou se tornarão vivas novamente e receberão um novo corpo — um corpo que nunca morrerá novamente! Esse evento é chamado de ressurreição dos </w:t>
       </w:r>
-      <w:hyperlink r:id="rId40">
+      <w:hyperlink r:id="rId38">
         <w:r>
           <w:rPr>
             <w:lang w:val="pt_PT" w:bidi="pt_PT"/>
@@ -2348,7 +2305,7 @@
           <w:lang w:val="pt_PT" w:bidi="pt_PT"/>
         </w:rPr>
       </w:r>
-      <w:hyperlink r:id="rId17">
+      <w:hyperlink r:id="rId15">
         <w:r>
           <w:rPr>
             <w:lang w:val="pt_PT" w:bidi="pt_PT"/>
@@ -2441,7 +2398,7 @@
         </w:rPr>
         <w:t xml:space="preserve">Deus quer que todas as pessoas sejam justas. Apenas uma pessoa justa pode ter um bom </w:t>
       </w:r>
-      <w:hyperlink r:id="rId29">
+      <w:hyperlink r:id="rId27">
         <w:r>
           <w:rPr>
             <w:lang w:val="pt_PT" w:bidi="pt_PT"/>
@@ -2473,7 +2430,7 @@
         </w:rPr>
         <w:t xml:space="preserve">A pessoa que quer obedecer a Deus e quer fazer as coisas que agradam a Deus é justa, mesmo que ela ainda possa cometer erros e desobedecer a Deus sem intenção. Uma pessoa justa fica triste quando ela descobre que ela desobedeceu a Deus, e ela se </w:t>
       </w:r>
-      <w:hyperlink r:id="rId41">
+      <w:hyperlink r:id="rId39">
         <w:r>
           <w:rPr>
             <w:lang w:val="pt_PT" w:bidi="pt_PT"/>
@@ -2491,7 +2448,7 @@
         </w:rPr>
         <w:t xml:space="preserve">. Uma pessoa injusta, por outro lado, continua fazendo coisas más, e não </w:t>
       </w:r>
-      <w:hyperlink r:id="rId42">
+      <w:hyperlink r:id="rId40">
         <w:r>
           <w:rPr>
             <w:lang w:val="pt_PT" w:bidi="pt_PT"/>
@@ -2523,7 +2480,7 @@
         </w:rPr>
         <w:t xml:space="preserve">Quando </w:t>
       </w:r>
-      <w:hyperlink r:id="rId43">
+      <w:hyperlink r:id="rId41">
         <w:r>
           <w:rPr>
             <w:lang w:val="pt_PT" w:bidi="pt_PT"/>
@@ -2541,7 +2498,7 @@
         </w:rPr>
         <w:t xml:space="preserve"> acreditou na promessa que Deus lhe deu que Abraão teria muitos </w:t>
       </w:r>
-      <w:hyperlink r:id="rId44">
+      <w:hyperlink r:id="rId42">
         <w:r>
           <w:rPr>
             <w:lang w:val="pt_PT" w:bidi="pt_PT"/>
@@ -2688,7 +2645,7 @@
           <w:lang w:val="pt_PT" w:bidi="pt_PT"/>
         </w:rPr>
       </w:r>
-      <w:hyperlink r:id="rId17">
+      <w:hyperlink r:id="rId15">
         <w:r>
           <w:rPr>
             <w:lang w:val="pt_PT" w:bidi="pt_PT"/>
@@ -2767,7 +2724,7 @@
         </w:rPr>
         <w:t xml:space="preserve"> é um longo rio que corre por </w:t>
       </w:r>
-      <w:hyperlink r:id="rId15">
+      <w:hyperlink r:id="rId13">
         <w:r>
           <w:rPr>
             <w:lang w:val="pt_PT" w:bidi="pt_PT"/>
@@ -2785,7 +2742,7 @@
         </w:rPr>
         <w:t xml:space="preserve"> do norte ao sul. Durante a estação chuvosa, o rio é bastante largo e profundo. Em outros momentos do ano, o rio é menor, e uma pessoa pode atravessar o rio caminhando ou nadando pela água. Em dois lugares, o rio passa por um grande lago: primeiro o Lago — ou mar — da Galileia, e mais adiante o Mar Morto. O </w:t>
       </w:r>
-      <w:hyperlink r:id="rId45">
+      <w:hyperlink r:id="rId43">
         <w:r>
           <w:rPr>
             <w:lang w:val="pt_PT" w:bidi="pt_PT"/>
@@ -2817,7 +2774,7 @@
         </w:rPr>
         <w:t xml:space="preserve">O Rio Jordão era muito importante para os </w:t>
       </w:r>
-      <w:hyperlink r:id="rId24">
+      <w:hyperlink r:id="rId22">
         <w:r>
           <w:rPr>
             <w:lang w:val="pt_PT" w:bidi="pt_PT"/>
@@ -2835,7 +2792,7 @@
         </w:rPr>
         <w:t xml:space="preserve">. Era importante porque o povo precisava da água do rio, mas também porque quando os </w:t>
       </w:r>
-      <w:hyperlink r:id="rId20">
+      <w:hyperlink r:id="rId18">
         <w:r>
           <w:rPr>
             <w:lang w:val="pt_PT" w:bidi="pt_PT"/>
@@ -2853,7 +2810,7 @@
         </w:rPr>
         <w:t xml:space="preserve"> haviam entrado pela primeira vez na terra, eles tinham que atravessar esse Rio Jordão. Era o tempo das chuvas, e o rio era muito profundo e largo no momento. Mas Deus fez um </w:t>
       </w:r>
-      <w:hyperlink r:id="rId32">
+      <w:hyperlink r:id="rId30">
         <w:r>
           <w:rPr>
             <w:lang w:val="pt_PT" w:bidi="pt_PT"/>
@@ -2943,7 +2900,7 @@
           <w:lang w:val="pt_PT" w:bidi="pt_PT"/>
         </w:rPr>
       </w:r>
-      <w:hyperlink r:id="rId17">
+      <w:hyperlink r:id="rId15">
         <w:r>
           <w:rPr>
             <w:lang w:val="pt_PT" w:bidi="pt_PT"/>

--- a/por/docx/017.content.docx
+++ b/por/docx/017.content.docx
@@ -45,7 +45,7 @@
         <w:rPr>
           <w:lang w:val="pt_PT" w:bidi="pt_PT"/>
         </w:rPr>
-        <w:t xml:space="preserve"> © 2023 SRV Partners Released under CC BY-SA 4.0 license. </w:t>
+        <w:t xml:space="preserve"> © 2025 Word Collective Released under CC BY-SA 4.0 license. </w:t>
       </w:r>
       <w:r>
         <w:rPr>
@@ -69,7 +69,7 @@
         <w:rPr>
           <w:lang w:val="pt_PT" w:bidi="pt_PT"/>
         </w:rPr>
-        <w:t xml:space="preserve"> © 2023 SRV Partners. Released under CC BY-SA 4.0 license by Mission Mutual</w:t>
+        <w:t xml:space="preserve"> © 2025 Word Collective. Released under CC BY-SA 4.0 license by Mission Mutual</w:t>
       </w:r>
       <w:r>
         <w:rPr>
